--- a/docx/ru/BUFRCREX_CodeFlag_ru_35.docx
+++ b/docx/ru/BUFRCREX_CodeFlag_ru_35.docx
@@ -8,17 +8,17 @@
       </w:pPr>
       <w:r>
         <w:rPr>
-          <w:rFonts w:ascii="Arial" w:hAnsi="Arial"/>
+          <w:rFonts w:ascii="Verdana" w:hAnsi="Verdana"/>
           <w:b/>
           <w:sz w:val="22"/>
         </w:rPr>
-        <w:t>BUFR/CREX Code/Flag Tables — Class 35</w:t>
+        <w:t>Класс 35</w:t>
       </w:r>
     </w:p>
     <w:p>
       <w:r>
         <w:rPr>
-          <w:rFonts w:ascii="Arial" w:hAnsi="Arial"/>
+          <w:rFonts w:ascii="Verdana" w:hAnsi="Verdana"/>
           <w:b/>
           <w:sz w:val="18"/>
         </w:rPr>
@@ -31,6 +31,20 @@
         <w:tblW w:type="auto" w:w="0"/>
         <w:jc w:val="center"/>
         <w:tblLook w:firstColumn="1" w:firstRow="1" w:lastColumn="0" w:lastRow="0" w:noHBand="0" w:noVBand="1" w:val="04A0"/>
+        <w:tblBorders>
+          <w:top w:val="single" w:sz="4" w:space="0" w:color="595959"/>
+          <w:left w:val="single" w:sz="4" w:space="0" w:color="595959"/>
+          <w:bottom w:val="single" w:sz="4" w:space="0" w:color="595959"/>
+          <w:right w:val="single" w:sz="4" w:space="0" w:color="595959"/>
+          <w:insideH w:val="single" w:sz="4" w:space="0" w:color="595959"/>
+          <w:insideV w:val="single" w:sz="4" w:space="0" w:color="595959"/>
+        </w:tblBorders>
+        <w:tblCellMar>
+          <w:top w:w="85" w:type="dxa"/>
+          <w:left w:w="85" w:type="dxa"/>
+          <w:bottom w:w="85" w:type="dxa"/>
+          <w:right w:w="85" w:type="dxa"/>
+        </w:tblCellMar>
       </w:tblPr>
       <w:tblGrid>
         <w:gridCol w:w="5046"/>
@@ -40,61 +54,52 @@
       <w:tr>
         <w:tc>
           <w:tcPr>
-            <w:tcW w:type="dxa" w:w="5046"/>
-            <w:shd w:val="clear" w:color="auto" w:fill="D9E2F3"/>
-          </w:tcPr>
-          <w:p>
-            <w:pPr>
-              <w:jc w:val="center"/>
-            </w:pPr>
-            <w:r/>
-            <w:r>
-              <w:rPr>
-                <w:rFonts w:ascii="Arial" w:hAnsi="Arial"/>
-                <w:b/>
-                <w:sz w:val="16"/>
-              </w:rPr>
-              <w:t>Code Figure</w:t>
-            </w:r>
-          </w:p>
-        </w:tc>
-        <w:tc>
-          <w:tcPr>
-            <w:tcW w:type="dxa" w:w="5046"/>
-            <w:shd w:val="clear" w:color="auto" w:fill="D9E2F3"/>
-          </w:tcPr>
-          <w:p>
-            <w:pPr>
-              <w:jc w:val="center"/>
-            </w:pPr>
-            <w:r/>
-            <w:r>
-              <w:rPr>
-                <w:rFonts w:ascii="Arial" w:hAnsi="Arial"/>
-                <w:b/>
-                <w:sz w:val="16"/>
-              </w:rPr>
-              <w:t>Entry Name</w:t>
-            </w:r>
-          </w:p>
-        </w:tc>
-        <w:tc>
-          <w:tcPr>
-            <w:tcW w:type="dxa" w:w="5046"/>
-            <w:shd w:val="clear" w:color="auto" w:fill="D9E2F3"/>
-          </w:tcPr>
-          <w:p>
-            <w:pPr>
-              <w:jc w:val="center"/>
-            </w:pPr>
-            <w:r/>
-            <w:r>
-              <w:rPr>
-                <w:rFonts w:ascii="Arial" w:hAnsi="Arial"/>
-                <w:b/>
-                <w:sz w:val="16"/>
-              </w:rPr>
-              <w:t>Note</w:t>
+            <w:tcW w:type="dxa" w:w="1134"/>
+            <w:shd w:val="clear" w:color="auto" w:fill="D9D9D9"/>
+          </w:tcPr>
+          <w:p>
+            <w:r/>
+            <w:r>
+              <w:rPr>
+                <w:rFonts w:ascii="Verdana" w:hAnsi="Verdana"/>
+                <w:b w:val="0"/>
+                <w:sz w:val="16"/>
+              </w:rPr>
+              <w:t>КОДОВАЯ ЦИФРА</w:t>
+            </w:r>
+          </w:p>
+        </w:tc>
+        <w:tc>
+          <w:tcPr>
+            <w:tcW w:type="dxa" w:w="5046"/>
+            <w:shd w:val="clear" w:color="auto" w:fill="D9D9D9"/>
+          </w:tcPr>
+          <w:p>
+            <w:r/>
+            <w:r>
+              <w:rPr>
+                <w:rFonts w:ascii="Verdana" w:hAnsi="Verdana"/>
+                <w:b w:val="0"/>
+                <w:sz w:val="16"/>
+              </w:rPr>
+              <w:t>ЗНАЧЕНИЕ</w:t>
+            </w:r>
+          </w:p>
+        </w:tc>
+        <w:tc>
+          <w:tcPr>
+            <w:tcW w:type="dxa" w:w="5046"/>
+            <w:shd w:val="clear" w:color="auto" w:fill="D9D9D9"/>
+          </w:tcPr>
+          <w:p>
+            <w:r/>
+            <w:r>
+              <w:rPr>
+                <w:rFonts w:ascii="Verdana" w:hAnsi="Verdana"/>
+                <w:b w:val="0"/>
+                <w:sz w:val="16"/>
+              </w:rPr>
+              <w:t>ПРИМЕЧАНИЕ</w:t>
             </w:r>
           </w:p>
         </w:tc>
@@ -108,7 +113,7 @@
             <w:r/>
             <w:r>
               <w:rPr>
-                <w:rFonts w:ascii="Arial" w:hAnsi="Arial"/>
+                <w:rFonts w:ascii="Verdana" w:hAnsi="Verdana"/>
                 <w:b w:val="0"/>
                 <w:sz w:val="16"/>
               </w:rPr>
@@ -124,7 +129,7 @@
             <w:r/>
             <w:r>
               <w:rPr>
-                <w:rFonts w:ascii="Arial" w:hAnsi="Arial"/>
+                <w:rFonts w:ascii="Verdana" w:hAnsi="Verdana"/>
                 <w:b w:val="0"/>
                 <w:sz w:val="16"/>
               </w:rPr>
@@ -140,7 +145,7 @@
             <w:r/>
             <w:r>
               <w:rPr>
-                <w:rFonts w:ascii="Arial" w:hAnsi="Arial"/>
+                <w:rFonts w:ascii="Verdana" w:hAnsi="Verdana"/>
                 <w:b w:val="0"/>
                 <w:sz w:val="16"/>
               </w:rPr>
@@ -157,7 +162,7 @@
             <w:r/>
             <w:r>
               <w:rPr>
-                <w:rFonts w:ascii="Arial" w:hAnsi="Arial"/>
+                <w:rFonts w:ascii="Verdana" w:hAnsi="Verdana"/>
                 <w:b w:val="0"/>
                 <w:sz w:val="16"/>
               </w:rPr>
@@ -173,7 +178,7 @@
             <w:r/>
             <w:r>
               <w:rPr>
-                <w:rFonts w:ascii="Arial" w:hAnsi="Arial"/>
+                <w:rFonts w:ascii="Verdana" w:hAnsi="Verdana"/>
                 <w:b w:val="0"/>
                 <w:sz w:val="16"/>
               </w:rPr>
@@ -189,7 +194,7 @@
             <w:r/>
             <w:r>
               <w:rPr>
-                <w:rFonts w:ascii="Arial" w:hAnsi="Arial"/>
+                <w:rFonts w:ascii="Verdana" w:hAnsi="Verdana"/>
                 <w:b w:val="0"/>
                 <w:sz w:val="16"/>
               </w:rPr>
@@ -206,7 +211,7 @@
             <w:r/>
             <w:r>
               <w:rPr>
-                <w:rFonts w:ascii="Arial" w:hAnsi="Arial"/>
+                <w:rFonts w:ascii="Verdana" w:hAnsi="Verdana"/>
                 <w:b w:val="0"/>
                 <w:sz w:val="16"/>
               </w:rPr>
@@ -222,7 +227,7 @@
             <w:r/>
             <w:r>
               <w:rPr>
-                <w:rFonts w:ascii="Arial" w:hAnsi="Arial"/>
+                <w:rFonts w:ascii="Verdana" w:hAnsi="Verdana"/>
                 <w:b w:val="0"/>
                 <w:sz w:val="16"/>
               </w:rPr>
@@ -238,7 +243,7 @@
             <w:r/>
             <w:r>
               <w:rPr>
-                <w:rFonts w:ascii="Arial" w:hAnsi="Arial"/>
+                <w:rFonts w:ascii="Verdana" w:hAnsi="Verdana"/>
                 <w:b w:val="0"/>
                 <w:sz w:val="16"/>
               </w:rPr>
@@ -255,7 +260,7 @@
             <w:r/>
             <w:r>
               <w:rPr>
-                <w:rFonts w:ascii="Arial" w:hAnsi="Arial"/>
+                <w:rFonts w:ascii="Verdana" w:hAnsi="Verdana"/>
                 <w:b w:val="0"/>
                 <w:sz w:val="16"/>
               </w:rPr>
@@ -271,7 +276,7 @@
             <w:r/>
             <w:r>
               <w:rPr>
-                <w:rFonts w:ascii="Arial" w:hAnsi="Arial"/>
+                <w:rFonts w:ascii="Verdana" w:hAnsi="Verdana"/>
                 <w:b w:val="0"/>
                 <w:sz w:val="16"/>
               </w:rPr>
@@ -287,7 +292,7 @@
             <w:r/>
             <w:r>
               <w:rPr>
-                <w:rFonts w:ascii="Arial" w:hAnsi="Arial"/>
+                <w:rFonts w:ascii="Verdana" w:hAnsi="Verdana"/>
                 <w:b w:val="0"/>
                 <w:sz w:val="16"/>
               </w:rPr>
@@ -304,7 +309,7 @@
             <w:r/>
             <w:r>
               <w:rPr>
-                <w:rFonts w:ascii="Arial" w:hAnsi="Arial"/>
+                <w:rFonts w:ascii="Verdana" w:hAnsi="Verdana"/>
                 <w:b w:val="0"/>
                 <w:sz w:val="16"/>
               </w:rPr>
@@ -320,7 +325,7 @@
             <w:r/>
             <w:r>
               <w:rPr>
-                <w:rFonts w:ascii="Arial" w:hAnsi="Arial"/>
+                <w:rFonts w:ascii="Verdana" w:hAnsi="Verdana"/>
                 <w:b w:val="0"/>
                 <w:sz w:val="16"/>
               </w:rPr>
@@ -336,7 +341,7 @@
             <w:r/>
             <w:r>
               <w:rPr>
-                <w:rFonts w:ascii="Arial" w:hAnsi="Arial"/>
+                <w:rFonts w:ascii="Verdana" w:hAnsi="Verdana"/>
                 <w:b w:val="0"/>
                 <w:sz w:val="16"/>
               </w:rPr>
@@ -353,7 +358,7 @@
             <w:r/>
             <w:r>
               <w:rPr>
-                <w:rFonts w:ascii="Arial" w:hAnsi="Arial"/>
+                <w:rFonts w:ascii="Verdana" w:hAnsi="Verdana"/>
                 <w:b w:val="0"/>
                 <w:sz w:val="16"/>
               </w:rPr>
@@ -369,7 +374,7 @@
             <w:r/>
             <w:r>
               <w:rPr>
-                <w:rFonts w:ascii="Arial" w:hAnsi="Arial"/>
+                <w:rFonts w:ascii="Verdana" w:hAnsi="Verdana"/>
                 <w:b w:val="0"/>
                 <w:sz w:val="16"/>
               </w:rPr>
@@ -385,7 +390,7 @@
             <w:r/>
             <w:r>
               <w:rPr>
-                <w:rFonts w:ascii="Arial" w:hAnsi="Arial"/>
+                <w:rFonts w:ascii="Verdana" w:hAnsi="Verdana"/>
                 <w:b w:val="0"/>
                 <w:sz w:val="16"/>
               </w:rPr>
@@ -402,7 +407,7 @@
             <w:r/>
             <w:r>
               <w:rPr>
-                <w:rFonts w:ascii="Arial" w:hAnsi="Arial"/>
+                <w:rFonts w:ascii="Verdana" w:hAnsi="Verdana"/>
                 <w:b w:val="0"/>
                 <w:sz w:val="16"/>
               </w:rPr>
@@ -418,7 +423,7 @@
             <w:r/>
             <w:r>
               <w:rPr>
-                <w:rFonts w:ascii="Arial" w:hAnsi="Arial"/>
+                <w:rFonts w:ascii="Verdana" w:hAnsi="Verdana"/>
                 <w:b w:val="0"/>
                 <w:sz w:val="16"/>
               </w:rPr>
@@ -434,7 +439,7 @@
             <w:r/>
             <w:r>
               <w:rPr>
-                <w:rFonts w:ascii="Arial" w:hAnsi="Arial"/>
+                <w:rFonts w:ascii="Verdana" w:hAnsi="Verdana"/>
                 <w:b w:val="0"/>
                 <w:sz w:val="16"/>
               </w:rPr>
@@ -451,7 +456,7 @@
             <w:r/>
             <w:r>
               <w:rPr>
-                <w:rFonts w:ascii="Arial" w:hAnsi="Arial"/>
+                <w:rFonts w:ascii="Verdana" w:hAnsi="Verdana"/>
                 <w:b w:val="0"/>
                 <w:sz w:val="16"/>
               </w:rPr>
@@ -467,7 +472,7 @@
             <w:r/>
             <w:r>
               <w:rPr>
-                <w:rFonts w:ascii="Arial" w:hAnsi="Arial"/>
+                <w:rFonts w:ascii="Verdana" w:hAnsi="Verdana"/>
                 <w:b w:val="0"/>
                 <w:sz w:val="16"/>
               </w:rPr>
@@ -483,7 +488,7 @@
             <w:r/>
             <w:r>
               <w:rPr>
-                <w:rFonts w:ascii="Arial" w:hAnsi="Arial"/>
+                <w:rFonts w:ascii="Verdana" w:hAnsi="Verdana"/>
                 <w:b w:val="0"/>
                 <w:sz w:val="16"/>
               </w:rPr>
@@ -500,7 +505,7 @@
             <w:r/>
             <w:r>
               <w:rPr>
-                <w:rFonts w:ascii="Arial" w:hAnsi="Arial"/>
+                <w:rFonts w:ascii="Verdana" w:hAnsi="Verdana"/>
                 <w:b w:val="0"/>
                 <w:sz w:val="16"/>
               </w:rPr>
@@ -516,7 +521,7 @@
             <w:r/>
             <w:r>
               <w:rPr>
-                <w:rFonts w:ascii="Arial" w:hAnsi="Arial"/>
+                <w:rFonts w:ascii="Verdana" w:hAnsi="Verdana"/>
                 <w:b w:val="0"/>
                 <w:sz w:val="16"/>
               </w:rPr>
@@ -532,7 +537,7 @@
             <w:r/>
             <w:r>
               <w:rPr>
-                <w:rFonts w:ascii="Arial" w:hAnsi="Arial"/>
+                <w:rFonts w:ascii="Verdana" w:hAnsi="Verdana"/>
                 <w:b w:val="0"/>
                 <w:sz w:val="16"/>
               </w:rPr>
@@ -549,7 +554,7 @@
             <w:r/>
             <w:r>
               <w:rPr>
-                <w:rFonts w:ascii="Arial" w:hAnsi="Arial"/>
+                <w:rFonts w:ascii="Verdana" w:hAnsi="Verdana"/>
                 <w:b w:val="0"/>
                 <w:sz w:val="16"/>
               </w:rPr>
@@ -565,7 +570,7 @@
             <w:r/>
             <w:r>
               <w:rPr>
-                <w:rFonts w:ascii="Arial" w:hAnsi="Arial"/>
+                <w:rFonts w:ascii="Verdana" w:hAnsi="Verdana"/>
                 <w:b w:val="0"/>
                 <w:sz w:val="16"/>
               </w:rPr>
@@ -581,7 +586,7 @@
             <w:r/>
             <w:r>
               <w:rPr>
-                <w:rFonts w:ascii="Arial" w:hAnsi="Arial"/>
+                <w:rFonts w:ascii="Verdana" w:hAnsi="Verdana"/>
                 <w:b w:val="0"/>
                 <w:sz w:val="16"/>
               </w:rPr>
@@ -598,7 +603,7 @@
             <w:r/>
             <w:r>
               <w:rPr>
-                <w:rFonts w:ascii="Arial" w:hAnsi="Arial"/>
+                <w:rFonts w:ascii="Verdana" w:hAnsi="Verdana"/>
                 <w:b w:val="0"/>
                 <w:sz w:val="16"/>
               </w:rPr>
@@ -614,7 +619,7 @@
             <w:r/>
             <w:r>
               <w:rPr>
-                <w:rFonts w:ascii="Arial" w:hAnsi="Arial"/>
+                <w:rFonts w:ascii="Verdana" w:hAnsi="Verdana"/>
                 <w:b w:val="0"/>
                 <w:sz w:val="16"/>
               </w:rPr>
@@ -630,7 +635,7 @@
             <w:r/>
             <w:r>
               <w:rPr>
-                <w:rFonts w:ascii="Arial" w:hAnsi="Arial"/>
+                <w:rFonts w:ascii="Verdana" w:hAnsi="Verdana"/>
                 <w:b w:val="0"/>
                 <w:sz w:val="16"/>
               </w:rPr>
@@ -643,7 +648,7 @@
     <w:p>
       <w:r>
         <w:rPr>
-          <w:rFonts w:ascii="Arial" w:hAnsi="Arial"/>
+          <w:rFonts w:ascii="Verdana" w:hAnsi="Verdana"/>
           <w:b/>
           <w:sz w:val="18"/>
         </w:rPr>
@@ -656,6 +661,20 @@
         <w:tblW w:type="auto" w:w="0"/>
         <w:jc w:val="center"/>
         <w:tblLook w:firstColumn="1" w:firstRow="1" w:lastColumn="0" w:lastRow="0" w:noHBand="0" w:noVBand="1" w:val="04A0"/>
+        <w:tblBorders>
+          <w:top w:val="single" w:sz="4" w:space="0" w:color="595959"/>
+          <w:left w:val="single" w:sz="4" w:space="0" w:color="595959"/>
+          <w:bottom w:val="single" w:sz="4" w:space="0" w:color="595959"/>
+          <w:right w:val="single" w:sz="4" w:space="0" w:color="595959"/>
+          <w:insideH w:val="single" w:sz="4" w:space="0" w:color="595959"/>
+          <w:insideV w:val="single" w:sz="4" w:space="0" w:color="595959"/>
+        </w:tblBorders>
+        <w:tblCellMar>
+          <w:top w:w="85" w:type="dxa"/>
+          <w:left w:w="85" w:type="dxa"/>
+          <w:bottom w:w="85" w:type="dxa"/>
+          <w:right w:w="85" w:type="dxa"/>
+        </w:tblCellMar>
       </w:tblPr>
       <w:tblGrid>
         <w:gridCol w:w="5046"/>
@@ -665,61 +684,52 @@
       <w:tr>
         <w:tc>
           <w:tcPr>
-            <w:tcW w:type="dxa" w:w="5046"/>
-            <w:shd w:val="clear" w:color="auto" w:fill="D9E2F3"/>
-          </w:tcPr>
-          <w:p>
-            <w:pPr>
-              <w:jc w:val="center"/>
-            </w:pPr>
-            <w:r/>
-            <w:r>
-              <w:rPr>
-                <w:rFonts w:ascii="Arial" w:hAnsi="Arial"/>
-                <w:b/>
-                <w:sz w:val="16"/>
-              </w:rPr>
-              <w:t>Code Figure</w:t>
-            </w:r>
-          </w:p>
-        </w:tc>
-        <w:tc>
-          <w:tcPr>
-            <w:tcW w:type="dxa" w:w="5046"/>
-            <w:shd w:val="clear" w:color="auto" w:fill="D9E2F3"/>
-          </w:tcPr>
-          <w:p>
-            <w:pPr>
-              <w:jc w:val="center"/>
-            </w:pPr>
-            <w:r/>
-            <w:r>
-              <w:rPr>
-                <w:rFonts w:ascii="Arial" w:hAnsi="Arial"/>
-                <w:b/>
-                <w:sz w:val="16"/>
-              </w:rPr>
-              <w:t>Entry Name</w:t>
-            </w:r>
-          </w:p>
-        </w:tc>
-        <w:tc>
-          <w:tcPr>
-            <w:tcW w:type="dxa" w:w="5046"/>
-            <w:shd w:val="clear" w:color="auto" w:fill="D9E2F3"/>
-          </w:tcPr>
-          <w:p>
-            <w:pPr>
-              <w:jc w:val="center"/>
-            </w:pPr>
-            <w:r/>
-            <w:r>
-              <w:rPr>
-                <w:rFonts w:ascii="Arial" w:hAnsi="Arial"/>
-                <w:b/>
-                <w:sz w:val="16"/>
-              </w:rPr>
-              <w:t>Note</w:t>
+            <w:tcW w:type="dxa" w:w="1134"/>
+            <w:shd w:val="clear" w:color="auto" w:fill="D9D9D9"/>
+          </w:tcPr>
+          <w:p>
+            <w:r/>
+            <w:r>
+              <w:rPr>
+                <w:rFonts w:ascii="Verdana" w:hAnsi="Verdana"/>
+                <w:b w:val="0"/>
+                <w:sz w:val="16"/>
+              </w:rPr>
+              <w:t>КОДОВАЯ ЦИФРА</w:t>
+            </w:r>
+          </w:p>
+        </w:tc>
+        <w:tc>
+          <w:tcPr>
+            <w:tcW w:type="dxa" w:w="5046"/>
+            <w:shd w:val="clear" w:color="auto" w:fill="D9D9D9"/>
+          </w:tcPr>
+          <w:p>
+            <w:r/>
+            <w:r>
+              <w:rPr>
+                <w:rFonts w:ascii="Verdana" w:hAnsi="Verdana"/>
+                <w:b w:val="0"/>
+                <w:sz w:val="16"/>
+              </w:rPr>
+              <w:t>ЗНАЧЕНИЕ</w:t>
+            </w:r>
+          </w:p>
+        </w:tc>
+        <w:tc>
+          <w:tcPr>
+            <w:tcW w:type="dxa" w:w="5046"/>
+            <w:shd w:val="clear" w:color="auto" w:fill="D9D9D9"/>
+          </w:tcPr>
+          <w:p>
+            <w:r/>
+            <w:r>
+              <w:rPr>
+                <w:rFonts w:ascii="Verdana" w:hAnsi="Verdana"/>
+                <w:b w:val="0"/>
+                <w:sz w:val="16"/>
+              </w:rPr>
+              <w:t>ПРИМЕЧАНИЕ</w:t>
             </w:r>
           </w:p>
         </w:tc>
@@ -733,7 +743,7 @@
             <w:r/>
             <w:r>
               <w:rPr>
-                <w:rFonts w:ascii="Arial" w:hAnsi="Arial"/>
+                <w:rFonts w:ascii="Verdana" w:hAnsi="Verdana"/>
                 <w:b w:val="0"/>
                 <w:sz w:val="16"/>
               </w:rPr>
@@ -749,7 +759,7 @@
             <w:r/>
             <w:r>
               <w:rPr>
-                <w:rFonts w:ascii="Arial" w:hAnsi="Arial"/>
+                <w:rFonts w:ascii="Verdana" w:hAnsi="Verdana"/>
                 <w:b w:val="0"/>
                 <w:sz w:val="16"/>
               </w:rPr>
@@ -765,7 +775,7 @@
             <w:r/>
             <w:r>
               <w:rPr>
-                <w:rFonts w:ascii="Arial" w:hAnsi="Arial"/>
+                <w:rFonts w:ascii="Verdana" w:hAnsi="Verdana"/>
                 <w:b w:val="0"/>
                 <w:sz w:val="16"/>
               </w:rPr>
@@ -782,7 +792,7 @@
             <w:r/>
             <w:r>
               <w:rPr>
-                <w:rFonts w:ascii="Arial" w:hAnsi="Arial"/>
+                <w:rFonts w:ascii="Verdana" w:hAnsi="Verdana"/>
                 <w:b w:val="0"/>
                 <w:sz w:val="16"/>
               </w:rPr>
@@ -798,7 +808,7 @@
             <w:r/>
             <w:r>
               <w:rPr>
-                <w:rFonts w:ascii="Arial" w:hAnsi="Arial"/>
+                <w:rFonts w:ascii="Verdana" w:hAnsi="Verdana"/>
                 <w:b w:val="0"/>
                 <w:sz w:val="16"/>
               </w:rPr>
@@ -814,7 +824,7 @@
             <w:r/>
             <w:r>
               <w:rPr>
-                <w:rFonts w:ascii="Arial" w:hAnsi="Arial"/>
+                <w:rFonts w:ascii="Verdana" w:hAnsi="Verdana"/>
                 <w:b w:val="0"/>
                 <w:sz w:val="16"/>
               </w:rPr>
@@ -831,7 +841,7 @@
             <w:r/>
             <w:r>
               <w:rPr>
-                <w:rFonts w:ascii="Arial" w:hAnsi="Arial"/>
+                <w:rFonts w:ascii="Verdana" w:hAnsi="Verdana"/>
                 <w:b w:val="0"/>
                 <w:sz w:val="16"/>
               </w:rPr>
@@ -847,7 +857,7 @@
             <w:r/>
             <w:r>
               <w:rPr>
-                <w:rFonts w:ascii="Arial" w:hAnsi="Arial"/>
+                <w:rFonts w:ascii="Verdana" w:hAnsi="Verdana"/>
                 <w:b w:val="0"/>
                 <w:sz w:val="16"/>
               </w:rPr>
@@ -863,7 +873,7 @@
             <w:r/>
             <w:r>
               <w:rPr>
-                <w:rFonts w:ascii="Arial" w:hAnsi="Arial"/>
+                <w:rFonts w:ascii="Verdana" w:hAnsi="Verdana"/>
                 <w:b w:val="0"/>
                 <w:sz w:val="16"/>
               </w:rPr>
@@ -880,7 +890,7 @@
             <w:r/>
             <w:r>
               <w:rPr>
-                <w:rFonts w:ascii="Arial" w:hAnsi="Arial"/>
+                <w:rFonts w:ascii="Verdana" w:hAnsi="Verdana"/>
                 <w:b w:val="0"/>
                 <w:sz w:val="16"/>
               </w:rPr>
@@ -896,7 +906,7 @@
             <w:r/>
             <w:r>
               <w:rPr>
-                <w:rFonts w:ascii="Arial" w:hAnsi="Arial"/>
+                <w:rFonts w:ascii="Verdana" w:hAnsi="Verdana"/>
                 <w:b w:val="0"/>
                 <w:sz w:val="16"/>
               </w:rPr>
@@ -912,7 +922,7 @@
             <w:r/>
             <w:r>
               <w:rPr>
-                <w:rFonts w:ascii="Arial" w:hAnsi="Arial"/>
+                <w:rFonts w:ascii="Verdana" w:hAnsi="Verdana"/>
                 <w:b w:val="0"/>
                 <w:sz w:val="16"/>
               </w:rPr>
@@ -929,7 +939,7 @@
             <w:r/>
             <w:r>
               <w:rPr>
-                <w:rFonts w:ascii="Arial" w:hAnsi="Arial"/>
+                <w:rFonts w:ascii="Verdana" w:hAnsi="Verdana"/>
                 <w:b w:val="0"/>
                 <w:sz w:val="16"/>
               </w:rPr>
@@ -945,7 +955,7 @@
             <w:r/>
             <w:r>
               <w:rPr>
-                <w:rFonts w:ascii="Arial" w:hAnsi="Arial"/>
+                <w:rFonts w:ascii="Verdana" w:hAnsi="Verdana"/>
                 <w:b w:val="0"/>
                 <w:sz w:val="16"/>
               </w:rPr>
@@ -961,7 +971,7 @@
             <w:r/>
             <w:r>
               <w:rPr>
-                <w:rFonts w:ascii="Arial" w:hAnsi="Arial"/>
+                <w:rFonts w:ascii="Verdana" w:hAnsi="Verdana"/>
                 <w:b w:val="0"/>
                 <w:sz w:val="16"/>
               </w:rPr>
@@ -974,7 +984,7 @@
     <w:p>
       <w:r>
         <w:rPr>
-          <w:rFonts w:ascii="Arial" w:hAnsi="Arial"/>
+          <w:rFonts w:ascii="Verdana" w:hAnsi="Verdana"/>
           <w:b/>
           <w:sz w:val="18"/>
         </w:rPr>
@@ -987,6 +997,20 @@
         <w:tblW w:type="auto" w:w="0"/>
         <w:jc w:val="center"/>
         <w:tblLook w:firstColumn="1" w:firstRow="1" w:lastColumn="0" w:lastRow="0" w:noHBand="0" w:noVBand="1" w:val="04A0"/>
+        <w:tblBorders>
+          <w:top w:val="single" w:sz="4" w:space="0" w:color="595959"/>
+          <w:left w:val="single" w:sz="4" w:space="0" w:color="595959"/>
+          <w:bottom w:val="single" w:sz="4" w:space="0" w:color="595959"/>
+          <w:right w:val="single" w:sz="4" w:space="0" w:color="595959"/>
+          <w:insideH w:val="single" w:sz="4" w:space="0" w:color="595959"/>
+          <w:insideV w:val="single" w:sz="4" w:space="0" w:color="595959"/>
+        </w:tblBorders>
+        <w:tblCellMar>
+          <w:top w:w="85" w:type="dxa"/>
+          <w:left w:w="85" w:type="dxa"/>
+          <w:bottom w:w="85" w:type="dxa"/>
+          <w:right w:w="85" w:type="dxa"/>
+        </w:tblCellMar>
       </w:tblPr>
       <w:tblGrid>
         <w:gridCol w:w="5046"/>
@@ -996,61 +1020,52 @@
       <w:tr>
         <w:tc>
           <w:tcPr>
-            <w:tcW w:type="dxa" w:w="5046"/>
-            <w:shd w:val="clear" w:color="auto" w:fill="D9E2F3"/>
-          </w:tcPr>
-          <w:p>
-            <w:pPr>
-              <w:jc w:val="center"/>
-            </w:pPr>
-            <w:r/>
-            <w:r>
-              <w:rPr>
-                <w:rFonts w:ascii="Arial" w:hAnsi="Arial"/>
-                <w:b/>
-                <w:sz w:val="16"/>
-              </w:rPr>
-              <w:t>Code Figure</w:t>
-            </w:r>
-          </w:p>
-        </w:tc>
-        <w:tc>
-          <w:tcPr>
-            <w:tcW w:type="dxa" w:w="5046"/>
-            <w:shd w:val="clear" w:color="auto" w:fill="D9E2F3"/>
-          </w:tcPr>
-          <w:p>
-            <w:pPr>
-              <w:jc w:val="center"/>
-            </w:pPr>
-            <w:r/>
-            <w:r>
-              <w:rPr>
-                <w:rFonts w:ascii="Arial" w:hAnsi="Arial"/>
-                <w:b/>
-                <w:sz w:val="16"/>
-              </w:rPr>
-              <w:t>Entry Name</w:t>
-            </w:r>
-          </w:p>
-        </w:tc>
-        <w:tc>
-          <w:tcPr>
-            <w:tcW w:type="dxa" w:w="5046"/>
-            <w:shd w:val="clear" w:color="auto" w:fill="D9E2F3"/>
-          </w:tcPr>
-          <w:p>
-            <w:pPr>
-              <w:jc w:val="center"/>
-            </w:pPr>
-            <w:r/>
-            <w:r>
-              <w:rPr>
-                <w:rFonts w:ascii="Arial" w:hAnsi="Arial"/>
-                <w:b/>
-                <w:sz w:val="16"/>
-              </w:rPr>
-              <w:t>Note</w:t>
+            <w:tcW w:type="dxa" w:w="1134"/>
+            <w:shd w:val="clear" w:color="auto" w:fill="D9D9D9"/>
+          </w:tcPr>
+          <w:p>
+            <w:r/>
+            <w:r>
+              <w:rPr>
+                <w:rFonts w:ascii="Verdana" w:hAnsi="Verdana"/>
+                <w:b w:val="0"/>
+                <w:sz w:val="16"/>
+              </w:rPr>
+              <w:t>КОДОВАЯ ЦИФРА</w:t>
+            </w:r>
+          </w:p>
+        </w:tc>
+        <w:tc>
+          <w:tcPr>
+            <w:tcW w:type="dxa" w:w="5046"/>
+            <w:shd w:val="clear" w:color="auto" w:fill="D9D9D9"/>
+          </w:tcPr>
+          <w:p>
+            <w:r/>
+            <w:r>
+              <w:rPr>
+                <w:rFonts w:ascii="Verdana" w:hAnsi="Verdana"/>
+                <w:b w:val="0"/>
+                <w:sz w:val="16"/>
+              </w:rPr>
+              <w:t>ЗНАЧЕНИЕ</w:t>
+            </w:r>
+          </w:p>
+        </w:tc>
+        <w:tc>
+          <w:tcPr>
+            <w:tcW w:type="dxa" w:w="5046"/>
+            <w:shd w:val="clear" w:color="auto" w:fill="D9D9D9"/>
+          </w:tcPr>
+          <w:p>
+            <w:r/>
+            <w:r>
+              <w:rPr>
+                <w:rFonts w:ascii="Verdana" w:hAnsi="Verdana"/>
+                <w:b w:val="0"/>
+                <w:sz w:val="16"/>
+              </w:rPr>
+              <w:t>ПРИМЕЧАНИЕ</w:t>
             </w:r>
           </w:p>
         </w:tc>
@@ -1064,7 +1079,7 @@
             <w:r/>
             <w:r>
               <w:rPr>
-                <w:rFonts w:ascii="Arial" w:hAnsi="Arial"/>
+                <w:rFonts w:ascii="Verdana" w:hAnsi="Verdana"/>
                 <w:b w:val="0"/>
                 <w:sz w:val="16"/>
               </w:rPr>
@@ -1080,7 +1095,7 @@
             <w:r/>
             <w:r>
               <w:rPr>
-                <w:rFonts w:ascii="Arial" w:hAnsi="Arial"/>
+                <w:rFonts w:ascii="Verdana" w:hAnsi="Verdana"/>
                 <w:b w:val="0"/>
                 <w:sz w:val="16"/>
               </w:rPr>
@@ -1096,7 +1111,7 @@
             <w:r/>
             <w:r>
               <w:rPr>
-                <w:rFonts w:ascii="Arial" w:hAnsi="Arial"/>
+                <w:rFonts w:ascii="Verdana" w:hAnsi="Verdana"/>
                 <w:b w:val="0"/>
                 <w:sz w:val="16"/>
               </w:rPr>
@@ -1113,7 +1128,7 @@
             <w:r/>
             <w:r>
               <w:rPr>
-                <w:rFonts w:ascii="Arial" w:hAnsi="Arial"/>
+                <w:rFonts w:ascii="Verdana" w:hAnsi="Verdana"/>
                 <w:b w:val="0"/>
                 <w:sz w:val="16"/>
               </w:rPr>
@@ -1129,7 +1144,7 @@
             <w:r/>
             <w:r>
               <w:rPr>
-                <w:rFonts w:ascii="Arial" w:hAnsi="Arial"/>
+                <w:rFonts w:ascii="Verdana" w:hAnsi="Verdana"/>
                 <w:b w:val="0"/>
                 <w:sz w:val="16"/>
               </w:rPr>
@@ -1145,7 +1160,7 @@
             <w:r/>
             <w:r>
               <w:rPr>
-                <w:rFonts w:ascii="Arial" w:hAnsi="Arial"/>
+                <w:rFonts w:ascii="Verdana" w:hAnsi="Verdana"/>
                 <w:b w:val="0"/>
                 <w:sz w:val="16"/>
               </w:rPr>
@@ -1162,7 +1177,7 @@
             <w:r/>
             <w:r>
               <w:rPr>
-                <w:rFonts w:ascii="Arial" w:hAnsi="Arial"/>
+                <w:rFonts w:ascii="Verdana" w:hAnsi="Verdana"/>
                 <w:b w:val="0"/>
                 <w:sz w:val="16"/>
               </w:rPr>
@@ -1178,7 +1193,7 @@
             <w:r/>
             <w:r>
               <w:rPr>
-                <w:rFonts w:ascii="Arial" w:hAnsi="Arial"/>
+                <w:rFonts w:ascii="Verdana" w:hAnsi="Verdana"/>
                 <w:b w:val="0"/>
                 <w:sz w:val="16"/>
               </w:rPr>
@@ -1194,7 +1209,7 @@
             <w:r/>
             <w:r>
               <w:rPr>
-                <w:rFonts w:ascii="Arial" w:hAnsi="Arial"/>
+                <w:rFonts w:ascii="Verdana" w:hAnsi="Verdana"/>
                 <w:b w:val="0"/>
                 <w:sz w:val="16"/>
               </w:rPr>
@@ -1211,7 +1226,7 @@
             <w:r/>
             <w:r>
               <w:rPr>
-                <w:rFonts w:ascii="Arial" w:hAnsi="Arial"/>
+                <w:rFonts w:ascii="Verdana" w:hAnsi="Verdana"/>
                 <w:b w:val="0"/>
                 <w:sz w:val="16"/>
               </w:rPr>
@@ -1227,7 +1242,7 @@
             <w:r/>
             <w:r>
               <w:rPr>
-                <w:rFonts w:ascii="Arial" w:hAnsi="Arial"/>
+                <w:rFonts w:ascii="Verdana" w:hAnsi="Verdana"/>
                 <w:b w:val="0"/>
                 <w:sz w:val="16"/>
               </w:rPr>
@@ -1243,7 +1258,7 @@
             <w:r/>
             <w:r>
               <w:rPr>
-                <w:rFonts w:ascii="Arial" w:hAnsi="Arial"/>
+                <w:rFonts w:ascii="Verdana" w:hAnsi="Verdana"/>
                 <w:b w:val="0"/>
                 <w:sz w:val="16"/>
               </w:rPr>
@@ -1260,7 +1275,7 @@
             <w:r/>
             <w:r>
               <w:rPr>
-                <w:rFonts w:ascii="Arial" w:hAnsi="Arial"/>
+                <w:rFonts w:ascii="Verdana" w:hAnsi="Verdana"/>
                 <w:b w:val="0"/>
                 <w:sz w:val="16"/>
               </w:rPr>
@@ -1276,7 +1291,7 @@
             <w:r/>
             <w:r>
               <w:rPr>
-                <w:rFonts w:ascii="Arial" w:hAnsi="Arial"/>
+                <w:rFonts w:ascii="Verdana" w:hAnsi="Verdana"/>
                 <w:b w:val="0"/>
                 <w:sz w:val="16"/>
               </w:rPr>
@@ -1292,7 +1307,7 @@
             <w:r/>
             <w:r>
               <w:rPr>
-                <w:rFonts w:ascii="Arial" w:hAnsi="Arial"/>
+                <w:rFonts w:ascii="Verdana" w:hAnsi="Verdana"/>
                 <w:b w:val="0"/>
                 <w:sz w:val="16"/>
               </w:rPr>
@@ -1309,7 +1324,7 @@
             <w:r/>
             <w:r>
               <w:rPr>
-                <w:rFonts w:ascii="Arial" w:hAnsi="Arial"/>
+                <w:rFonts w:ascii="Verdana" w:hAnsi="Verdana"/>
                 <w:b w:val="0"/>
                 <w:sz w:val="16"/>
               </w:rPr>
@@ -1325,7 +1340,7 @@
             <w:r/>
             <w:r>
               <w:rPr>
-                <w:rFonts w:ascii="Arial" w:hAnsi="Arial"/>
+                <w:rFonts w:ascii="Verdana" w:hAnsi="Verdana"/>
                 <w:b w:val="0"/>
                 <w:sz w:val="16"/>
               </w:rPr>
@@ -1341,7 +1356,7 @@
             <w:r/>
             <w:r>
               <w:rPr>
-                <w:rFonts w:ascii="Arial" w:hAnsi="Arial"/>
+                <w:rFonts w:ascii="Verdana" w:hAnsi="Verdana"/>
                 <w:b w:val="0"/>
                 <w:sz w:val="16"/>
               </w:rPr>
@@ -1358,7 +1373,7 @@
             <w:r/>
             <w:r>
               <w:rPr>
-                <w:rFonts w:ascii="Arial" w:hAnsi="Arial"/>
+                <w:rFonts w:ascii="Verdana" w:hAnsi="Verdana"/>
                 <w:b w:val="0"/>
                 <w:sz w:val="16"/>
               </w:rPr>
@@ -1374,7 +1389,7 @@
             <w:r/>
             <w:r>
               <w:rPr>
-                <w:rFonts w:ascii="Arial" w:hAnsi="Arial"/>
+                <w:rFonts w:ascii="Verdana" w:hAnsi="Verdana"/>
                 <w:b w:val="0"/>
                 <w:sz w:val="16"/>
               </w:rPr>
@@ -1390,7 +1405,7 @@
             <w:r/>
             <w:r>
               <w:rPr>
-                <w:rFonts w:ascii="Arial" w:hAnsi="Arial"/>
+                <w:rFonts w:ascii="Verdana" w:hAnsi="Verdana"/>
                 <w:b w:val="0"/>
                 <w:sz w:val="16"/>
               </w:rPr>
@@ -1407,7 +1422,7 @@
             <w:r/>
             <w:r>
               <w:rPr>
-                <w:rFonts w:ascii="Arial" w:hAnsi="Arial"/>
+                <w:rFonts w:ascii="Verdana" w:hAnsi="Verdana"/>
                 <w:b w:val="0"/>
                 <w:sz w:val="16"/>
               </w:rPr>
@@ -1423,7 +1438,7 @@
             <w:r/>
             <w:r>
               <w:rPr>
-                <w:rFonts w:ascii="Arial" w:hAnsi="Arial"/>
+                <w:rFonts w:ascii="Verdana" w:hAnsi="Verdana"/>
                 <w:b w:val="0"/>
                 <w:sz w:val="16"/>
               </w:rPr>
@@ -1439,7 +1454,7 @@
             <w:r/>
             <w:r>
               <w:rPr>
-                <w:rFonts w:ascii="Arial" w:hAnsi="Arial"/>
+                <w:rFonts w:ascii="Verdana" w:hAnsi="Verdana"/>
                 <w:b w:val="0"/>
                 <w:sz w:val="16"/>
               </w:rPr>
@@ -1456,7 +1471,7 @@
             <w:r/>
             <w:r>
               <w:rPr>
-                <w:rFonts w:ascii="Arial" w:hAnsi="Arial"/>
+                <w:rFonts w:ascii="Verdana" w:hAnsi="Verdana"/>
                 <w:b w:val="0"/>
                 <w:sz w:val="16"/>
               </w:rPr>
@@ -1472,7 +1487,7 @@
             <w:r/>
             <w:r>
               <w:rPr>
-                <w:rFonts w:ascii="Arial" w:hAnsi="Arial"/>
+                <w:rFonts w:ascii="Verdana" w:hAnsi="Verdana"/>
                 <w:b w:val="0"/>
                 <w:sz w:val="16"/>
               </w:rPr>
@@ -1488,7 +1503,7 @@
             <w:r/>
             <w:r>
               <w:rPr>
-                <w:rFonts w:ascii="Arial" w:hAnsi="Arial"/>
+                <w:rFonts w:ascii="Verdana" w:hAnsi="Verdana"/>
                 <w:b w:val="0"/>
                 <w:sz w:val="16"/>
               </w:rPr>
@@ -1505,7 +1520,7 @@
             <w:r/>
             <w:r>
               <w:rPr>
-                <w:rFonts w:ascii="Arial" w:hAnsi="Arial"/>
+                <w:rFonts w:ascii="Verdana" w:hAnsi="Verdana"/>
                 <w:b w:val="0"/>
                 <w:sz w:val="16"/>
               </w:rPr>
@@ -1521,7 +1536,7 @@
             <w:r/>
             <w:r>
               <w:rPr>
-                <w:rFonts w:ascii="Arial" w:hAnsi="Arial"/>
+                <w:rFonts w:ascii="Verdana" w:hAnsi="Verdana"/>
                 <w:b w:val="0"/>
                 <w:sz w:val="16"/>
               </w:rPr>
@@ -1537,7 +1552,7 @@
             <w:r/>
             <w:r>
               <w:rPr>
-                <w:rFonts w:ascii="Arial" w:hAnsi="Arial"/>
+                <w:rFonts w:ascii="Verdana" w:hAnsi="Verdana"/>
                 <w:b w:val="0"/>
                 <w:sz w:val="16"/>
               </w:rPr>
@@ -1554,7 +1569,7 @@
             <w:r/>
             <w:r>
               <w:rPr>
-                <w:rFonts w:ascii="Arial" w:hAnsi="Arial"/>
+                <w:rFonts w:ascii="Verdana" w:hAnsi="Verdana"/>
                 <w:b w:val="0"/>
                 <w:sz w:val="16"/>
               </w:rPr>
@@ -1570,7 +1585,7 @@
             <w:r/>
             <w:r>
               <w:rPr>
-                <w:rFonts w:ascii="Arial" w:hAnsi="Arial"/>
+                <w:rFonts w:ascii="Verdana" w:hAnsi="Verdana"/>
                 <w:b w:val="0"/>
                 <w:sz w:val="16"/>
               </w:rPr>
@@ -1586,7 +1601,7 @@
             <w:r/>
             <w:r>
               <w:rPr>
-                <w:rFonts w:ascii="Arial" w:hAnsi="Arial"/>
+                <w:rFonts w:ascii="Verdana" w:hAnsi="Verdana"/>
                 <w:b w:val="0"/>
                 <w:sz w:val="16"/>
               </w:rPr>
@@ -1599,7 +1614,7 @@
     <w:p>
       <w:r>
         <w:rPr>
-          <w:rFonts w:ascii="Arial" w:hAnsi="Arial"/>
+          <w:rFonts w:ascii="Verdana" w:hAnsi="Verdana"/>
           <w:b/>
           <w:sz w:val="18"/>
         </w:rPr>
@@ -1612,6 +1627,20 @@
         <w:tblW w:type="auto" w:w="0"/>
         <w:jc w:val="center"/>
         <w:tblLook w:firstColumn="1" w:firstRow="1" w:lastColumn="0" w:lastRow="0" w:noHBand="0" w:noVBand="1" w:val="04A0"/>
+        <w:tblBorders>
+          <w:top w:val="single" w:sz="4" w:space="0" w:color="595959"/>
+          <w:left w:val="single" w:sz="4" w:space="0" w:color="595959"/>
+          <w:bottom w:val="single" w:sz="4" w:space="0" w:color="595959"/>
+          <w:right w:val="single" w:sz="4" w:space="0" w:color="595959"/>
+          <w:insideH w:val="single" w:sz="4" w:space="0" w:color="595959"/>
+          <w:insideV w:val="single" w:sz="4" w:space="0" w:color="595959"/>
+        </w:tblBorders>
+        <w:tblCellMar>
+          <w:top w:w="85" w:type="dxa"/>
+          <w:left w:w="85" w:type="dxa"/>
+          <w:bottom w:w="85" w:type="dxa"/>
+          <w:right w:w="85" w:type="dxa"/>
+        </w:tblCellMar>
       </w:tblPr>
       <w:tblGrid>
         <w:gridCol w:w="5046"/>
@@ -1621,61 +1650,52 @@
       <w:tr>
         <w:tc>
           <w:tcPr>
-            <w:tcW w:type="dxa" w:w="5046"/>
-            <w:shd w:val="clear" w:color="auto" w:fill="D9E2F3"/>
-          </w:tcPr>
-          <w:p>
-            <w:pPr>
-              <w:jc w:val="center"/>
-            </w:pPr>
-            <w:r/>
-            <w:r>
-              <w:rPr>
-                <w:rFonts w:ascii="Arial" w:hAnsi="Arial"/>
-                <w:b/>
-                <w:sz w:val="16"/>
-              </w:rPr>
-              <w:t>Code Figure</w:t>
-            </w:r>
-          </w:p>
-        </w:tc>
-        <w:tc>
-          <w:tcPr>
-            <w:tcW w:type="dxa" w:w="5046"/>
-            <w:shd w:val="clear" w:color="auto" w:fill="D9E2F3"/>
-          </w:tcPr>
-          <w:p>
-            <w:pPr>
-              <w:jc w:val="center"/>
-            </w:pPr>
-            <w:r/>
-            <w:r>
-              <w:rPr>
-                <w:rFonts w:ascii="Arial" w:hAnsi="Arial"/>
-                <w:b/>
-                <w:sz w:val="16"/>
-              </w:rPr>
-              <w:t>Entry Name</w:t>
-            </w:r>
-          </w:p>
-        </w:tc>
-        <w:tc>
-          <w:tcPr>
-            <w:tcW w:type="dxa" w:w="5046"/>
-            <w:shd w:val="clear" w:color="auto" w:fill="D9E2F3"/>
-          </w:tcPr>
-          <w:p>
-            <w:pPr>
-              <w:jc w:val="center"/>
-            </w:pPr>
-            <w:r/>
-            <w:r>
-              <w:rPr>
-                <w:rFonts w:ascii="Arial" w:hAnsi="Arial"/>
-                <w:b/>
-                <w:sz w:val="16"/>
-              </w:rPr>
-              <w:t>Note</w:t>
+            <w:tcW w:type="dxa" w:w="1134"/>
+            <w:shd w:val="clear" w:color="auto" w:fill="D9D9D9"/>
+          </w:tcPr>
+          <w:p>
+            <w:r/>
+            <w:r>
+              <w:rPr>
+                <w:rFonts w:ascii="Verdana" w:hAnsi="Verdana"/>
+                <w:b w:val="0"/>
+                <w:sz w:val="16"/>
+              </w:rPr>
+              <w:t>КОДОВАЯ ЦИФРА</w:t>
+            </w:r>
+          </w:p>
+        </w:tc>
+        <w:tc>
+          <w:tcPr>
+            <w:tcW w:type="dxa" w:w="5046"/>
+            <w:shd w:val="clear" w:color="auto" w:fill="D9D9D9"/>
+          </w:tcPr>
+          <w:p>
+            <w:r/>
+            <w:r>
+              <w:rPr>
+                <w:rFonts w:ascii="Verdana" w:hAnsi="Verdana"/>
+                <w:b w:val="0"/>
+                <w:sz w:val="16"/>
+              </w:rPr>
+              <w:t>ЗНАЧЕНИЕ</w:t>
+            </w:r>
+          </w:p>
+        </w:tc>
+        <w:tc>
+          <w:tcPr>
+            <w:tcW w:type="dxa" w:w="5046"/>
+            <w:shd w:val="clear" w:color="auto" w:fill="D9D9D9"/>
+          </w:tcPr>
+          <w:p>
+            <w:r/>
+            <w:r>
+              <w:rPr>
+                <w:rFonts w:ascii="Verdana" w:hAnsi="Verdana"/>
+                <w:b w:val="0"/>
+                <w:sz w:val="16"/>
+              </w:rPr>
+              <w:t>ПРИМЕЧАНИЕ</w:t>
             </w:r>
           </w:p>
         </w:tc>
@@ -1689,7 +1709,7 @@
             <w:r/>
             <w:r>
               <w:rPr>
-                <w:rFonts w:ascii="Arial" w:hAnsi="Arial"/>
+                <w:rFonts w:ascii="Verdana" w:hAnsi="Verdana"/>
                 <w:b w:val="0"/>
                 <w:sz w:val="16"/>
               </w:rPr>
@@ -1705,7 +1725,7 @@
             <w:r/>
             <w:r>
               <w:rPr>
-                <w:rFonts w:ascii="Arial" w:hAnsi="Arial"/>
+                <w:rFonts w:ascii="Verdana" w:hAnsi="Verdana"/>
                 <w:b w:val="0"/>
                 <w:sz w:val="16"/>
               </w:rPr>
@@ -1721,7 +1741,7 @@
             <w:r/>
             <w:r>
               <w:rPr>
-                <w:rFonts w:ascii="Arial" w:hAnsi="Arial"/>
+                <w:rFonts w:ascii="Verdana" w:hAnsi="Verdana"/>
                 <w:b w:val="0"/>
                 <w:sz w:val="16"/>
               </w:rPr>
@@ -1738,7 +1758,7 @@
             <w:r/>
             <w:r>
               <w:rPr>
-                <w:rFonts w:ascii="Arial" w:hAnsi="Arial"/>
+                <w:rFonts w:ascii="Verdana" w:hAnsi="Verdana"/>
                 <w:b w:val="0"/>
                 <w:sz w:val="16"/>
               </w:rPr>
@@ -1754,7 +1774,7 @@
             <w:r/>
             <w:r>
               <w:rPr>
-                <w:rFonts w:ascii="Arial" w:hAnsi="Arial"/>
+                <w:rFonts w:ascii="Verdana" w:hAnsi="Verdana"/>
                 <w:b w:val="0"/>
                 <w:sz w:val="16"/>
               </w:rPr>
@@ -1770,7 +1790,7 @@
             <w:r/>
             <w:r>
               <w:rPr>
-                <w:rFonts w:ascii="Arial" w:hAnsi="Arial"/>
+                <w:rFonts w:ascii="Verdana" w:hAnsi="Verdana"/>
                 <w:b w:val="0"/>
                 <w:sz w:val="16"/>
               </w:rPr>
@@ -1787,7 +1807,7 @@
             <w:r/>
             <w:r>
               <w:rPr>
-                <w:rFonts w:ascii="Arial" w:hAnsi="Arial"/>
+                <w:rFonts w:ascii="Verdana" w:hAnsi="Verdana"/>
                 <w:b w:val="0"/>
                 <w:sz w:val="16"/>
               </w:rPr>
@@ -1803,7 +1823,7 @@
             <w:r/>
             <w:r>
               <w:rPr>
-                <w:rFonts w:ascii="Arial" w:hAnsi="Arial"/>
+                <w:rFonts w:ascii="Verdana" w:hAnsi="Verdana"/>
                 <w:b w:val="0"/>
                 <w:sz w:val="16"/>
               </w:rPr>
@@ -1819,7 +1839,7 @@
             <w:r/>
             <w:r>
               <w:rPr>
-                <w:rFonts w:ascii="Arial" w:hAnsi="Arial"/>
+                <w:rFonts w:ascii="Verdana" w:hAnsi="Verdana"/>
                 <w:b w:val="0"/>
                 <w:sz w:val="16"/>
               </w:rPr>
@@ -1836,7 +1856,7 @@
             <w:r/>
             <w:r>
               <w:rPr>
-                <w:rFonts w:ascii="Arial" w:hAnsi="Arial"/>
+                <w:rFonts w:ascii="Verdana" w:hAnsi="Verdana"/>
                 <w:b w:val="0"/>
                 <w:sz w:val="16"/>
               </w:rPr>
@@ -1852,7 +1872,7 @@
             <w:r/>
             <w:r>
               <w:rPr>
-                <w:rFonts w:ascii="Arial" w:hAnsi="Arial"/>
+                <w:rFonts w:ascii="Verdana" w:hAnsi="Verdana"/>
                 <w:b w:val="0"/>
                 <w:sz w:val="16"/>
               </w:rPr>
@@ -1868,7 +1888,7 @@
             <w:r/>
             <w:r>
               <w:rPr>
-                <w:rFonts w:ascii="Arial" w:hAnsi="Arial"/>
+                <w:rFonts w:ascii="Verdana" w:hAnsi="Verdana"/>
                 <w:b w:val="0"/>
                 <w:sz w:val="16"/>
               </w:rPr>
@@ -1885,7 +1905,7 @@
             <w:r/>
             <w:r>
               <w:rPr>
-                <w:rFonts w:ascii="Arial" w:hAnsi="Arial"/>
+                <w:rFonts w:ascii="Verdana" w:hAnsi="Verdana"/>
                 <w:b w:val="0"/>
                 <w:sz w:val="16"/>
               </w:rPr>
@@ -1901,7 +1921,7 @@
             <w:r/>
             <w:r>
               <w:rPr>
-                <w:rFonts w:ascii="Arial" w:hAnsi="Arial"/>
+                <w:rFonts w:ascii="Verdana" w:hAnsi="Verdana"/>
                 <w:b w:val="0"/>
                 <w:sz w:val="16"/>
               </w:rPr>
@@ -1917,7 +1937,7 @@
             <w:r/>
             <w:r>
               <w:rPr>
-                <w:rFonts w:ascii="Arial" w:hAnsi="Arial"/>
+                <w:rFonts w:ascii="Verdana" w:hAnsi="Verdana"/>
                 <w:b w:val="0"/>
                 <w:sz w:val="16"/>
               </w:rPr>
@@ -1934,7 +1954,7 @@
             <w:r/>
             <w:r>
               <w:rPr>
-                <w:rFonts w:ascii="Arial" w:hAnsi="Arial"/>
+                <w:rFonts w:ascii="Verdana" w:hAnsi="Verdana"/>
                 <w:b w:val="0"/>
                 <w:sz w:val="16"/>
               </w:rPr>
@@ -1950,7 +1970,7 @@
             <w:r/>
             <w:r>
               <w:rPr>
-                <w:rFonts w:ascii="Arial" w:hAnsi="Arial"/>
+                <w:rFonts w:ascii="Verdana" w:hAnsi="Verdana"/>
                 <w:b w:val="0"/>
                 <w:sz w:val="16"/>
               </w:rPr>
@@ -1966,7 +1986,7 @@
             <w:r/>
             <w:r>
               <w:rPr>
-                <w:rFonts w:ascii="Arial" w:hAnsi="Arial"/>
+                <w:rFonts w:ascii="Verdana" w:hAnsi="Verdana"/>
                 <w:b w:val="0"/>
                 <w:sz w:val="16"/>
               </w:rPr>
@@ -1983,7 +2003,7 @@
             <w:r/>
             <w:r>
               <w:rPr>
-                <w:rFonts w:ascii="Arial" w:hAnsi="Arial"/>
+                <w:rFonts w:ascii="Verdana" w:hAnsi="Verdana"/>
                 <w:b w:val="0"/>
                 <w:sz w:val="16"/>
               </w:rPr>
@@ -1999,7 +2019,7 @@
             <w:r/>
             <w:r>
               <w:rPr>
-                <w:rFonts w:ascii="Arial" w:hAnsi="Arial"/>
+                <w:rFonts w:ascii="Verdana" w:hAnsi="Verdana"/>
                 <w:b w:val="0"/>
                 <w:sz w:val="16"/>
               </w:rPr>
@@ -2015,7 +2035,7 @@
             <w:r/>
             <w:r>
               <w:rPr>
-                <w:rFonts w:ascii="Arial" w:hAnsi="Arial"/>
+                <w:rFonts w:ascii="Verdana" w:hAnsi="Verdana"/>
                 <w:b w:val="0"/>
                 <w:sz w:val="16"/>
               </w:rPr>
@@ -2032,7 +2052,7 @@
             <w:r/>
             <w:r>
               <w:rPr>
-                <w:rFonts w:ascii="Arial" w:hAnsi="Arial"/>
+                <w:rFonts w:ascii="Verdana" w:hAnsi="Verdana"/>
                 <w:b w:val="0"/>
                 <w:sz w:val="16"/>
               </w:rPr>
@@ -2048,7 +2068,7 @@
             <w:r/>
             <w:r>
               <w:rPr>
-                <w:rFonts w:ascii="Arial" w:hAnsi="Arial"/>
+                <w:rFonts w:ascii="Verdana" w:hAnsi="Verdana"/>
                 <w:b w:val="0"/>
                 <w:sz w:val="16"/>
               </w:rPr>
@@ -2064,7 +2084,7 @@
             <w:r/>
             <w:r>
               <w:rPr>
-                <w:rFonts w:ascii="Arial" w:hAnsi="Arial"/>
+                <w:rFonts w:ascii="Verdana" w:hAnsi="Verdana"/>
                 <w:b w:val="0"/>
                 <w:sz w:val="16"/>
               </w:rPr>
@@ -2081,7 +2101,7 @@
             <w:r/>
             <w:r>
               <w:rPr>
-                <w:rFonts w:ascii="Arial" w:hAnsi="Arial"/>
+                <w:rFonts w:ascii="Verdana" w:hAnsi="Verdana"/>
                 <w:b w:val="0"/>
                 <w:sz w:val="16"/>
               </w:rPr>
@@ -2097,7 +2117,7 @@
             <w:r/>
             <w:r>
               <w:rPr>
-                <w:rFonts w:ascii="Arial" w:hAnsi="Arial"/>
+                <w:rFonts w:ascii="Verdana" w:hAnsi="Verdana"/>
                 <w:b w:val="0"/>
                 <w:sz w:val="16"/>
               </w:rPr>
@@ -2113,7 +2133,7 @@
             <w:r/>
             <w:r>
               <w:rPr>
-                <w:rFonts w:ascii="Arial" w:hAnsi="Arial"/>
+                <w:rFonts w:ascii="Verdana" w:hAnsi="Verdana"/>
                 <w:b w:val="0"/>
                 <w:sz w:val="16"/>
               </w:rPr>
@@ -2130,7 +2150,7 @@
             <w:r/>
             <w:r>
               <w:rPr>
-                <w:rFonts w:ascii="Arial" w:hAnsi="Arial"/>
+                <w:rFonts w:ascii="Verdana" w:hAnsi="Verdana"/>
                 <w:b w:val="0"/>
                 <w:sz w:val="16"/>
               </w:rPr>
@@ -2146,7 +2166,7 @@
             <w:r/>
             <w:r>
               <w:rPr>
-                <w:rFonts w:ascii="Arial" w:hAnsi="Arial"/>
+                <w:rFonts w:ascii="Verdana" w:hAnsi="Verdana"/>
                 <w:b w:val="0"/>
                 <w:sz w:val="16"/>
               </w:rPr>
@@ -2162,7 +2182,7 @@
             <w:r/>
             <w:r>
               <w:rPr>
-                <w:rFonts w:ascii="Arial" w:hAnsi="Arial"/>
+                <w:rFonts w:ascii="Verdana" w:hAnsi="Verdana"/>
                 <w:b w:val="0"/>
                 <w:sz w:val="16"/>
               </w:rPr>
@@ -2179,7 +2199,7 @@
             <w:r/>
             <w:r>
               <w:rPr>
-                <w:rFonts w:ascii="Arial" w:hAnsi="Arial"/>
+                <w:rFonts w:ascii="Verdana" w:hAnsi="Verdana"/>
                 <w:b w:val="0"/>
                 <w:sz w:val="16"/>
               </w:rPr>
@@ -2195,7 +2215,7 @@
             <w:r/>
             <w:r>
               <w:rPr>
-                <w:rFonts w:ascii="Arial" w:hAnsi="Arial"/>
+                <w:rFonts w:ascii="Verdana" w:hAnsi="Verdana"/>
                 <w:b w:val="0"/>
                 <w:sz w:val="16"/>
               </w:rPr>
@@ -2211,7 +2231,7 @@
             <w:r/>
             <w:r>
               <w:rPr>
-                <w:rFonts w:ascii="Arial" w:hAnsi="Arial"/>
+                <w:rFonts w:ascii="Verdana" w:hAnsi="Verdana"/>
                 <w:b w:val="0"/>
                 <w:sz w:val="16"/>
               </w:rPr>
@@ -2228,7 +2248,7 @@
             <w:r/>
             <w:r>
               <w:rPr>
-                <w:rFonts w:ascii="Arial" w:hAnsi="Arial"/>
+                <w:rFonts w:ascii="Verdana" w:hAnsi="Verdana"/>
                 <w:b w:val="0"/>
                 <w:sz w:val="16"/>
               </w:rPr>
@@ -2244,7 +2264,7 @@
             <w:r/>
             <w:r>
               <w:rPr>
-                <w:rFonts w:ascii="Arial" w:hAnsi="Arial"/>
+                <w:rFonts w:ascii="Verdana" w:hAnsi="Verdana"/>
                 <w:b w:val="0"/>
                 <w:sz w:val="16"/>
               </w:rPr>
@@ -2260,7 +2280,7 @@
             <w:r/>
             <w:r>
               <w:rPr>
-                <w:rFonts w:ascii="Arial" w:hAnsi="Arial"/>
+                <w:rFonts w:ascii="Verdana" w:hAnsi="Verdana"/>
                 <w:b w:val="0"/>
                 <w:sz w:val="16"/>
               </w:rPr>
@@ -2277,7 +2297,7 @@
             <w:r/>
             <w:r>
               <w:rPr>
-                <w:rFonts w:ascii="Arial" w:hAnsi="Arial"/>
+                <w:rFonts w:ascii="Verdana" w:hAnsi="Verdana"/>
                 <w:b w:val="0"/>
                 <w:sz w:val="16"/>
               </w:rPr>
@@ -2293,7 +2313,7 @@
             <w:r/>
             <w:r>
               <w:rPr>
-                <w:rFonts w:ascii="Arial" w:hAnsi="Arial"/>
+                <w:rFonts w:ascii="Verdana" w:hAnsi="Verdana"/>
                 <w:b w:val="0"/>
                 <w:sz w:val="16"/>
               </w:rPr>
@@ -2309,7 +2329,7 @@
             <w:r/>
             <w:r>
               <w:rPr>
-                <w:rFonts w:ascii="Arial" w:hAnsi="Arial"/>
+                <w:rFonts w:ascii="Verdana" w:hAnsi="Verdana"/>
                 <w:b w:val="0"/>
                 <w:sz w:val="16"/>
               </w:rPr>
@@ -2326,7 +2346,7 @@
             <w:r/>
             <w:r>
               <w:rPr>
-                <w:rFonts w:ascii="Arial" w:hAnsi="Arial"/>
+                <w:rFonts w:ascii="Verdana" w:hAnsi="Verdana"/>
                 <w:b w:val="0"/>
                 <w:sz w:val="16"/>
               </w:rPr>
@@ -2342,7 +2362,7 @@
             <w:r/>
             <w:r>
               <w:rPr>
-                <w:rFonts w:ascii="Arial" w:hAnsi="Arial"/>
+                <w:rFonts w:ascii="Verdana" w:hAnsi="Verdana"/>
                 <w:b w:val="0"/>
                 <w:sz w:val="16"/>
               </w:rPr>
@@ -2358,7 +2378,7 @@
             <w:r/>
             <w:r>
               <w:rPr>
-                <w:rFonts w:ascii="Arial" w:hAnsi="Arial"/>
+                <w:rFonts w:ascii="Verdana" w:hAnsi="Verdana"/>
                 <w:b w:val="0"/>
                 <w:sz w:val="16"/>
               </w:rPr>
@@ -2375,7 +2395,7 @@
             <w:r/>
             <w:r>
               <w:rPr>
-                <w:rFonts w:ascii="Arial" w:hAnsi="Arial"/>
+                <w:rFonts w:ascii="Verdana" w:hAnsi="Verdana"/>
                 <w:b w:val="0"/>
                 <w:sz w:val="16"/>
               </w:rPr>
@@ -2391,7 +2411,7 @@
             <w:r/>
             <w:r>
               <w:rPr>
-                <w:rFonts w:ascii="Arial" w:hAnsi="Arial"/>
+                <w:rFonts w:ascii="Verdana" w:hAnsi="Verdana"/>
                 <w:b w:val="0"/>
                 <w:sz w:val="16"/>
               </w:rPr>
@@ -2407,7 +2427,7 @@
             <w:r/>
             <w:r>
               <w:rPr>
-                <w:rFonts w:ascii="Arial" w:hAnsi="Arial"/>
+                <w:rFonts w:ascii="Verdana" w:hAnsi="Verdana"/>
                 <w:b w:val="0"/>
                 <w:sz w:val="16"/>
               </w:rPr>
@@ -2424,7 +2444,7 @@
             <w:r/>
             <w:r>
               <w:rPr>
-                <w:rFonts w:ascii="Arial" w:hAnsi="Arial"/>
+                <w:rFonts w:ascii="Verdana" w:hAnsi="Verdana"/>
                 <w:b w:val="0"/>
                 <w:sz w:val="16"/>
               </w:rPr>
@@ -2440,7 +2460,7 @@
             <w:r/>
             <w:r>
               <w:rPr>
-                <w:rFonts w:ascii="Arial" w:hAnsi="Arial"/>
+                <w:rFonts w:ascii="Verdana" w:hAnsi="Verdana"/>
                 <w:b w:val="0"/>
                 <w:sz w:val="16"/>
               </w:rPr>
@@ -2456,7 +2476,7 @@
             <w:r/>
             <w:r>
               <w:rPr>
-                <w:rFonts w:ascii="Arial" w:hAnsi="Arial"/>
+                <w:rFonts w:ascii="Verdana" w:hAnsi="Verdana"/>
                 <w:b w:val="0"/>
                 <w:sz w:val="16"/>
               </w:rPr>
@@ -2473,7 +2493,7 @@
             <w:r/>
             <w:r>
               <w:rPr>
-                <w:rFonts w:ascii="Arial" w:hAnsi="Arial"/>
+                <w:rFonts w:ascii="Verdana" w:hAnsi="Verdana"/>
                 <w:b w:val="0"/>
                 <w:sz w:val="16"/>
               </w:rPr>
@@ -2489,7 +2509,7 @@
             <w:r/>
             <w:r>
               <w:rPr>
-                <w:rFonts w:ascii="Arial" w:hAnsi="Arial"/>
+                <w:rFonts w:ascii="Verdana" w:hAnsi="Verdana"/>
                 <w:b w:val="0"/>
                 <w:sz w:val="16"/>
               </w:rPr>
@@ -2505,7 +2525,7 @@
             <w:r/>
             <w:r>
               <w:rPr>
-                <w:rFonts w:ascii="Arial" w:hAnsi="Arial"/>
+                <w:rFonts w:ascii="Verdana" w:hAnsi="Verdana"/>
                 <w:b w:val="0"/>
                 <w:sz w:val="16"/>
               </w:rPr>
@@ -2522,7 +2542,7 @@
             <w:r/>
             <w:r>
               <w:rPr>
-                <w:rFonts w:ascii="Arial" w:hAnsi="Arial"/>
+                <w:rFonts w:ascii="Verdana" w:hAnsi="Verdana"/>
                 <w:b w:val="0"/>
                 <w:sz w:val="16"/>
               </w:rPr>
@@ -2538,7 +2558,7 @@
             <w:r/>
             <w:r>
               <w:rPr>
-                <w:rFonts w:ascii="Arial" w:hAnsi="Arial"/>
+                <w:rFonts w:ascii="Verdana" w:hAnsi="Verdana"/>
                 <w:b w:val="0"/>
                 <w:sz w:val="16"/>
               </w:rPr>
@@ -2554,7 +2574,7 @@
             <w:r/>
             <w:r>
               <w:rPr>
-                <w:rFonts w:ascii="Arial" w:hAnsi="Arial"/>
+                <w:rFonts w:ascii="Verdana" w:hAnsi="Verdana"/>
                 <w:b w:val="0"/>
                 <w:sz w:val="16"/>
               </w:rPr>
@@ -2571,7 +2591,7 @@
             <w:r/>
             <w:r>
               <w:rPr>
-                <w:rFonts w:ascii="Arial" w:hAnsi="Arial"/>
+                <w:rFonts w:ascii="Verdana" w:hAnsi="Verdana"/>
                 <w:b w:val="0"/>
                 <w:sz w:val="16"/>
               </w:rPr>
@@ -2587,7 +2607,7 @@
             <w:r/>
             <w:r>
               <w:rPr>
-                <w:rFonts w:ascii="Arial" w:hAnsi="Arial"/>
+                <w:rFonts w:ascii="Verdana" w:hAnsi="Verdana"/>
                 <w:b w:val="0"/>
                 <w:sz w:val="16"/>
               </w:rPr>
@@ -2603,7 +2623,7 @@
             <w:r/>
             <w:r>
               <w:rPr>
-                <w:rFonts w:ascii="Arial" w:hAnsi="Arial"/>
+                <w:rFonts w:ascii="Verdana" w:hAnsi="Verdana"/>
                 <w:b w:val="0"/>
                 <w:sz w:val="16"/>
               </w:rPr>
@@ -2620,7 +2640,7 @@
             <w:r/>
             <w:r>
               <w:rPr>
-                <w:rFonts w:ascii="Arial" w:hAnsi="Arial"/>
+                <w:rFonts w:ascii="Verdana" w:hAnsi="Verdana"/>
                 <w:b w:val="0"/>
                 <w:sz w:val="16"/>
               </w:rPr>
@@ -2636,7 +2656,7 @@
             <w:r/>
             <w:r>
               <w:rPr>
-                <w:rFonts w:ascii="Arial" w:hAnsi="Arial"/>
+                <w:rFonts w:ascii="Verdana" w:hAnsi="Verdana"/>
                 <w:b w:val="0"/>
                 <w:sz w:val="16"/>
               </w:rPr>
@@ -2652,7 +2672,7 @@
             <w:r/>
             <w:r>
               <w:rPr>
-                <w:rFonts w:ascii="Arial" w:hAnsi="Arial"/>
+                <w:rFonts w:ascii="Verdana" w:hAnsi="Verdana"/>
                 <w:b w:val="0"/>
                 <w:sz w:val="16"/>
               </w:rPr>
@@ -2669,7 +2689,7 @@
             <w:r/>
             <w:r>
               <w:rPr>
-                <w:rFonts w:ascii="Arial" w:hAnsi="Arial"/>
+                <w:rFonts w:ascii="Verdana" w:hAnsi="Verdana"/>
                 <w:b w:val="0"/>
                 <w:sz w:val="16"/>
               </w:rPr>
@@ -2685,7 +2705,7 @@
             <w:r/>
             <w:r>
               <w:rPr>
-                <w:rFonts w:ascii="Arial" w:hAnsi="Arial"/>
+                <w:rFonts w:ascii="Verdana" w:hAnsi="Verdana"/>
                 <w:b w:val="0"/>
                 <w:sz w:val="16"/>
               </w:rPr>
@@ -2701,7 +2721,7 @@
             <w:r/>
             <w:r>
               <w:rPr>
-                <w:rFonts w:ascii="Arial" w:hAnsi="Arial"/>
+                <w:rFonts w:ascii="Verdana" w:hAnsi="Verdana"/>
                 <w:b w:val="0"/>
                 <w:sz w:val="16"/>
               </w:rPr>
@@ -2718,7 +2738,7 @@
             <w:r/>
             <w:r>
               <w:rPr>
-                <w:rFonts w:ascii="Arial" w:hAnsi="Arial"/>
+                <w:rFonts w:ascii="Verdana" w:hAnsi="Verdana"/>
                 <w:b w:val="0"/>
                 <w:sz w:val="16"/>
               </w:rPr>
@@ -2734,7 +2754,7 @@
             <w:r/>
             <w:r>
               <w:rPr>
-                <w:rFonts w:ascii="Arial" w:hAnsi="Arial"/>
+                <w:rFonts w:ascii="Verdana" w:hAnsi="Verdana"/>
                 <w:b w:val="0"/>
                 <w:sz w:val="16"/>
               </w:rPr>
@@ -2750,7 +2770,7 @@
             <w:r/>
             <w:r>
               <w:rPr>
-                <w:rFonts w:ascii="Arial" w:hAnsi="Arial"/>
+                <w:rFonts w:ascii="Verdana" w:hAnsi="Verdana"/>
                 <w:b w:val="0"/>
                 <w:sz w:val="16"/>
               </w:rPr>
@@ -2763,7 +2783,7 @@
     <w:p>
       <w:r>
         <w:rPr>
-          <w:rFonts w:ascii="Arial" w:hAnsi="Arial"/>
+          <w:rFonts w:ascii="Verdana" w:hAnsi="Verdana"/>
           <w:b/>
           <w:sz w:val="18"/>
         </w:rPr>
@@ -2776,6 +2796,20 @@
         <w:tblW w:type="auto" w:w="0"/>
         <w:jc w:val="center"/>
         <w:tblLook w:firstColumn="1" w:firstRow="1" w:lastColumn="0" w:lastRow="0" w:noHBand="0" w:noVBand="1" w:val="04A0"/>
+        <w:tblBorders>
+          <w:top w:val="single" w:sz="4" w:space="0" w:color="595959"/>
+          <w:left w:val="single" w:sz="4" w:space="0" w:color="595959"/>
+          <w:bottom w:val="single" w:sz="4" w:space="0" w:color="595959"/>
+          <w:right w:val="single" w:sz="4" w:space="0" w:color="595959"/>
+          <w:insideH w:val="single" w:sz="4" w:space="0" w:color="595959"/>
+          <w:insideV w:val="single" w:sz="4" w:space="0" w:color="595959"/>
+        </w:tblBorders>
+        <w:tblCellMar>
+          <w:top w:w="85" w:type="dxa"/>
+          <w:left w:w="85" w:type="dxa"/>
+          <w:bottom w:w="85" w:type="dxa"/>
+          <w:right w:w="85" w:type="dxa"/>
+        </w:tblCellMar>
       </w:tblPr>
       <w:tblGrid>
         <w:gridCol w:w="5046"/>
@@ -2785,61 +2819,52 @@
       <w:tr>
         <w:tc>
           <w:tcPr>
-            <w:tcW w:type="dxa" w:w="5046"/>
-            <w:shd w:val="clear" w:color="auto" w:fill="D9E2F3"/>
-          </w:tcPr>
-          <w:p>
-            <w:pPr>
-              <w:jc w:val="center"/>
-            </w:pPr>
-            <w:r/>
-            <w:r>
-              <w:rPr>
-                <w:rFonts w:ascii="Arial" w:hAnsi="Arial"/>
-                <w:b/>
-                <w:sz w:val="16"/>
-              </w:rPr>
-              <w:t>Code Figure</w:t>
-            </w:r>
-          </w:p>
-        </w:tc>
-        <w:tc>
-          <w:tcPr>
-            <w:tcW w:type="dxa" w:w="5046"/>
-            <w:shd w:val="clear" w:color="auto" w:fill="D9E2F3"/>
-          </w:tcPr>
-          <w:p>
-            <w:pPr>
-              <w:jc w:val="center"/>
-            </w:pPr>
-            <w:r/>
-            <w:r>
-              <w:rPr>
-                <w:rFonts w:ascii="Arial" w:hAnsi="Arial"/>
-                <w:b/>
-                <w:sz w:val="16"/>
-              </w:rPr>
-              <w:t>Entry Name</w:t>
-            </w:r>
-          </w:p>
-        </w:tc>
-        <w:tc>
-          <w:tcPr>
-            <w:tcW w:type="dxa" w:w="5046"/>
-            <w:shd w:val="clear" w:color="auto" w:fill="D9E2F3"/>
-          </w:tcPr>
-          <w:p>
-            <w:pPr>
-              <w:jc w:val="center"/>
-            </w:pPr>
-            <w:r/>
-            <w:r>
-              <w:rPr>
-                <w:rFonts w:ascii="Arial" w:hAnsi="Arial"/>
-                <w:b/>
-                <w:sz w:val="16"/>
-              </w:rPr>
-              <w:t>Note</w:t>
+            <w:tcW w:type="dxa" w:w="1134"/>
+            <w:shd w:val="clear" w:color="auto" w:fill="D9D9D9"/>
+          </w:tcPr>
+          <w:p>
+            <w:r/>
+            <w:r>
+              <w:rPr>
+                <w:rFonts w:ascii="Verdana" w:hAnsi="Verdana"/>
+                <w:b w:val="0"/>
+                <w:sz w:val="16"/>
+              </w:rPr>
+              <w:t>КОДОВАЯ ЦИФРА</w:t>
+            </w:r>
+          </w:p>
+        </w:tc>
+        <w:tc>
+          <w:tcPr>
+            <w:tcW w:type="dxa" w:w="5046"/>
+            <w:shd w:val="clear" w:color="auto" w:fill="D9D9D9"/>
+          </w:tcPr>
+          <w:p>
+            <w:r/>
+            <w:r>
+              <w:rPr>
+                <w:rFonts w:ascii="Verdana" w:hAnsi="Verdana"/>
+                <w:b w:val="0"/>
+                <w:sz w:val="16"/>
+              </w:rPr>
+              <w:t>ЗНАЧЕНИЕ</w:t>
+            </w:r>
+          </w:p>
+        </w:tc>
+        <w:tc>
+          <w:tcPr>
+            <w:tcW w:type="dxa" w:w="5046"/>
+            <w:shd w:val="clear" w:color="auto" w:fill="D9D9D9"/>
+          </w:tcPr>
+          <w:p>
+            <w:r/>
+            <w:r>
+              <w:rPr>
+                <w:rFonts w:ascii="Verdana" w:hAnsi="Verdana"/>
+                <w:b w:val="0"/>
+                <w:sz w:val="16"/>
+              </w:rPr>
+              <w:t>ПРИМЕЧАНИЕ</w:t>
             </w:r>
           </w:p>
         </w:tc>
@@ -2853,7 +2878,7 @@
             <w:r/>
             <w:r>
               <w:rPr>
-                <w:rFonts w:ascii="Arial" w:hAnsi="Arial"/>
+                <w:rFonts w:ascii="Verdana" w:hAnsi="Verdana"/>
                 <w:b w:val="0"/>
                 <w:sz w:val="16"/>
               </w:rPr>
@@ -2869,7 +2894,7 @@
             <w:r/>
             <w:r>
               <w:rPr>
-                <w:rFonts w:ascii="Arial" w:hAnsi="Arial"/>
+                <w:rFonts w:ascii="Verdana" w:hAnsi="Verdana"/>
                 <w:b w:val="0"/>
                 <w:sz w:val="16"/>
               </w:rPr>
@@ -2885,7 +2910,7 @@
             <w:r/>
             <w:r>
               <w:rPr>
-                <w:rFonts w:ascii="Arial" w:hAnsi="Arial"/>
+                <w:rFonts w:ascii="Verdana" w:hAnsi="Verdana"/>
                 <w:b w:val="0"/>
                 <w:sz w:val="16"/>
               </w:rPr>
@@ -2902,7 +2927,7 @@
             <w:r/>
             <w:r>
               <w:rPr>
-                <w:rFonts w:ascii="Arial" w:hAnsi="Arial"/>
+                <w:rFonts w:ascii="Verdana" w:hAnsi="Verdana"/>
                 <w:b w:val="0"/>
                 <w:sz w:val="16"/>
               </w:rPr>
@@ -2918,7 +2943,7 @@
             <w:r/>
             <w:r>
               <w:rPr>
-                <w:rFonts w:ascii="Arial" w:hAnsi="Arial"/>
+                <w:rFonts w:ascii="Verdana" w:hAnsi="Verdana"/>
                 <w:b w:val="0"/>
                 <w:sz w:val="16"/>
               </w:rPr>
@@ -2934,7 +2959,7 @@
             <w:r/>
             <w:r>
               <w:rPr>
-                <w:rFonts w:ascii="Arial" w:hAnsi="Arial"/>
+                <w:rFonts w:ascii="Verdana" w:hAnsi="Verdana"/>
                 <w:b w:val="0"/>
                 <w:sz w:val="16"/>
               </w:rPr>
@@ -2951,7 +2976,7 @@
             <w:r/>
             <w:r>
               <w:rPr>
-                <w:rFonts w:ascii="Arial" w:hAnsi="Arial"/>
+                <w:rFonts w:ascii="Verdana" w:hAnsi="Verdana"/>
                 <w:b w:val="0"/>
                 <w:sz w:val="16"/>
               </w:rPr>
@@ -2967,7 +2992,7 @@
             <w:r/>
             <w:r>
               <w:rPr>
-                <w:rFonts w:ascii="Arial" w:hAnsi="Arial"/>
+                <w:rFonts w:ascii="Verdana" w:hAnsi="Verdana"/>
                 <w:b w:val="0"/>
                 <w:sz w:val="16"/>
               </w:rPr>
@@ -2983,7 +3008,7 @@
             <w:r/>
             <w:r>
               <w:rPr>
-                <w:rFonts w:ascii="Arial" w:hAnsi="Arial"/>
+                <w:rFonts w:ascii="Verdana" w:hAnsi="Verdana"/>
                 <w:b w:val="0"/>
                 <w:sz w:val="16"/>
               </w:rPr>
@@ -3000,7 +3025,7 @@
             <w:r/>
             <w:r>
               <w:rPr>
-                <w:rFonts w:ascii="Arial" w:hAnsi="Arial"/>
+                <w:rFonts w:ascii="Verdana" w:hAnsi="Verdana"/>
                 <w:b w:val="0"/>
                 <w:sz w:val="16"/>
               </w:rPr>
@@ -3016,7 +3041,7 @@
             <w:r/>
             <w:r>
               <w:rPr>
-                <w:rFonts w:ascii="Arial" w:hAnsi="Arial"/>
+                <w:rFonts w:ascii="Verdana" w:hAnsi="Verdana"/>
                 <w:b w:val="0"/>
                 <w:sz w:val="16"/>
               </w:rPr>
@@ -3032,7 +3057,7 @@
             <w:r/>
             <w:r>
               <w:rPr>
-                <w:rFonts w:ascii="Arial" w:hAnsi="Arial"/>
+                <w:rFonts w:ascii="Verdana" w:hAnsi="Verdana"/>
                 <w:b w:val="0"/>
                 <w:sz w:val="16"/>
               </w:rPr>
@@ -3049,7 +3074,7 @@
             <w:r/>
             <w:r>
               <w:rPr>
-                <w:rFonts w:ascii="Arial" w:hAnsi="Arial"/>
+                <w:rFonts w:ascii="Verdana" w:hAnsi="Verdana"/>
                 <w:b w:val="0"/>
                 <w:sz w:val="16"/>
               </w:rPr>
@@ -3065,7 +3090,7 @@
             <w:r/>
             <w:r>
               <w:rPr>
-                <w:rFonts w:ascii="Arial" w:hAnsi="Arial"/>
+                <w:rFonts w:ascii="Verdana" w:hAnsi="Verdana"/>
                 <w:b w:val="0"/>
                 <w:sz w:val="16"/>
               </w:rPr>
@@ -3081,7 +3106,7 @@
             <w:r/>
             <w:r>
               <w:rPr>
-                <w:rFonts w:ascii="Arial" w:hAnsi="Arial"/>
+                <w:rFonts w:ascii="Verdana" w:hAnsi="Verdana"/>
                 <w:b w:val="0"/>
                 <w:sz w:val="16"/>
               </w:rPr>
@@ -3098,7 +3123,7 @@
             <w:r/>
             <w:r>
               <w:rPr>
-                <w:rFonts w:ascii="Arial" w:hAnsi="Arial"/>
+                <w:rFonts w:ascii="Verdana" w:hAnsi="Verdana"/>
                 <w:b w:val="0"/>
                 <w:sz w:val="16"/>
               </w:rPr>
@@ -3114,7 +3139,7 @@
             <w:r/>
             <w:r>
               <w:rPr>
-                <w:rFonts w:ascii="Arial" w:hAnsi="Arial"/>
+                <w:rFonts w:ascii="Verdana" w:hAnsi="Verdana"/>
                 <w:b w:val="0"/>
                 <w:sz w:val="16"/>
               </w:rPr>
@@ -3130,7 +3155,7 @@
             <w:r/>
             <w:r>
               <w:rPr>
-                <w:rFonts w:ascii="Arial" w:hAnsi="Arial"/>
+                <w:rFonts w:ascii="Verdana" w:hAnsi="Verdana"/>
                 <w:b w:val="0"/>
                 <w:sz w:val="16"/>
               </w:rPr>
@@ -3147,7 +3172,7 @@
             <w:r/>
             <w:r>
               <w:rPr>
-                <w:rFonts w:ascii="Arial" w:hAnsi="Arial"/>
+                <w:rFonts w:ascii="Verdana" w:hAnsi="Verdana"/>
                 <w:b w:val="0"/>
                 <w:sz w:val="16"/>
               </w:rPr>
@@ -3163,7 +3188,7 @@
             <w:r/>
             <w:r>
               <w:rPr>
-                <w:rFonts w:ascii="Arial" w:hAnsi="Arial"/>
+                <w:rFonts w:ascii="Verdana" w:hAnsi="Verdana"/>
                 <w:b w:val="0"/>
                 <w:sz w:val="16"/>
               </w:rPr>
@@ -3179,7 +3204,7 @@
             <w:r/>
             <w:r>
               <w:rPr>
-                <w:rFonts w:ascii="Arial" w:hAnsi="Arial"/>
+                <w:rFonts w:ascii="Verdana" w:hAnsi="Verdana"/>
                 <w:b w:val="0"/>
                 <w:sz w:val="16"/>
               </w:rPr>
@@ -3196,7 +3221,7 @@
             <w:r/>
             <w:r>
               <w:rPr>
-                <w:rFonts w:ascii="Arial" w:hAnsi="Arial"/>
+                <w:rFonts w:ascii="Verdana" w:hAnsi="Verdana"/>
                 <w:b w:val="0"/>
                 <w:sz w:val="16"/>
               </w:rPr>
@@ -3212,7 +3237,7 @@
             <w:r/>
             <w:r>
               <w:rPr>
-                <w:rFonts w:ascii="Arial" w:hAnsi="Arial"/>
+                <w:rFonts w:ascii="Verdana" w:hAnsi="Verdana"/>
                 <w:b w:val="0"/>
                 <w:sz w:val="16"/>
               </w:rPr>
@@ -3228,7 +3253,7 @@
             <w:r/>
             <w:r>
               <w:rPr>
-                <w:rFonts w:ascii="Arial" w:hAnsi="Arial"/>
+                <w:rFonts w:ascii="Verdana" w:hAnsi="Verdana"/>
                 <w:b w:val="0"/>
                 <w:sz w:val="16"/>
               </w:rPr>
@@ -3245,7 +3270,7 @@
             <w:r/>
             <w:r>
               <w:rPr>
-                <w:rFonts w:ascii="Arial" w:hAnsi="Arial"/>
+                <w:rFonts w:ascii="Verdana" w:hAnsi="Verdana"/>
                 <w:b w:val="0"/>
                 <w:sz w:val="16"/>
               </w:rPr>
@@ -3261,7 +3286,7 @@
             <w:r/>
             <w:r>
               <w:rPr>
-                <w:rFonts w:ascii="Arial" w:hAnsi="Arial"/>
+                <w:rFonts w:ascii="Verdana" w:hAnsi="Verdana"/>
                 <w:b w:val="0"/>
                 <w:sz w:val="16"/>
               </w:rPr>
@@ -3277,7 +3302,7 @@
             <w:r/>
             <w:r>
               <w:rPr>
-                <w:rFonts w:ascii="Arial" w:hAnsi="Arial"/>
+                <w:rFonts w:ascii="Verdana" w:hAnsi="Verdana"/>
                 <w:b w:val="0"/>
                 <w:sz w:val="16"/>
               </w:rPr>
@@ -3294,7 +3319,7 @@
             <w:r/>
             <w:r>
               <w:rPr>
-                <w:rFonts w:ascii="Arial" w:hAnsi="Arial"/>
+                <w:rFonts w:ascii="Verdana" w:hAnsi="Verdana"/>
                 <w:b w:val="0"/>
                 <w:sz w:val="16"/>
               </w:rPr>
@@ -3310,7 +3335,7 @@
             <w:r/>
             <w:r>
               <w:rPr>
-                <w:rFonts w:ascii="Arial" w:hAnsi="Arial"/>
+                <w:rFonts w:ascii="Verdana" w:hAnsi="Verdana"/>
                 <w:b w:val="0"/>
                 <w:sz w:val="16"/>
               </w:rPr>
@@ -3326,7 +3351,7 @@
             <w:r/>
             <w:r>
               <w:rPr>
-                <w:rFonts w:ascii="Arial" w:hAnsi="Arial"/>
+                <w:rFonts w:ascii="Verdana" w:hAnsi="Verdana"/>
                 <w:b w:val="0"/>
                 <w:sz w:val="16"/>
               </w:rPr>
@@ -3343,7 +3368,7 @@
             <w:r/>
             <w:r>
               <w:rPr>
-                <w:rFonts w:ascii="Arial" w:hAnsi="Arial"/>
+                <w:rFonts w:ascii="Verdana" w:hAnsi="Verdana"/>
                 <w:b w:val="0"/>
                 <w:sz w:val="16"/>
               </w:rPr>
@@ -3359,7 +3384,7 @@
             <w:r/>
             <w:r>
               <w:rPr>
-                <w:rFonts w:ascii="Arial" w:hAnsi="Arial"/>
+                <w:rFonts w:ascii="Verdana" w:hAnsi="Verdana"/>
                 <w:b w:val="0"/>
                 <w:sz w:val="16"/>
               </w:rPr>
@@ -3375,7 +3400,7 @@
             <w:r/>
             <w:r>
               <w:rPr>
-                <w:rFonts w:ascii="Arial" w:hAnsi="Arial"/>
+                <w:rFonts w:ascii="Verdana" w:hAnsi="Verdana"/>
                 <w:b w:val="0"/>
                 <w:sz w:val="16"/>
               </w:rPr>
@@ -3388,7 +3413,7 @@
     <w:p>
       <w:r>
         <w:rPr>
-          <w:rFonts w:ascii="Arial" w:hAnsi="Arial"/>
+          <w:rFonts w:ascii="Verdana" w:hAnsi="Verdana"/>
           <w:b/>
           <w:sz w:val="18"/>
         </w:rPr>
@@ -3401,6 +3426,20 @@
         <w:tblW w:type="auto" w:w="0"/>
         <w:jc w:val="center"/>
         <w:tblLook w:firstColumn="1" w:firstRow="1" w:lastColumn="0" w:lastRow="0" w:noHBand="0" w:noVBand="1" w:val="04A0"/>
+        <w:tblBorders>
+          <w:top w:val="single" w:sz="4" w:space="0" w:color="595959"/>
+          <w:left w:val="single" w:sz="4" w:space="0" w:color="595959"/>
+          <w:bottom w:val="single" w:sz="4" w:space="0" w:color="595959"/>
+          <w:right w:val="single" w:sz="4" w:space="0" w:color="595959"/>
+          <w:insideH w:val="single" w:sz="4" w:space="0" w:color="595959"/>
+          <w:insideV w:val="single" w:sz="4" w:space="0" w:color="595959"/>
+        </w:tblBorders>
+        <w:tblCellMar>
+          <w:top w:w="85" w:type="dxa"/>
+          <w:left w:w="85" w:type="dxa"/>
+          <w:bottom w:w="85" w:type="dxa"/>
+          <w:right w:w="85" w:type="dxa"/>
+        </w:tblCellMar>
       </w:tblPr>
       <w:tblGrid>
         <w:gridCol w:w="5046"/>
@@ -3410,61 +3449,52 @@
       <w:tr>
         <w:tc>
           <w:tcPr>
-            <w:tcW w:type="dxa" w:w="5046"/>
-            <w:shd w:val="clear" w:color="auto" w:fill="D9E2F3"/>
-          </w:tcPr>
-          <w:p>
-            <w:pPr>
-              <w:jc w:val="center"/>
-            </w:pPr>
-            <w:r/>
-            <w:r>
-              <w:rPr>
-                <w:rFonts w:ascii="Arial" w:hAnsi="Arial"/>
-                <w:b/>
-                <w:sz w:val="16"/>
-              </w:rPr>
-              <w:t>Code Figure</w:t>
-            </w:r>
-          </w:p>
-        </w:tc>
-        <w:tc>
-          <w:tcPr>
-            <w:tcW w:type="dxa" w:w="5046"/>
-            <w:shd w:val="clear" w:color="auto" w:fill="D9E2F3"/>
-          </w:tcPr>
-          <w:p>
-            <w:pPr>
-              <w:jc w:val="center"/>
-            </w:pPr>
-            <w:r/>
-            <w:r>
-              <w:rPr>
-                <w:rFonts w:ascii="Arial" w:hAnsi="Arial"/>
-                <w:b/>
-                <w:sz w:val="16"/>
-              </w:rPr>
-              <w:t>Entry Name</w:t>
-            </w:r>
-          </w:p>
-        </w:tc>
-        <w:tc>
-          <w:tcPr>
-            <w:tcW w:type="dxa" w:w="5046"/>
-            <w:shd w:val="clear" w:color="auto" w:fill="D9E2F3"/>
-          </w:tcPr>
-          <w:p>
-            <w:pPr>
-              <w:jc w:val="center"/>
-            </w:pPr>
-            <w:r/>
-            <w:r>
-              <w:rPr>
-                <w:rFonts w:ascii="Arial" w:hAnsi="Arial"/>
-                <w:b/>
-                <w:sz w:val="16"/>
-              </w:rPr>
-              <w:t>Note</w:t>
+            <w:tcW w:type="dxa" w:w="1134"/>
+            <w:shd w:val="clear" w:color="auto" w:fill="D9D9D9"/>
+          </w:tcPr>
+          <w:p>
+            <w:r/>
+            <w:r>
+              <w:rPr>
+                <w:rFonts w:ascii="Verdana" w:hAnsi="Verdana"/>
+                <w:b w:val="0"/>
+                <w:sz w:val="16"/>
+              </w:rPr>
+              <w:t>КОДОВАЯ ЦИФРА</w:t>
+            </w:r>
+          </w:p>
+        </w:tc>
+        <w:tc>
+          <w:tcPr>
+            <w:tcW w:type="dxa" w:w="5046"/>
+            <w:shd w:val="clear" w:color="auto" w:fill="D9D9D9"/>
+          </w:tcPr>
+          <w:p>
+            <w:r/>
+            <w:r>
+              <w:rPr>
+                <w:rFonts w:ascii="Verdana" w:hAnsi="Verdana"/>
+                <w:b w:val="0"/>
+                <w:sz w:val="16"/>
+              </w:rPr>
+              <w:t>ЗНАЧЕНИЕ</w:t>
+            </w:r>
+          </w:p>
+        </w:tc>
+        <w:tc>
+          <w:tcPr>
+            <w:tcW w:type="dxa" w:w="5046"/>
+            <w:shd w:val="clear" w:color="auto" w:fill="D9D9D9"/>
+          </w:tcPr>
+          <w:p>
+            <w:r/>
+            <w:r>
+              <w:rPr>
+                <w:rFonts w:ascii="Verdana" w:hAnsi="Verdana"/>
+                <w:b w:val="0"/>
+                <w:sz w:val="16"/>
+              </w:rPr>
+              <w:t>ПРИМЕЧАНИЕ</w:t>
             </w:r>
           </w:p>
         </w:tc>
@@ -3478,7 +3508,7 @@
             <w:r/>
             <w:r>
               <w:rPr>
-                <w:rFonts w:ascii="Arial" w:hAnsi="Arial"/>
+                <w:rFonts w:ascii="Verdana" w:hAnsi="Verdana"/>
                 <w:b w:val="0"/>
                 <w:sz w:val="16"/>
               </w:rPr>
@@ -3494,7 +3524,7 @@
             <w:r/>
             <w:r>
               <w:rPr>
-                <w:rFonts w:ascii="Arial" w:hAnsi="Arial"/>
+                <w:rFonts w:ascii="Verdana" w:hAnsi="Verdana"/>
                 <w:b w:val="0"/>
                 <w:sz w:val="16"/>
               </w:rPr>
@@ -3510,7 +3540,7 @@
             <w:r/>
             <w:r>
               <w:rPr>
-                <w:rFonts w:ascii="Arial" w:hAnsi="Arial"/>
+                <w:rFonts w:ascii="Verdana" w:hAnsi="Verdana"/>
                 <w:b w:val="0"/>
                 <w:sz w:val="16"/>
               </w:rPr>
@@ -3527,7 +3557,7 @@
             <w:r/>
             <w:r>
               <w:rPr>
-                <w:rFonts w:ascii="Arial" w:hAnsi="Arial"/>
+                <w:rFonts w:ascii="Verdana" w:hAnsi="Verdana"/>
                 <w:b w:val="0"/>
                 <w:sz w:val="16"/>
               </w:rPr>
@@ -3543,7 +3573,7 @@
             <w:r/>
             <w:r>
               <w:rPr>
-                <w:rFonts w:ascii="Arial" w:hAnsi="Arial"/>
+                <w:rFonts w:ascii="Verdana" w:hAnsi="Verdana"/>
                 <w:b w:val="0"/>
                 <w:sz w:val="16"/>
               </w:rPr>
@@ -3559,7 +3589,7 @@
             <w:r/>
             <w:r>
               <w:rPr>
-                <w:rFonts w:ascii="Arial" w:hAnsi="Arial"/>
+                <w:rFonts w:ascii="Verdana" w:hAnsi="Verdana"/>
                 <w:b w:val="0"/>
                 <w:sz w:val="16"/>
               </w:rPr>
@@ -3576,7 +3606,7 @@
             <w:r/>
             <w:r>
               <w:rPr>
-                <w:rFonts w:ascii="Arial" w:hAnsi="Arial"/>
+                <w:rFonts w:ascii="Verdana" w:hAnsi="Verdana"/>
                 <w:b w:val="0"/>
                 <w:sz w:val="16"/>
               </w:rPr>
@@ -3592,7 +3622,7 @@
             <w:r/>
             <w:r>
               <w:rPr>
-                <w:rFonts w:ascii="Arial" w:hAnsi="Arial"/>
+                <w:rFonts w:ascii="Verdana" w:hAnsi="Verdana"/>
                 <w:b w:val="0"/>
                 <w:sz w:val="16"/>
               </w:rPr>
@@ -3608,7 +3638,7 @@
             <w:r/>
             <w:r>
               <w:rPr>
-                <w:rFonts w:ascii="Arial" w:hAnsi="Arial"/>
+                <w:rFonts w:ascii="Verdana" w:hAnsi="Verdana"/>
                 <w:b w:val="0"/>
                 <w:sz w:val="16"/>
               </w:rPr>
@@ -3625,7 +3655,7 @@
             <w:r/>
             <w:r>
               <w:rPr>
-                <w:rFonts w:ascii="Arial" w:hAnsi="Arial"/>
+                <w:rFonts w:ascii="Verdana" w:hAnsi="Verdana"/>
                 <w:b w:val="0"/>
                 <w:sz w:val="16"/>
               </w:rPr>
@@ -3641,7 +3671,7 @@
             <w:r/>
             <w:r>
               <w:rPr>
-                <w:rFonts w:ascii="Arial" w:hAnsi="Arial"/>
+                <w:rFonts w:ascii="Verdana" w:hAnsi="Verdana"/>
                 <w:b w:val="0"/>
                 <w:sz w:val="16"/>
               </w:rPr>
@@ -3657,7 +3687,7 @@
             <w:r/>
             <w:r>
               <w:rPr>
-                <w:rFonts w:ascii="Arial" w:hAnsi="Arial"/>
+                <w:rFonts w:ascii="Verdana" w:hAnsi="Verdana"/>
                 <w:b w:val="0"/>
                 <w:sz w:val="16"/>
               </w:rPr>
@@ -3674,7 +3704,7 @@
             <w:r/>
             <w:r>
               <w:rPr>
-                <w:rFonts w:ascii="Arial" w:hAnsi="Arial"/>
+                <w:rFonts w:ascii="Verdana" w:hAnsi="Verdana"/>
                 <w:b w:val="0"/>
                 <w:sz w:val="16"/>
               </w:rPr>
@@ -3690,7 +3720,7 @@
             <w:r/>
             <w:r>
               <w:rPr>
-                <w:rFonts w:ascii="Arial" w:hAnsi="Arial"/>
+                <w:rFonts w:ascii="Verdana" w:hAnsi="Verdana"/>
                 <w:b w:val="0"/>
                 <w:sz w:val="16"/>
               </w:rPr>
@@ -3706,7 +3736,7 @@
             <w:r/>
             <w:r>
               <w:rPr>
-                <w:rFonts w:ascii="Arial" w:hAnsi="Arial"/>
+                <w:rFonts w:ascii="Verdana" w:hAnsi="Verdana"/>
                 <w:b w:val="0"/>
                 <w:sz w:val="16"/>
               </w:rPr>
@@ -3723,7 +3753,7 @@
             <w:r/>
             <w:r>
               <w:rPr>
-                <w:rFonts w:ascii="Arial" w:hAnsi="Arial"/>
+                <w:rFonts w:ascii="Verdana" w:hAnsi="Verdana"/>
                 <w:b w:val="0"/>
                 <w:sz w:val="16"/>
               </w:rPr>
@@ -3739,7 +3769,7 @@
             <w:r/>
             <w:r>
               <w:rPr>
-                <w:rFonts w:ascii="Arial" w:hAnsi="Arial"/>
+                <w:rFonts w:ascii="Verdana" w:hAnsi="Verdana"/>
                 <w:b w:val="0"/>
                 <w:sz w:val="16"/>
               </w:rPr>
@@ -3755,7 +3785,7 @@
             <w:r/>
             <w:r>
               <w:rPr>
-                <w:rFonts w:ascii="Arial" w:hAnsi="Arial"/>
+                <w:rFonts w:ascii="Verdana" w:hAnsi="Verdana"/>
                 <w:b w:val="0"/>
                 <w:sz w:val="16"/>
               </w:rPr>
@@ -3772,7 +3802,7 @@
             <w:r/>
             <w:r>
               <w:rPr>
-                <w:rFonts w:ascii="Arial" w:hAnsi="Arial"/>
+                <w:rFonts w:ascii="Verdana" w:hAnsi="Verdana"/>
                 <w:b w:val="0"/>
                 <w:sz w:val="16"/>
               </w:rPr>
@@ -3788,7 +3818,7 @@
             <w:r/>
             <w:r>
               <w:rPr>
-                <w:rFonts w:ascii="Arial" w:hAnsi="Arial"/>
+                <w:rFonts w:ascii="Verdana" w:hAnsi="Verdana"/>
                 <w:b w:val="0"/>
                 <w:sz w:val="16"/>
               </w:rPr>
@@ -3804,7 +3834,7 @@
             <w:r/>
             <w:r>
               <w:rPr>
-                <w:rFonts w:ascii="Arial" w:hAnsi="Arial"/>
+                <w:rFonts w:ascii="Verdana" w:hAnsi="Verdana"/>
                 <w:b w:val="0"/>
                 <w:sz w:val="16"/>
               </w:rPr>
@@ -3821,7 +3851,7 @@
             <w:r/>
             <w:r>
               <w:rPr>
-                <w:rFonts w:ascii="Arial" w:hAnsi="Arial"/>
+                <w:rFonts w:ascii="Verdana" w:hAnsi="Verdana"/>
                 <w:b w:val="0"/>
                 <w:sz w:val="16"/>
               </w:rPr>
@@ -3837,7 +3867,7 @@
             <w:r/>
             <w:r>
               <w:rPr>
-                <w:rFonts w:ascii="Arial" w:hAnsi="Arial"/>
+                <w:rFonts w:ascii="Verdana" w:hAnsi="Verdana"/>
                 <w:b w:val="0"/>
                 <w:sz w:val="16"/>
               </w:rPr>
@@ -3853,7 +3883,7 @@
             <w:r/>
             <w:r>
               <w:rPr>
-                <w:rFonts w:ascii="Arial" w:hAnsi="Arial"/>
+                <w:rFonts w:ascii="Verdana" w:hAnsi="Verdana"/>
                 <w:b w:val="0"/>
                 <w:sz w:val="16"/>
               </w:rPr>
@@ -3870,7 +3900,7 @@
             <w:r/>
             <w:r>
               <w:rPr>
-                <w:rFonts w:ascii="Arial" w:hAnsi="Arial"/>
+                <w:rFonts w:ascii="Verdana" w:hAnsi="Verdana"/>
                 <w:b w:val="0"/>
                 <w:sz w:val="16"/>
               </w:rPr>
@@ -3886,7 +3916,7 @@
             <w:r/>
             <w:r>
               <w:rPr>
-                <w:rFonts w:ascii="Arial" w:hAnsi="Arial"/>
+                <w:rFonts w:ascii="Verdana" w:hAnsi="Verdana"/>
                 <w:b w:val="0"/>
                 <w:sz w:val="16"/>
               </w:rPr>
@@ -3902,7 +3932,7 @@
             <w:r/>
             <w:r>
               <w:rPr>
-                <w:rFonts w:ascii="Arial" w:hAnsi="Arial"/>
+                <w:rFonts w:ascii="Verdana" w:hAnsi="Verdana"/>
                 <w:b w:val="0"/>
                 <w:sz w:val="16"/>
               </w:rPr>
@@ -3919,7 +3949,7 @@
             <w:r/>
             <w:r>
               <w:rPr>
-                <w:rFonts w:ascii="Arial" w:hAnsi="Arial"/>
+                <w:rFonts w:ascii="Verdana" w:hAnsi="Verdana"/>
                 <w:b w:val="0"/>
                 <w:sz w:val="16"/>
               </w:rPr>
@@ -3935,7 +3965,7 @@
             <w:r/>
             <w:r>
               <w:rPr>
-                <w:rFonts w:ascii="Arial" w:hAnsi="Arial"/>
+                <w:rFonts w:ascii="Verdana" w:hAnsi="Verdana"/>
                 <w:b w:val="0"/>
                 <w:sz w:val="16"/>
               </w:rPr>
@@ -3951,7 +3981,7 @@
             <w:r/>
             <w:r>
               <w:rPr>
-                <w:rFonts w:ascii="Arial" w:hAnsi="Arial"/>
+                <w:rFonts w:ascii="Verdana" w:hAnsi="Verdana"/>
                 <w:b w:val="0"/>
                 <w:sz w:val="16"/>
               </w:rPr>
@@ -3968,7 +3998,7 @@
             <w:r/>
             <w:r>
               <w:rPr>
-                <w:rFonts w:ascii="Arial" w:hAnsi="Arial"/>
+                <w:rFonts w:ascii="Verdana" w:hAnsi="Verdana"/>
                 <w:b w:val="0"/>
                 <w:sz w:val="16"/>
               </w:rPr>
@@ -3984,7 +4014,7 @@
             <w:r/>
             <w:r>
               <w:rPr>
-                <w:rFonts w:ascii="Arial" w:hAnsi="Arial"/>
+                <w:rFonts w:ascii="Verdana" w:hAnsi="Verdana"/>
                 <w:b w:val="0"/>
                 <w:sz w:val="16"/>
               </w:rPr>
@@ -4000,7 +4030,7 @@
             <w:r/>
             <w:r>
               <w:rPr>
-                <w:rFonts w:ascii="Arial" w:hAnsi="Arial"/>
+                <w:rFonts w:ascii="Verdana" w:hAnsi="Verdana"/>
                 <w:b w:val="0"/>
                 <w:sz w:val="16"/>
               </w:rPr>
@@ -4017,7 +4047,7 @@
             <w:r/>
             <w:r>
               <w:rPr>
-                <w:rFonts w:ascii="Arial" w:hAnsi="Arial"/>
+                <w:rFonts w:ascii="Verdana" w:hAnsi="Verdana"/>
                 <w:b w:val="0"/>
                 <w:sz w:val="16"/>
               </w:rPr>
@@ -4033,7 +4063,7 @@
             <w:r/>
             <w:r>
               <w:rPr>
-                <w:rFonts w:ascii="Arial" w:hAnsi="Arial"/>
+                <w:rFonts w:ascii="Verdana" w:hAnsi="Verdana"/>
                 <w:b w:val="0"/>
                 <w:sz w:val="16"/>
               </w:rPr>
@@ -4049,7 +4079,7 @@
             <w:r/>
             <w:r>
               <w:rPr>
-                <w:rFonts w:ascii="Arial" w:hAnsi="Arial"/>
+                <w:rFonts w:ascii="Verdana" w:hAnsi="Verdana"/>
                 <w:b w:val="0"/>
                 <w:sz w:val="16"/>
               </w:rPr>
@@ -4066,7 +4096,7 @@
             <w:r/>
             <w:r>
               <w:rPr>
-                <w:rFonts w:ascii="Arial" w:hAnsi="Arial"/>
+                <w:rFonts w:ascii="Verdana" w:hAnsi="Verdana"/>
                 <w:b w:val="0"/>
                 <w:sz w:val="16"/>
               </w:rPr>
@@ -4082,7 +4112,7 @@
             <w:r/>
             <w:r>
               <w:rPr>
-                <w:rFonts w:ascii="Arial" w:hAnsi="Arial"/>
+                <w:rFonts w:ascii="Verdana" w:hAnsi="Verdana"/>
                 <w:b w:val="0"/>
                 <w:sz w:val="16"/>
               </w:rPr>
@@ -4098,7 +4128,7 @@
             <w:r/>
             <w:r>
               <w:rPr>
-                <w:rFonts w:ascii="Arial" w:hAnsi="Arial"/>
+                <w:rFonts w:ascii="Verdana" w:hAnsi="Verdana"/>
                 <w:b w:val="0"/>
                 <w:sz w:val="16"/>
               </w:rPr>
@@ -4115,7 +4145,7 @@
             <w:r/>
             <w:r>
               <w:rPr>
-                <w:rFonts w:ascii="Arial" w:hAnsi="Arial"/>
+                <w:rFonts w:ascii="Verdana" w:hAnsi="Verdana"/>
                 <w:b w:val="0"/>
                 <w:sz w:val="16"/>
               </w:rPr>
@@ -4131,7 +4161,7 @@
             <w:r/>
             <w:r>
               <w:rPr>
-                <w:rFonts w:ascii="Arial" w:hAnsi="Arial"/>
+                <w:rFonts w:ascii="Verdana" w:hAnsi="Verdana"/>
                 <w:b w:val="0"/>
                 <w:sz w:val="16"/>
               </w:rPr>
@@ -4147,7 +4177,7 @@
             <w:r/>
             <w:r>
               <w:rPr>
-                <w:rFonts w:ascii="Arial" w:hAnsi="Arial"/>
+                <w:rFonts w:ascii="Verdana" w:hAnsi="Verdana"/>
                 <w:b w:val="0"/>
                 <w:sz w:val="16"/>
               </w:rPr>
@@ -4160,7 +4190,7 @@
     <w:p>
       <w:r>
         <w:rPr>
-          <w:rFonts w:ascii="Arial" w:hAnsi="Arial"/>
+          <w:rFonts w:ascii="Verdana" w:hAnsi="Verdana"/>
           <w:b/>
           <w:sz w:val="18"/>
         </w:rPr>
@@ -4173,6 +4203,20 @@
         <w:tblW w:type="auto" w:w="0"/>
         <w:jc w:val="center"/>
         <w:tblLook w:firstColumn="1" w:firstRow="1" w:lastColumn="0" w:lastRow="0" w:noHBand="0" w:noVBand="1" w:val="04A0"/>
+        <w:tblBorders>
+          <w:top w:val="single" w:sz="4" w:space="0" w:color="595959"/>
+          <w:left w:val="single" w:sz="4" w:space="0" w:color="595959"/>
+          <w:bottom w:val="single" w:sz="4" w:space="0" w:color="595959"/>
+          <w:right w:val="single" w:sz="4" w:space="0" w:color="595959"/>
+          <w:insideH w:val="single" w:sz="4" w:space="0" w:color="595959"/>
+          <w:insideV w:val="single" w:sz="4" w:space="0" w:color="595959"/>
+        </w:tblBorders>
+        <w:tblCellMar>
+          <w:top w:w="85" w:type="dxa"/>
+          <w:left w:w="85" w:type="dxa"/>
+          <w:bottom w:w="85" w:type="dxa"/>
+          <w:right w:w="85" w:type="dxa"/>
+        </w:tblCellMar>
       </w:tblPr>
       <w:tblGrid>
         <w:gridCol w:w="5046"/>
@@ -4182,61 +4226,52 @@
       <w:tr>
         <w:tc>
           <w:tcPr>
-            <w:tcW w:type="dxa" w:w="5046"/>
-            <w:shd w:val="clear" w:color="auto" w:fill="D9E2F3"/>
-          </w:tcPr>
-          <w:p>
-            <w:pPr>
-              <w:jc w:val="center"/>
-            </w:pPr>
-            <w:r/>
-            <w:r>
-              <w:rPr>
-                <w:rFonts w:ascii="Arial" w:hAnsi="Arial"/>
-                <w:b/>
-                <w:sz w:val="16"/>
-              </w:rPr>
-              <w:t>Code Figure</w:t>
-            </w:r>
-          </w:p>
-        </w:tc>
-        <w:tc>
-          <w:tcPr>
-            <w:tcW w:type="dxa" w:w="5046"/>
-            <w:shd w:val="clear" w:color="auto" w:fill="D9E2F3"/>
-          </w:tcPr>
-          <w:p>
-            <w:pPr>
-              <w:jc w:val="center"/>
-            </w:pPr>
-            <w:r/>
-            <w:r>
-              <w:rPr>
-                <w:rFonts w:ascii="Arial" w:hAnsi="Arial"/>
-                <w:b/>
-                <w:sz w:val="16"/>
-              </w:rPr>
-              <w:t>Entry Name</w:t>
-            </w:r>
-          </w:p>
-        </w:tc>
-        <w:tc>
-          <w:tcPr>
-            <w:tcW w:type="dxa" w:w="5046"/>
-            <w:shd w:val="clear" w:color="auto" w:fill="D9E2F3"/>
-          </w:tcPr>
-          <w:p>
-            <w:pPr>
-              <w:jc w:val="center"/>
-            </w:pPr>
-            <w:r/>
-            <w:r>
-              <w:rPr>
-                <w:rFonts w:ascii="Arial" w:hAnsi="Arial"/>
-                <w:b/>
-                <w:sz w:val="16"/>
-              </w:rPr>
-              <w:t>Note</w:t>
+            <w:tcW w:type="dxa" w:w="1134"/>
+            <w:shd w:val="clear" w:color="auto" w:fill="D9D9D9"/>
+          </w:tcPr>
+          <w:p>
+            <w:r/>
+            <w:r>
+              <w:rPr>
+                <w:rFonts w:ascii="Verdana" w:hAnsi="Verdana"/>
+                <w:b w:val="0"/>
+                <w:sz w:val="16"/>
+              </w:rPr>
+              <w:t>КОДОВАЯ ЦИФРА</w:t>
+            </w:r>
+          </w:p>
+        </w:tc>
+        <w:tc>
+          <w:tcPr>
+            <w:tcW w:type="dxa" w:w="5046"/>
+            <w:shd w:val="clear" w:color="auto" w:fill="D9D9D9"/>
+          </w:tcPr>
+          <w:p>
+            <w:r/>
+            <w:r>
+              <w:rPr>
+                <w:rFonts w:ascii="Verdana" w:hAnsi="Verdana"/>
+                <w:b w:val="0"/>
+                <w:sz w:val="16"/>
+              </w:rPr>
+              <w:t>ЗНАЧЕНИЕ</w:t>
+            </w:r>
+          </w:p>
+        </w:tc>
+        <w:tc>
+          <w:tcPr>
+            <w:tcW w:type="dxa" w:w="5046"/>
+            <w:shd w:val="clear" w:color="auto" w:fill="D9D9D9"/>
+          </w:tcPr>
+          <w:p>
+            <w:r/>
+            <w:r>
+              <w:rPr>
+                <w:rFonts w:ascii="Verdana" w:hAnsi="Verdana"/>
+                <w:b w:val="0"/>
+                <w:sz w:val="16"/>
+              </w:rPr>
+              <w:t>ПРИМЕЧАНИЕ</w:t>
             </w:r>
           </w:p>
         </w:tc>
@@ -4250,7 +4285,7 @@
             <w:r/>
             <w:r>
               <w:rPr>
-                <w:rFonts w:ascii="Arial" w:hAnsi="Arial"/>
+                <w:rFonts w:ascii="Verdana" w:hAnsi="Verdana"/>
                 <w:b w:val="0"/>
                 <w:sz w:val="16"/>
               </w:rPr>
@@ -4266,7 +4301,7 @@
             <w:r/>
             <w:r>
               <w:rPr>
-                <w:rFonts w:ascii="Arial" w:hAnsi="Arial"/>
+                <w:rFonts w:ascii="Verdana" w:hAnsi="Verdana"/>
                 <w:b w:val="0"/>
                 <w:sz w:val="16"/>
               </w:rPr>
@@ -4282,7 +4317,7 @@
             <w:r/>
             <w:r>
               <w:rPr>
-                <w:rFonts w:ascii="Arial" w:hAnsi="Arial"/>
+                <w:rFonts w:ascii="Verdana" w:hAnsi="Verdana"/>
                 <w:b w:val="0"/>
                 <w:sz w:val="16"/>
               </w:rPr>
@@ -4299,7 +4334,7 @@
             <w:r/>
             <w:r>
               <w:rPr>
-                <w:rFonts w:ascii="Arial" w:hAnsi="Arial"/>
+                <w:rFonts w:ascii="Verdana" w:hAnsi="Verdana"/>
                 <w:b w:val="0"/>
                 <w:sz w:val="16"/>
               </w:rPr>
@@ -4315,7 +4350,7 @@
             <w:r/>
             <w:r>
               <w:rPr>
-                <w:rFonts w:ascii="Arial" w:hAnsi="Arial"/>
+                <w:rFonts w:ascii="Verdana" w:hAnsi="Verdana"/>
                 <w:b w:val="0"/>
                 <w:sz w:val="16"/>
               </w:rPr>
@@ -4331,7 +4366,7 @@
             <w:r/>
             <w:r>
               <w:rPr>
-                <w:rFonts w:ascii="Arial" w:hAnsi="Arial"/>
+                <w:rFonts w:ascii="Verdana" w:hAnsi="Verdana"/>
                 <w:b w:val="0"/>
                 <w:sz w:val="16"/>
               </w:rPr>
@@ -4348,7 +4383,7 @@
             <w:r/>
             <w:r>
               <w:rPr>
-                <w:rFonts w:ascii="Arial" w:hAnsi="Arial"/>
+                <w:rFonts w:ascii="Verdana" w:hAnsi="Verdana"/>
                 <w:b w:val="0"/>
                 <w:sz w:val="16"/>
               </w:rPr>
@@ -4364,7 +4399,7 @@
             <w:r/>
             <w:r>
               <w:rPr>
-                <w:rFonts w:ascii="Arial" w:hAnsi="Arial"/>
+                <w:rFonts w:ascii="Verdana" w:hAnsi="Verdana"/>
                 <w:b w:val="0"/>
                 <w:sz w:val="16"/>
               </w:rPr>
@@ -4380,7 +4415,7 @@
             <w:r/>
             <w:r>
               <w:rPr>
-                <w:rFonts w:ascii="Arial" w:hAnsi="Arial"/>
+                <w:rFonts w:ascii="Verdana" w:hAnsi="Verdana"/>
                 <w:b w:val="0"/>
                 <w:sz w:val="16"/>
               </w:rPr>
@@ -4397,7 +4432,7 @@
             <w:r/>
             <w:r>
               <w:rPr>
-                <w:rFonts w:ascii="Arial" w:hAnsi="Arial"/>
+                <w:rFonts w:ascii="Verdana" w:hAnsi="Verdana"/>
                 <w:b w:val="0"/>
                 <w:sz w:val="16"/>
               </w:rPr>
@@ -4413,7 +4448,7 @@
             <w:r/>
             <w:r>
               <w:rPr>
-                <w:rFonts w:ascii="Arial" w:hAnsi="Arial"/>
+                <w:rFonts w:ascii="Verdana" w:hAnsi="Verdana"/>
                 <w:b w:val="0"/>
                 <w:sz w:val="16"/>
               </w:rPr>
@@ -4429,7 +4464,7 @@
             <w:r/>
             <w:r>
               <w:rPr>
-                <w:rFonts w:ascii="Arial" w:hAnsi="Arial"/>
+                <w:rFonts w:ascii="Verdana" w:hAnsi="Verdana"/>
                 <w:b w:val="0"/>
                 <w:sz w:val="16"/>
               </w:rPr>
@@ -4446,7 +4481,7 @@
             <w:r/>
             <w:r>
               <w:rPr>
-                <w:rFonts w:ascii="Arial" w:hAnsi="Arial"/>
+                <w:rFonts w:ascii="Verdana" w:hAnsi="Verdana"/>
                 <w:b w:val="0"/>
                 <w:sz w:val="16"/>
               </w:rPr>
@@ -4462,7 +4497,7 @@
             <w:r/>
             <w:r>
               <w:rPr>
-                <w:rFonts w:ascii="Arial" w:hAnsi="Arial"/>
+                <w:rFonts w:ascii="Verdana" w:hAnsi="Verdana"/>
                 <w:b w:val="0"/>
                 <w:sz w:val="16"/>
               </w:rPr>
@@ -4478,7 +4513,7 @@
             <w:r/>
             <w:r>
               <w:rPr>
-                <w:rFonts w:ascii="Arial" w:hAnsi="Arial"/>
+                <w:rFonts w:ascii="Verdana" w:hAnsi="Verdana"/>
                 <w:b w:val="0"/>
                 <w:sz w:val="16"/>
               </w:rPr>
@@ -4495,7 +4530,7 @@
             <w:r/>
             <w:r>
               <w:rPr>
-                <w:rFonts w:ascii="Arial" w:hAnsi="Arial"/>
+                <w:rFonts w:ascii="Verdana" w:hAnsi="Verdana"/>
                 <w:b w:val="0"/>
                 <w:sz w:val="16"/>
               </w:rPr>
@@ -4511,7 +4546,7 @@
             <w:r/>
             <w:r>
               <w:rPr>
-                <w:rFonts w:ascii="Arial" w:hAnsi="Arial"/>
+                <w:rFonts w:ascii="Verdana" w:hAnsi="Verdana"/>
                 <w:b w:val="0"/>
                 <w:sz w:val="16"/>
               </w:rPr>
@@ -4527,7 +4562,7 @@
             <w:r/>
             <w:r>
               <w:rPr>
-                <w:rFonts w:ascii="Arial" w:hAnsi="Arial"/>
+                <w:rFonts w:ascii="Verdana" w:hAnsi="Verdana"/>
                 <w:b w:val="0"/>
                 <w:sz w:val="16"/>
               </w:rPr>
@@ -4544,7 +4579,7 @@
             <w:r/>
             <w:r>
               <w:rPr>
-                <w:rFonts w:ascii="Arial" w:hAnsi="Arial"/>
+                <w:rFonts w:ascii="Verdana" w:hAnsi="Verdana"/>
                 <w:b w:val="0"/>
                 <w:sz w:val="16"/>
               </w:rPr>
@@ -4560,7 +4595,7 @@
             <w:r/>
             <w:r>
               <w:rPr>
-                <w:rFonts w:ascii="Arial" w:hAnsi="Arial"/>
+                <w:rFonts w:ascii="Verdana" w:hAnsi="Verdana"/>
                 <w:b w:val="0"/>
                 <w:sz w:val="16"/>
               </w:rPr>
@@ -4576,7 +4611,7 @@
             <w:r/>
             <w:r>
               <w:rPr>
-                <w:rFonts w:ascii="Arial" w:hAnsi="Arial"/>
+                <w:rFonts w:ascii="Verdana" w:hAnsi="Verdana"/>
                 <w:b w:val="0"/>
                 <w:sz w:val="16"/>
               </w:rPr>
@@ -4589,7 +4624,7 @@
     <w:p>
       <w:r>
         <w:rPr>
-          <w:rFonts w:ascii="Arial" w:hAnsi="Arial"/>
+          <w:rFonts w:ascii="Verdana" w:hAnsi="Verdana"/>
           <w:b/>
           <w:sz w:val="18"/>
         </w:rPr>
@@ -4602,6 +4637,20 @@
         <w:tblW w:type="auto" w:w="0"/>
         <w:jc w:val="center"/>
         <w:tblLook w:firstColumn="1" w:firstRow="1" w:lastColumn="0" w:lastRow="0" w:noHBand="0" w:noVBand="1" w:val="04A0"/>
+        <w:tblBorders>
+          <w:top w:val="single" w:sz="4" w:space="0" w:color="595959"/>
+          <w:left w:val="single" w:sz="4" w:space="0" w:color="595959"/>
+          <w:bottom w:val="single" w:sz="4" w:space="0" w:color="595959"/>
+          <w:right w:val="single" w:sz="4" w:space="0" w:color="595959"/>
+          <w:insideH w:val="single" w:sz="4" w:space="0" w:color="595959"/>
+          <w:insideV w:val="single" w:sz="4" w:space="0" w:color="595959"/>
+        </w:tblBorders>
+        <w:tblCellMar>
+          <w:top w:w="85" w:type="dxa"/>
+          <w:left w:w="85" w:type="dxa"/>
+          <w:bottom w:w="85" w:type="dxa"/>
+          <w:right w:w="85" w:type="dxa"/>
+        </w:tblCellMar>
       </w:tblPr>
       <w:tblGrid>
         <w:gridCol w:w="5046"/>
@@ -4611,61 +4660,52 @@
       <w:tr>
         <w:tc>
           <w:tcPr>
-            <w:tcW w:type="dxa" w:w="5046"/>
-            <w:shd w:val="clear" w:color="auto" w:fill="D9E2F3"/>
-          </w:tcPr>
-          <w:p>
-            <w:pPr>
-              <w:jc w:val="center"/>
-            </w:pPr>
-            <w:r/>
-            <w:r>
-              <w:rPr>
-                <w:rFonts w:ascii="Arial" w:hAnsi="Arial"/>
-                <w:b/>
-                <w:sz w:val="16"/>
-              </w:rPr>
-              <w:t>Code Figure</w:t>
-            </w:r>
-          </w:p>
-        </w:tc>
-        <w:tc>
-          <w:tcPr>
-            <w:tcW w:type="dxa" w:w="5046"/>
-            <w:shd w:val="clear" w:color="auto" w:fill="D9E2F3"/>
-          </w:tcPr>
-          <w:p>
-            <w:pPr>
-              <w:jc w:val="center"/>
-            </w:pPr>
-            <w:r/>
-            <w:r>
-              <w:rPr>
-                <w:rFonts w:ascii="Arial" w:hAnsi="Arial"/>
-                <w:b/>
-                <w:sz w:val="16"/>
-              </w:rPr>
-              <w:t>Entry Name</w:t>
-            </w:r>
-          </w:p>
-        </w:tc>
-        <w:tc>
-          <w:tcPr>
-            <w:tcW w:type="dxa" w:w="5046"/>
-            <w:shd w:val="clear" w:color="auto" w:fill="D9E2F3"/>
-          </w:tcPr>
-          <w:p>
-            <w:pPr>
-              <w:jc w:val="center"/>
-            </w:pPr>
-            <w:r/>
-            <w:r>
-              <w:rPr>
-                <w:rFonts w:ascii="Arial" w:hAnsi="Arial"/>
-                <w:b/>
-                <w:sz w:val="16"/>
-              </w:rPr>
-              <w:t>Note</w:t>
+            <w:tcW w:type="dxa" w:w="1134"/>
+            <w:shd w:val="clear" w:color="auto" w:fill="D9D9D9"/>
+          </w:tcPr>
+          <w:p>
+            <w:r/>
+            <w:r>
+              <w:rPr>
+                <w:rFonts w:ascii="Verdana" w:hAnsi="Verdana"/>
+                <w:b w:val="0"/>
+                <w:sz w:val="16"/>
+              </w:rPr>
+              <w:t>КОДОВАЯ ЦИФРА</w:t>
+            </w:r>
+          </w:p>
+        </w:tc>
+        <w:tc>
+          <w:tcPr>
+            <w:tcW w:type="dxa" w:w="5046"/>
+            <w:shd w:val="clear" w:color="auto" w:fill="D9D9D9"/>
+          </w:tcPr>
+          <w:p>
+            <w:r/>
+            <w:r>
+              <w:rPr>
+                <w:rFonts w:ascii="Verdana" w:hAnsi="Verdana"/>
+                <w:b w:val="0"/>
+                <w:sz w:val="16"/>
+              </w:rPr>
+              <w:t>ЗНАЧЕНИЕ</w:t>
+            </w:r>
+          </w:p>
+        </w:tc>
+        <w:tc>
+          <w:tcPr>
+            <w:tcW w:type="dxa" w:w="5046"/>
+            <w:shd w:val="clear" w:color="auto" w:fill="D9D9D9"/>
+          </w:tcPr>
+          <w:p>
+            <w:r/>
+            <w:r>
+              <w:rPr>
+                <w:rFonts w:ascii="Verdana" w:hAnsi="Verdana"/>
+                <w:b w:val="0"/>
+                <w:sz w:val="16"/>
+              </w:rPr>
+              <w:t>ПРИМЕЧАНИЕ</w:t>
             </w:r>
           </w:p>
         </w:tc>
@@ -4679,7 +4719,7 @@
             <w:r/>
             <w:r>
               <w:rPr>
-                <w:rFonts w:ascii="Arial" w:hAnsi="Arial"/>
+                <w:rFonts w:ascii="Verdana" w:hAnsi="Verdana"/>
                 <w:b w:val="0"/>
                 <w:sz w:val="16"/>
               </w:rPr>
@@ -4695,7 +4735,7 @@
             <w:r/>
             <w:r>
               <w:rPr>
-                <w:rFonts w:ascii="Arial" w:hAnsi="Arial"/>
+                <w:rFonts w:ascii="Verdana" w:hAnsi="Verdana"/>
                 <w:b w:val="0"/>
                 <w:sz w:val="16"/>
               </w:rPr>
@@ -4711,7 +4751,7 @@
             <w:r/>
             <w:r>
               <w:rPr>
-                <w:rFonts w:ascii="Arial" w:hAnsi="Arial"/>
+                <w:rFonts w:ascii="Verdana" w:hAnsi="Verdana"/>
                 <w:b w:val="0"/>
                 <w:sz w:val="16"/>
               </w:rPr>
@@ -4728,7 +4768,7 @@
             <w:r/>
             <w:r>
               <w:rPr>
-                <w:rFonts w:ascii="Arial" w:hAnsi="Arial"/>
+                <w:rFonts w:ascii="Verdana" w:hAnsi="Verdana"/>
                 <w:b w:val="0"/>
                 <w:sz w:val="16"/>
               </w:rPr>
@@ -4744,7 +4784,7 @@
             <w:r/>
             <w:r>
               <w:rPr>
-                <w:rFonts w:ascii="Arial" w:hAnsi="Arial"/>
+                <w:rFonts w:ascii="Verdana" w:hAnsi="Verdana"/>
                 <w:b w:val="0"/>
                 <w:sz w:val="16"/>
               </w:rPr>
@@ -4760,7 +4800,7 @@
             <w:r/>
             <w:r>
               <w:rPr>
-                <w:rFonts w:ascii="Arial" w:hAnsi="Arial"/>
+                <w:rFonts w:ascii="Verdana" w:hAnsi="Verdana"/>
                 <w:b w:val="0"/>
                 <w:sz w:val="16"/>
               </w:rPr>
@@ -4777,7 +4817,7 @@
             <w:r/>
             <w:r>
               <w:rPr>
-                <w:rFonts w:ascii="Arial" w:hAnsi="Arial"/>
+                <w:rFonts w:ascii="Verdana" w:hAnsi="Verdana"/>
                 <w:b w:val="0"/>
                 <w:sz w:val="16"/>
               </w:rPr>
@@ -4793,7 +4833,7 @@
             <w:r/>
             <w:r>
               <w:rPr>
-                <w:rFonts w:ascii="Arial" w:hAnsi="Arial"/>
+                <w:rFonts w:ascii="Verdana" w:hAnsi="Verdana"/>
                 <w:b w:val="0"/>
                 <w:sz w:val="16"/>
               </w:rPr>
@@ -4809,7 +4849,7 @@
             <w:r/>
             <w:r>
               <w:rPr>
-                <w:rFonts w:ascii="Arial" w:hAnsi="Arial"/>
+                <w:rFonts w:ascii="Verdana" w:hAnsi="Verdana"/>
                 <w:b w:val="0"/>
                 <w:sz w:val="16"/>
               </w:rPr>
@@ -4826,7 +4866,7 @@
             <w:r/>
             <w:r>
               <w:rPr>
-                <w:rFonts w:ascii="Arial" w:hAnsi="Arial"/>
+                <w:rFonts w:ascii="Verdana" w:hAnsi="Verdana"/>
                 <w:b w:val="0"/>
                 <w:sz w:val="16"/>
               </w:rPr>
@@ -4842,7 +4882,7 @@
             <w:r/>
             <w:r>
               <w:rPr>
-                <w:rFonts w:ascii="Arial" w:hAnsi="Arial"/>
+                <w:rFonts w:ascii="Verdana" w:hAnsi="Verdana"/>
                 <w:b w:val="0"/>
                 <w:sz w:val="16"/>
               </w:rPr>
@@ -4858,7 +4898,7 @@
             <w:r/>
             <w:r>
               <w:rPr>
-                <w:rFonts w:ascii="Arial" w:hAnsi="Arial"/>
+                <w:rFonts w:ascii="Verdana" w:hAnsi="Verdana"/>
                 <w:b w:val="0"/>
                 <w:sz w:val="16"/>
               </w:rPr>
@@ -4875,7 +4915,7 @@
             <w:r/>
             <w:r>
               <w:rPr>
-                <w:rFonts w:ascii="Arial" w:hAnsi="Arial"/>
+                <w:rFonts w:ascii="Verdana" w:hAnsi="Verdana"/>
                 <w:b w:val="0"/>
                 <w:sz w:val="16"/>
               </w:rPr>
@@ -4891,7 +4931,7 @@
             <w:r/>
             <w:r>
               <w:rPr>
-                <w:rFonts w:ascii="Arial" w:hAnsi="Arial"/>
+                <w:rFonts w:ascii="Verdana" w:hAnsi="Verdana"/>
                 <w:b w:val="0"/>
                 <w:sz w:val="16"/>
               </w:rPr>
@@ -4907,7 +4947,7 @@
             <w:r/>
             <w:r>
               <w:rPr>
-                <w:rFonts w:ascii="Arial" w:hAnsi="Arial"/>
+                <w:rFonts w:ascii="Verdana" w:hAnsi="Verdana"/>
                 <w:b w:val="0"/>
                 <w:sz w:val="16"/>
               </w:rPr>
@@ -4924,7 +4964,7 @@
             <w:r/>
             <w:r>
               <w:rPr>
-                <w:rFonts w:ascii="Arial" w:hAnsi="Arial"/>
+                <w:rFonts w:ascii="Verdana" w:hAnsi="Verdana"/>
                 <w:b w:val="0"/>
                 <w:sz w:val="16"/>
               </w:rPr>
@@ -4940,7 +4980,7 @@
             <w:r/>
             <w:r>
               <w:rPr>
-                <w:rFonts w:ascii="Arial" w:hAnsi="Arial"/>
+                <w:rFonts w:ascii="Verdana" w:hAnsi="Verdana"/>
                 <w:b w:val="0"/>
                 <w:sz w:val="16"/>
               </w:rPr>
@@ -4956,7 +4996,7 @@
             <w:r/>
             <w:r>
               <w:rPr>
-                <w:rFonts w:ascii="Arial" w:hAnsi="Arial"/>
+                <w:rFonts w:ascii="Verdana" w:hAnsi="Verdana"/>
                 <w:b w:val="0"/>
                 <w:sz w:val="16"/>
               </w:rPr>
@@ -4973,7 +5013,7 @@
             <w:r/>
             <w:r>
               <w:rPr>
-                <w:rFonts w:ascii="Arial" w:hAnsi="Arial"/>
+                <w:rFonts w:ascii="Verdana" w:hAnsi="Verdana"/>
                 <w:b w:val="0"/>
                 <w:sz w:val="16"/>
               </w:rPr>
@@ -4989,7 +5029,7 @@
             <w:r/>
             <w:r>
               <w:rPr>
-                <w:rFonts w:ascii="Arial" w:hAnsi="Arial"/>
+                <w:rFonts w:ascii="Verdana" w:hAnsi="Verdana"/>
                 <w:b w:val="0"/>
                 <w:sz w:val="16"/>
               </w:rPr>
@@ -5005,7 +5045,7 @@
             <w:r/>
             <w:r>
               <w:rPr>
-                <w:rFonts w:ascii="Arial" w:hAnsi="Arial"/>
+                <w:rFonts w:ascii="Verdana" w:hAnsi="Verdana"/>
                 <w:b w:val="0"/>
                 <w:sz w:val="16"/>
               </w:rPr>
@@ -5022,7 +5062,7 @@
             <w:r/>
             <w:r>
               <w:rPr>
-                <w:rFonts w:ascii="Arial" w:hAnsi="Arial"/>
+                <w:rFonts w:ascii="Verdana" w:hAnsi="Verdana"/>
                 <w:b w:val="0"/>
                 <w:sz w:val="16"/>
               </w:rPr>
@@ -5038,7 +5078,7 @@
             <w:r/>
             <w:r>
               <w:rPr>
-                <w:rFonts w:ascii="Arial" w:hAnsi="Arial"/>
+                <w:rFonts w:ascii="Verdana" w:hAnsi="Verdana"/>
                 <w:b w:val="0"/>
                 <w:sz w:val="16"/>
               </w:rPr>
@@ -5054,7 +5094,7 @@
             <w:r/>
             <w:r>
               <w:rPr>
-                <w:rFonts w:ascii="Arial" w:hAnsi="Arial"/>
+                <w:rFonts w:ascii="Verdana" w:hAnsi="Verdana"/>
                 <w:b w:val="0"/>
                 <w:sz w:val="16"/>
               </w:rPr>
@@ -5071,7 +5111,7 @@
             <w:r/>
             <w:r>
               <w:rPr>
-                <w:rFonts w:ascii="Arial" w:hAnsi="Arial"/>
+                <w:rFonts w:ascii="Verdana" w:hAnsi="Verdana"/>
                 <w:b w:val="0"/>
                 <w:sz w:val="16"/>
               </w:rPr>
@@ -5087,7 +5127,7 @@
             <w:r/>
             <w:r>
               <w:rPr>
-                <w:rFonts w:ascii="Arial" w:hAnsi="Arial"/>
+                <w:rFonts w:ascii="Verdana" w:hAnsi="Verdana"/>
                 <w:b w:val="0"/>
                 <w:sz w:val="16"/>
               </w:rPr>
@@ -5103,7 +5143,7 @@
             <w:r/>
             <w:r>
               <w:rPr>
-                <w:rFonts w:ascii="Arial" w:hAnsi="Arial"/>
+                <w:rFonts w:ascii="Verdana" w:hAnsi="Verdana"/>
                 <w:b w:val="0"/>
                 <w:sz w:val="16"/>
               </w:rPr>
@@ -5120,7 +5160,7 @@
             <w:r/>
             <w:r>
               <w:rPr>
-                <w:rFonts w:ascii="Arial" w:hAnsi="Arial"/>
+                <w:rFonts w:ascii="Verdana" w:hAnsi="Verdana"/>
                 <w:b w:val="0"/>
                 <w:sz w:val="16"/>
               </w:rPr>
@@ -5136,7 +5176,7 @@
             <w:r/>
             <w:r>
               <w:rPr>
-                <w:rFonts w:ascii="Arial" w:hAnsi="Arial"/>
+                <w:rFonts w:ascii="Verdana" w:hAnsi="Verdana"/>
                 <w:b w:val="0"/>
                 <w:sz w:val="16"/>
               </w:rPr>
@@ -5152,7 +5192,7 @@
             <w:r/>
             <w:r>
               <w:rPr>
-                <w:rFonts w:ascii="Arial" w:hAnsi="Arial"/>
+                <w:rFonts w:ascii="Verdana" w:hAnsi="Verdana"/>
                 <w:b w:val="0"/>
                 <w:sz w:val="16"/>
               </w:rPr>
@@ -5169,7 +5209,7 @@
             <w:r/>
             <w:r>
               <w:rPr>
-                <w:rFonts w:ascii="Arial" w:hAnsi="Arial"/>
+                <w:rFonts w:ascii="Verdana" w:hAnsi="Verdana"/>
                 <w:b w:val="0"/>
                 <w:sz w:val="16"/>
               </w:rPr>
@@ -5185,7 +5225,7 @@
             <w:r/>
             <w:r>
               <w:rPr>
-                <w:rFonts w:ascii="Arial" w:hAnsi="Arial"/>
+                <w:rFonts w:ascii="Verdana" w:hAnsi="Verdana"/>
                 <w:b w:val="0"/>
                 <w:sz w:val="16"/>
               </w:rPr>
@@ -5201,7 +5241,7 @@
             <w:r/>
             <w:r>
               <w:rPr>
-                <w:rFonts w:ascii="Arial" w:hAnsi="Arial"/>
+                <w:rFonts w:ascii="Verdana" w:hAnsi="Verdana"/>
                 <w:b w:val="0"/>
                 <w:sz w:val="16"/>
               </w:rPr>
@@ -5218,7 +5258,7 @@
             <w:r/>
             <w:r>
               <w:rPr>
-                <w:rFonts w:ascii="Arial" w:hAnsi="Arial"/>
+                <w:rFonts w:ascii="Verdana" w:hAnsi="Verdana"/>
                 <w:b w:val="0"/>
                 <w:sz w:val="16"/>
               </w:rPr>
@@ -5234,7 +5274,7 @@
             <w:r/>
             <w:r>
               <w:rPr>
-                <w:rFonts w:ascii="Arial" w:hAnsi="Arial"/>
+                <w:rFonts w:ascii="Verdana" w:hAnsi="Verdana"/>
                 <w:b w:val="0"/>
                 <w:sz w:val="16"/>
               </w:rPr>
@@ -5250,7 +5290,7 @@
             <w:r/>
             <w:r>
               <w:rPr>
-                <w:rFonts w:ascii="Arial" w:hAnsi="Arial"/>
+                <w:rFonts w:ascii="Verdana" w:hAnsi="Verdana"/>
                 <w:b w:val="0"/>
                 <w:sz w:val="16"/>
               </w:rPr>
@@ -5267,7 +5307,7 @@
             <w:r/>
             <w:r>
               <w:rPr>
-                <w:rFonts w:ascii="Arial" w:hAnsi="Arial"/>
+                <w:rFonts w:ascii="Verdana" w:hAnsi="Verdana"/>
                 <w:b w:val="0"/>
                 <w:sz w:val="16"/>
               </w:rPr>
@@ -5283,7 +5323,7 @@
             <w:r/>
             <w:r>
               <w:rPr>
-                <w:rFonts w:ascii="Arial" w:hAnsi="Arial"/>
+                <w:rFonts w:ascii="Verdana" w:hAnsi="Verdana"/>
                 <w:b w:val="0"/>
                 <w:sz w:val="16"/>
               </w:rPr>
@@ -5299,7 +5339,7 @@
             <w:r/>
             <w:r>
               <w:rPr>
-                <w:rFonts w:ascii="Arial" w:hAnsi="Arial"/>
+                <w:rFonts w:ascii="Verdana" w:hAnsi="Verdana"/>
                 <w:b w:val="0"/>
                 <w:sz w:val="16"/>
               </w:rPr>
@@ -5316,7 +5356,7 @@
             <w:r/>
             <w:r>
               <w:rPr>
-                <w:rFonts w:ascii="Arial" w:hAnsi="Arial"/>
+                <w:rFonts w:ascii="Verdana" w:hAnsi="Verdana"/>
                 <w:b w:val="0"/>
                 <w:sz w:val="16"/>
               </w:rPr>
@@ -5332,7 +5372,7 @@
             <w:r/>
             <w:r>
               <w:rPr>
-                <w:rFonts w:ascii="Arial" w:hAnsi="Arial"/>
+                <w:rFonts w:ascii="Verdana" w:hAnsi="Verdana"/>
                 <w:b w:val="0"/>
                 <w:sz w:val="16"/>
               </w:rPr>
@@ -5348,7 +5388,7 @@
             <w:r/>
             <w:r>
               <w:rPr>
-                <w:rFonts w:ascii="Arial" w:hAnsi="Arial"/>
+                <w:rFonts w:ascii="Verdana" w:hAnsi="Verdana"/>
                 <w:b w:val="0"/>
                 <w:sz w:val="16"/>
               </w:rPr>
@@ -5365,7 +5405,7 @@
             <w:r/>
             <w:r>
               <w:rPr>
-                <w:rFonts w:ascii="Arial" w:hAnsi="Arial"/>
+                <w:rFonts w:ascii="Verdana" w:hAnsi="Verdana"/>
                 <w:b w:val="0"/>
                 <w:sz w:val="16"/>
               </w:rPr>
@@ -5381,7 +5421,7 @@
             <w:r/>
             <w:r>
               <w:rPr>
-                <w:rFonts w:ascii="Arial" w:hAnsi="Arial"/>
+                <w:rFonts w:ascii="Verdana" w:hAnsi="Verdana"/>
                 <w:b w:val="0"/>
                 <w:sz w:val="16"/>
               </w:rPr>
@@ -5397,7 +5437,7 @@
             <w:r/>
             <w:r>
               <w:rPr>
-                <w:rFonts w:ascii="Arial" w:hAnsi="Arial"/>
+                <w:rFonts w:ascii="Verdana" w:hAnsi="Verdana"/>
                 <w:b w:val="0"/>
                 <w:sz w:val="16"/>
               </w:rPr>
@@ -5414,7 +5454,7 @@
             <w:r/>
             <w:r>
               <w:rPr>
-                <w:rFonts w:ascii="Arial" w:hAnsi="Arial"/>
+                <w:rFonts w:ascii="Verdana" w:hAnsi="Verdana"/>
                 <w:b w:val="0"/>
                 <w:sz w:val="16"/>
               </w:rPr>
@@ -5430,7 +5470,7 @@
             <w:r/>
             <w:r>
               <w:rPr>
-                <w:rFonts w:ascii="Arial" w:hAnsi="Arial"/>
+                <w:rFonts w:ascii="Verdana" w:hAnsi="Verdana"/>
                 <w:b w:val="0"/>
                 <w:sz w:val="16"/>
               </w:rPr>
@@ -5446,7 +5486,7 @@
             <w:r/>
             <w:r>
               <w:rPr>
-                <w:rFonts w:ascii="Arial" w:hAnsi="Arial"/>
+                <w:rFonts w:ascii="Verdana" w:hAnsi="Verdana"/>
                 <w:b w:val="0"/>
                 <w:sz w:val="16"/>
               </w:rPr>
@@ -5463,7 +5503,7 @@
             <w:r/>
             <w:r>
               <w:rPr>
-                <w:rFonts w:ascii="Arial" w:hAnsi="Arial"/>
+                <w:rFonts w:ascii="Verdana" w:hAnsi="Verdana"/>
                 <w:b w:val="0"/>
                 <w:sz w:val="16"/>
               </w:rPr>
@@ -5479,7 +5519,7 @@
             <w:r/>
             <w:r>
               <w:rPr>
-                <w:rFonts w:ascii="Arial" w:hAnsi="Arial"/>
+                <w:rFonts w:ascii="Verdana" w:hAnsi="Verdana"/>
                 <w:b w:val="0"/>
                 <w:sz w:val="16"/>
               </w:rPr>
@@ -5495,7 +5535,7 @@
             <w:r/>
             <w:r>
               <w:rPr>
-                <w:rFonts w:ascii="Arial" w:hAnsi="Arial"/>
+                <w:rFonts w:ascii="Verdana" w:hAnsi="Verdana"/>
                 <w:b w:val="0"/>
                 <w:sz w:val="16"/>
               </w:rPr>
@@ -5512,7 +5552,7 @@
             <w:r/>
             <w:r>
               <w:rPr>
-                <w:rFonts w:ascii="Arial" w:hAnsi="Arial"/>
+                <w:rFonts w:ascii="Verdana" w:hAnsi="Verdana"/>
                 <w:b w:val="0"/>
                 <w:sz w:val="16"/>
               </w:rPr>
@@ -5528,7 +5568,7 @@
             <w:r/>
             <w:r>
               <w:rPr>
-                <w:rFonts w:ascii="Arial" w:hAnsi="Arial"/>
+                <w:rFonts w:ascii="Verdana" w:hAnsi="Verdana"/>
                 <w:b w:val="0"/>
                 <w:sz w:val="16"/>
               </w:rPr>
@@ -5544,7 +5584,7 @@
             <w:r/>
             <w:r>
               <w:rPr>
-                <w:rFonts w:ascii="Arial" w:hAnsi="Arial"/>
+                <w:rFonts w:ascii="Verdana" w:hAnsi="Verdana"/>
                 <w:b w:val="0"/>
                 <w:sz w:val="16"/>
               </w:rPr>
@@ -5561,7 +5601,7 @@
             <w:r/>
             <w:r>
               <w:rPr>
-                <w:rFonts w:ascii="Arial" w:hAnsi="Arial"/>
+                <w:rFonts w:ascii="Verdana" w:hAnsi="Verdana"/>
                 <w:b w:val="0"/>
                 <w:sz w:val="16"/>
               </w:rPr>
@@ -5577,7 +5617,7 @@
             <w:r/>
             <w:r>
               <w:rPr>
-                <w:rFonts w:ascii="Arial" w:hAnsi="Arial"/>
+                <w:rFonts w:ascii="Verdana" w:hAnsi="Verdana"/>
                 <w:b w:val="0"/>
                 <w:sz w:val="16"/>
               </w:rPr>
@@ -5593,7 +5633,7 @@
             <w:r/>
             <w:r>
               <w:rPr>
-                <w:rFonts w:ascii="Arial" w:hAnsi="Arial"/>
+                <w:rFonts w:ascii="Verdana" w:hAnsi="Verdana"/>
                 <w:b w:val="0"/>
                 <w:sz w:val="16"/>
               </w:rPr>
@@ -5610,7 +5650,7 @@
             <w:r/>
             <w:r>
               <w:rPr>
-                <w:rFonts w:ascii="Arial" w:hAnsi="Arial"/>
+                <w:rFonts w:ascii="Verdana" w:hAnsi="Verdana"/>
                 <w:b w:val="0"/>
                 <w:sz w:val="16"/>
               </w:rPr>
@@ -5626,7 +5666,7 @@
             <w:r/>
             <w:r>
               <w:rPr>
-                <w:rFonts w:ascii="Arial" w:hAnsi="Arial"/>
+                <w:rFonts w:ascii="Verdana" w:hAnsi="Verdana"/>
                 <w:b w:val="0"/>
                 <w:sz w:val="16"/>
               </w:rPr>
@@ -5642,7 +5682,7 @@
             <w:r/>
             <w:r>
               <w:rPr>
-                <w:rFonts w:ascii="Arial" w:hAnsi="Arial"/>
+                <w:rFonts w:ascii="Verdana" w:hAnsi="Verdana"/>
                 <w:b w:val="0"/>
                 <w:sz w:val="16"/>
               </w:rPr>
@@ -5659,7 +5699,7 @@
             <w:r/>
             <w:r>
               <w:rPr>
-                <w:rFonts w:ascii="Arial" w:hAnsi="Arial"/>
+                <w:rFonts w:ascii="Verdana" w:hAnsi="Verdana"/>
                 <w:b w:val="0"/>
                 <w:sz w:val="16"/>
               </w:rPr>
@@ -5675,7 +5715,7 @@
             <w:r/>
             <w:r>
               <w:rPr>
-                <w:rFonts w:ascii="Arial" w:hAnsi="Arial"/>
+                <w:rFonts w:ascii="Verdana" w:hAnsi="Verdana"/>
                 <w:b w:val="0"/>
                 <w:sz w:val="16"/>
               </w:rPr>
@@ -5691,7 +5731,7 @@
             <w:r/>
             <w:r>
               <w:rPr>
-                <w:rFonts w:ascii="Arial" w:hAnsi="Arial"/>
+                <w:rFonts w:ascii="Verdana" w:hAnsi="Verdana"/>
                 <w:b w:val="0"/>
                 <w:sz w:val="16"/>
               </w:rPr>

--- a/docx/ru/BUFRCREX_CodeFlag_ru_35.docx
+++ b/docx/ru/BUFRCREX_CodeFlag_ru_35.docx
@@ -22,7 +22,7 @@
           <w:b/>
           <w:sz w:val="18"/>
         </w:rPr>
-        <w:t>035000  FM и номер регионального кода</w:t>
+        <w:t>0 35 000  FM и номер регионального кода</w:t>
       </w:r>
     </w:p>
     <w:tbl>
@@ -652,7 +652,7 @@
           <w:b/>
           <w:sz w:val="18"/>
         </w:rPr>
-        <w:t>035001  Временной период для мониторинга</w:t>
+        <w:t>0 35 001  Временной период для мониторинга</w:t>
       </w:r>
     </w:p>
     <w:tbl>
@@ -988,7 +988,7 @@
           <w:b/>
           <w:sz w:val="18"/>
         </w:rPr>
-        <w:t>035030  Несоответствия в поступлении ожидаемых данных</w:t>
+        <w:t>0 35 030  Несоответствия в поступлении ожидаемых данных</w:t>
       </w:r>
     </w:p>
     <w:tbl>
@@ -1618,7 +1618,7 @@
           <w:b/>
           <w:sz w:val="18"/>
         </w:rPr>
-        <w:t>035031  Показатель оценки результатов мониторинга</w:t>
+        <w:t>0 35 031  Показатель оценки результатов мониторинга</w:t>
       </w:r>
     </w:p>
     <w:tbl>
@@ -2787,7 +2787,7 @@
           <w:b/>
           <w:sz w:val="18"/>
         </w:rPr>
-        <w:t>035032  Причина отсутствия данных</w:t>
+        <w:t>0 35 032  Причина отсутствия данных</w:t>
       </w:r>
     </w:p>
     <w:tbl>
@@ -3417,7 +3417,7 @@
           <w:b/>
           <w:sz w:val="18"/>
         </w:rPr>
-        <w:t>035033  Недостатки в наблюдениях и сборе данных</w:t>
+        <w:t>0 35 033  Недостатки в наблюдениях и сборе данных</w:t>
       </w:r>
     </w:p>
     <w:tbl>
@@ -4194,7 +4194,7 @@
           <w:b/>
           <w:sz w:val="18"/>
         </w:rPr>
-        <w:t>035034  Статистические тенденции в отношении наличия данных (в течение периода(ов) обзора)</w:t>
+        <w:t>0 35 034  Статистические тенденции в отношении наличия данных (в течение периода(ов) обзора)</w:t>
       </w:r>
     </w:p>
     <w:tbl>
@@ -4628,7 +4628,7 @@
           <w:b/>
           <w:sz w:val="18"/>
         </w:rPr>
-        <w:t>035035  Причина прекращения подъема</w:t>
+        <w:t>0 35 035  Причина прекращения подъема</w:t>
       </w:r>
     </w:p>
     <w:tbl>

--- a/docx/ru/BUFRCREX_CodeFlag_ru_35.docx
+++ b/docx/ru/BUFRCREX_CodeFlag_ru_35.docx
@@ -13,6 +13,516 @@
           <w:sz w:val="22"/>
         </w:rPr>
         <w:t>Класс 35</w:t>
+      </w:r>
+    </w:p>
+    <w:p>
+      <w:r>
+        <w:rPr>
+          <w:rFonts w:ascii="Verdana" w:hAnsi="Verdana"/>
+          <w:i/>
+          <w:sz w:val="14"/>
+        </w:rPr>
+        <w:t>Note 2: «Ясно» или «сплошная облачность» кодируются соответственно цифрами 0 и 8.</w:t>
+      </w:r>
+    </w:p>
+    <w:p>
+      <w:r>
+        <w:rPr>
+          <w:rFonts w:ascii="Verdana" w:hAnsi="Verdana"/>
+          <w:i/>
+          <w:sz w:val="14"/>
+        </w:rPr>
+        <w:t>Note 5: (0 = хорошее; 1 = плохое)</w:t>
+      </w:r>
+    </w:p>
+    <w:p>
+      <w:r>
+        <w:rPr>
+          <w:rFonts w:ascii="Verdana" w:hAnsi="Verdana"/>
+          <w:i/>
+          <w:sz w:val="14"/>
+        </w:rPr>
+        <w:t>Note 6: (См. общую кодовую таблицу С-1 в части С/с.)</w:t>
+      </w:r>
+    </w:p>
+    <w:p>
+      <w:r>
+        <w:rPr>
+          <w:rFonts w:ascii="Verdana" w:hAnsi="Verdana"/>
+          <w:i/>
+          <w:sz w:val="14"/>
+        </w:rPr>
+        <w:t>Note 7: (См. общую кодовую таблицу С-2 в части С/с.)</w:t>
+      </w:r>
+    </w:p>
+    <w:p>
+      <w:r>
+        <w:rPr>
+          <w:rFonts w:ascii="Verdana" w:hAnsi="Verdana"/>
+          <w:i/>
+          <w:sz w:val="14"/>
+        </w:rPr>
+        <w:t>Note 8: (См. общую кодовую таблицу С-3)</w:t>
+      </w:r>
+    </w:p>
+    <w:p>
+      <w:r>
+        <w:rPr>
+          <w:rFonts w:ascii="Verdana" w:hAnsi="Verdana"/>
+          <w:i/>
+          <w:sz w:val="14"/>
+        </w:rPr>
+        <w:t>Note 9: (См. общую кодовую таблицу С-4)</w:t>
+      </w:r>
+    </w:p>
+    <w:p>
+      <w:r>
+        <w:rPr>
+          <w:rFonts w:ascii="Verdana" w:hAnsi="Verdana"/>
+          <w:i/>
+          <w:sz w:val="14"/>
+        </w:rPr>
+        <w:t>Note 10: (См. общую кодовую таблицу С-5 в части С/с.)</w:t>
+      </w:r>
+    </w:p>
+    <w:p>
+      <w:r>
+        <w:rPr>
+          <w:rFonts w:ascii="Verdana" w:hAnsi="Verdana"/>
+          <w:i/>
+          <w:sz w:val="14"/>
+        </w:rPr>
+        <w:t>Note 11: (См. общую кодовую таблицу С-7 в части С/с.)</w:t>
+      </w:r>
+    </w:p>
+    <w:p>
+      <w:r>
+        <w:rPr>
+          <w:rFonts w:ascii="Verdana" w:hAnsi="Verdana"/>
+          <w:i/>
+          <w:sz w:val="14"/>
+        </w:rPr>
+        <w:t>Note 12: (См. общую кодовую таблицу С-8 в части С/с.)</w:t>
+      </w:r>
+    </w:p>
+    <w:p>
+      <w:r>
+        <w:rPr>
+          <w:rFonts w:ascii="Verdana" w:hAnsi="Verdana"/>
+          <w:i/>
+          <w:sz w:val="14"/>
+        </w:rPr>
+        <w:t>Note 14: (Будет определено самими центрами — см. общую кодовую таблицу С-12 в части С/с.)</w:t>
+      </w:r>
+    </w:p>
+    <w:p>
+      <w:r>
+        <w:rPr>
+          <w:rFonts w:ascii="Verdana" w:hAnsi="Verdana"/>
+          <w:i/>
+          <w:sz w:val="14"/>
+        </w:rPr>
+        <w:t>Note 15: (Будут разработаны)</w:t>
+      </w:r>
+    </w:p>
+    <w:p>
+      <w:r>
+        <w:rPr>
+          <w:rFonts w:ascii="Verdana" w:hAnsi="Verdana"/>
+          <w:i/>
+          <w:sz w:val="14"/>
+        </w:rPr>
+        <w:t>Note 16: Последовательность двух или более пар координат местоположения, таких как широта и долгота, определяет линию или многоугольник. Точки следует соединять в соответствии с порядком, данным в сообщении. Любая описываемая зона будет расположена слева от проведенной границы в направлении, установленном порядком, данным в сообщении. Это определение применяется к простым непересекающимся многоугольникам, без пробелов.</w:t>
+      </w:r>
+    </w:p>
+    <w:p>
+      <w:r>
+        <w:rPr>
+          <w:rFonts w:ascii="Verdana" w:hAnsi="Verdana"/>
+          <w:i/>
+          <w:sz w:val="14"/>
+        </w:rPr>
+        <w:t>Note 17: Если все биты установлены на 0, это означает, что калибровка правильная.</w:t>
+      </w:r>
+    </w:p>
+    <w:p>
+      <w:r>
+        <w:rPr>
+          <w:rFonts w:ascii="Verdana" w:hAnsi="Verdana"/>
+          <w:i/>
+          <w:sz w:val="14"/>
+        </w:rPr>
+        <w:t>Note 18: Все статистические данные первого порядка выражены в единицах измерения, определенных первоначальными дескрипторами данных.</w:t>
+      </w:r>
+    </w:p>
+    <w:p>
+      <w:r>
+        <w:rPr>
+          <w:rFonts w:ascii="Verdana" w:hAnsi="Verdana"/>
+          <w:i/>
+          <w:sz w:val="14"/>
+        </w:rPr>
+        <w:t>Note 19: Значимость ассоциированного поля должна использоваться на первоначальном этапе совместно с качеством данных наблюдений.</w:t>
+      </w:r>
+    </w:p>
+    <w:p>
+      <w:r>
+        <w:rPr>
+          <w:rFonts w:ascii="Verdana" w:hAnsi="Verdana"/>
+          <w:i/>
+          <w:sz w:val="14"/>
+        </w:rPr>
+        <w:t>Note 21: Начиная с позиции первого бита (бит старшего разряда), при приведении бита к цифре 1 канал используется. Если бит приводится к нулю, канал не используется.</w:t>
+      </w:r>
+    </w:p>
+    <w:p>
+      <w:r>
+        <w:rPr>
+          <w:rFonts w:ascii="Verdana" w:hAnsi="Verdana"/>
+          <w:i/>
+          <w:sz w:val="14"/>
+        </w:rPr>
+        <w:t>Note 23: Битовые флаги показывают прибор и/или каналы, используемые при получении различных физических параметров. Если в какой-либо группе параметров все биты = 0, то для этого параметра или группы параметров не производилась обработка.</w:t>
+      </w:r>
+    </w:p>
+    <w:p>
+      <w:r>
+        <w:rPr>
+          <w:rFonts w:ascii="Verdana" w:hAnsi="Verdana"/>
+          <w:i/>
+          <w:sz w:val="14"/>
+        </w:rPr>
+        <w:t>Note 24: Биты 1-4 представляют код погрешности времени. В том случае, когда все биты установлены на 0, это означает, что время сканирования соответствует предсказанному времени.</w:t>
+      </w:r>
+    </w:p>
+    <w:p>
+      <w:r>
+        <w:rPr>
+          <w:rFonts w:ascii="Verdana" w:hAnsi="Verdana"/>
+          <w:i/>
+          <w:sz w:val="14"/>
+        </w:rPr>
+        <w:t>Note 25: Биты 11-17 представляют код погрешности географического местоположения. В том случае, когда все биты установлены на 0, это означает, что географическое местоположение является нормальным.</w:t>
+      </w:r>
+    </w:p>
+    <w:p>
+      <w:r>
+        <w:rPr>
+          <w:rFonts w:ascii="Verdana" w:hAnsi="Verdana"/>
+          <w:i/>
+          <w:sz w:val="14"/>
+        </w:rPr>
+        <w:t>Note 27: Биты 5-10 представляют код погрешности калибровки. В том случае, когда все биты установлены на 0, это означает, что калибровка нормальная. В том случае, когда тот или иной из битов 5, 7 и 10 установлен на 1, это означает, что были использованы вторичные коэффициенты калибровки.</w:t>
+      </w:r>
+    </w:p>
+    <w:p>
+      <w:r>
+        <w:rPr>
+          <w:rFonts w:ascii="Verdana" w:hAnsi="Verdana"/>
+          <w:i/>
+          <w:sz w:val="14"/>
+        </w:rPr>
+        <w:t>Note 32: Кодовые цифры 1-9: Продолжительность и время измерения течения (векторный или доплеровский метод получения профиля течения).</w:t>
+      </w:r>
+    </w:p>
+    <w:p>
+      <w:r>
+        <w:rPr>
+          <w:rFonts w:ascii="Verdana" w:hAnsi="Verdana"/>
+          <w:i/>
+          <w:sz w:val="14"/>
+        </w:rPr>
+        <w:t>Note 33: Кодовые цифры 11-19: Период измерения течения (дрейфовый метод).</w:t>
+      </w:r>
+    </w:p>
+    <w:p>
+      <w:r>
+        <w:rPr>
+          <w:rFonts w:ascii="Verdana" w:hAnsi="Verdana"/>
+          <w:i/>
+          <w:sz w:val="14"/>
+        </w:rPr>
+        <w:t>Note 34: Средняя часть данной кодовой таблицы (кодовые цифры 100-199) включает термины на нескольких уровнях, которые могут быть использованы для простых и более сложных автоматических станций.</w:t>
+      </w:r>
+    </w:p>
+    <w:p>
+      <w:r>
+        <w:rPr>
+          <w:rFonts w:ascii="Verdana" w:hAnsi="Verdana"/>
+          <w:i/>
+          <w:sz w:val="14"/>
+        </w:rPr>
+        <w:t>Note 35: Дескриптор 0 25 009 исключен. Вместо него следует использовать дескриптор 0 25 029.</w:t>
+      </w:r>
+    </w:p>
+    <w:p>
+      <w:r>
+        <w:rPr>
+          <w:rFonts w:ascii="Verdana" w:hAnsi="Verdana"/>
+          <w:i/>
+          <w:sz w:val="14"/>
+        </w:rPr>
+        <w:t>Note 36: Данные о разностях — это значения разности, размеры которых аналогичны размерам соответствующих сообщаемых значений в отношении единиц измерения, но пределы которых установлены на нуль (например: разность между сообщенными и анализированными значениями, разность между сообщенными и прогнозированными значениями и т. д.).</w:t>
+      </w:r>
+    </w:p>
+    <w:p>
+      <w:r>
+        <w:rPr>
+          <w:rFonts w:ascii="Verdana" w:hAnsi="Verdana"/>
+          <w:i/>
+          <w:sz w:val="14"/>
+        </w:rPr>
+        <w:t>Note 39: EPSG представляет собой набор данных по системам координат и ее преобразованиям, который изначально был создан и поддерживался Европейской группой нефтепоисковых исследований. В настоящее время он поддерживается подкомитетом по геодезии Комитета по геоматике Международной ассоциации производителей нефти и газа.</w:t>
+      </w:r>
+    </w:p>
+    <w:p>
+      <w:r>
+        <w:rPr>
+          <w:rFonts w:ascii="Verdana" w:hAnsi="Verdana"/>
+          <w:i/>
+          <w:sz w:val="14"/>
+        </w:rPr>
+        <w:t>Note 42: Могут быть разработаны дополнительные применения.</w:t>
+      </w:r>
+    </w:p>
+    <w:p>
+      <w:r>
+        <w:rPr>
+          <w:rFonts w:ascii="Verdana" w:hAnsi="Verdana"/>
+          <w:i/>
+          <w:sz w:val="14"/>
+        </w:rPr>
+        <w:t>Note 43: Общие термины обозначения погоды (например: туман, морось) предназначены для использования на автоматических станциях, которые могут определить тип погоды, но не дают никакой другой информации. Общие термины обозначаются в кодовой таблице большими буквами.</w:t>
+      </w:r>
+    </w:p>
+    <w:p>
+      <w:r>
+        <w:rPr>
+          <w:rFonts w:ascii="Verdana" w:hAnsi="Verdana"/>
+          <w:i/>
+          <w:sz w:val="14"/>
+        </w:rPr>
+        <w:t>Note 45: H = Время наблюдения.</w:t>
+      </w:r>
+    </w:p>
+    <w:p>
+      <w:r>
+        <w:rPr>
+          <w:rFonts w:ascii="Verdana" w:hAnsi="Verdana"/>
+          <w:i/>
+          <w:sz w:val="14"/>
+        </w:rPr>
+        <w:t>Note 49: Если бит установлен на 1, указание действительно.</w:t>
+      </w:r>
+    </w:p>
+    <w:p>
+      <w:r>
+        <w:rPr>
+          <w:rFonts w:ascii="Verdana" w:hAnsi="Verdana"/>
+          <w:i/>
+          <w:sz w:val="14"/>
+        </w:rPr>
+        <w:t>Note 50: Определения в кодовых цифрах 0-2 и 4 применяются для обнаженной репрезентативной поверхности почвы, а цифры 3, 5-9 и 10-19 — к открытому репрезентативному району.</w:t>
+      </w:r>
+    </w:p>
+    <w:p>
+      <w:r>
+        <w:rPr>
+          <w:rFonts w:ascii="Verdana" w:hAnsi="Verdana"/>
+          <w:i/>
+          <w:sz w:val="14"/>
+        </w:rPr>
+        <w:t>Note 52: В сводках с автоматических станций следует использовать кодовую цифру 2, когда тенденция является положительной; 7 — отрицательной и 4, когда давление является таким же, как и 3 часа назад.</w:t>
+      </w:r>
+    </w:p>
+    <w:p>
+      <w:r>
+        <w:rPr>
+          <w:rFonts w:ascii="Verdana" w:hAnsi="Verdana"/>
+          <w:i/>
+          <w:sz w:val="14"/>
+        </w:rPr>
+        <w:t>Note 53: В сводках от тропических станций, сообщающих суточные изменения, следует использовать кодовую цифру 2 при положительной тенденции; 7 — при отрицательной тенденции и 4 — в случае, если давление остается таким же, как и за предшествующие 24 часа.</w:t>
+      </w:r>
+    </w:p>
+    <w:p>
+      <w:r>
+        <w:rPr>
+          <w:rFonts w:ascii="Verdana" w:hAnsi="Verdana"/>
+          <w:i/>
+          <w:sz w:val="14"/>
+        </w:rPr>
+        <w:t>Note 54: В данной кодовой таблице всякий раз, когда упоминается лед, это также включает в себя другие твердые осадки, отличные от снега.</w:t>
+      </w:r>
+    </w:p>
+    <w:p>
+      <w:r>
+        <w:rPr>
+          <w:rFonts w:ascii="Verdana" w:hAnsi="Verdana"/>
+          <w:i/>
+          <w:sz w:val="14"/>
+        </w:rPr>
+        <w:t>Note 57: Смешанные осадки обозначаются путем установки на единицу битов всех наблюдаемых самостоятельных типов осадков.</w:t>
+      </w:r>
+    </w:p>
+    <w:p>
+      <w:r>
+        <w:rPr>
+          <w:rFonts w:ascii="Verdana" w:hAnsi="Verdana"/>
+          <w:i/>
+          <w:sz w:val="14"/>
+        </w:rPr>
+        <w:t>Note 59: Новые локальные названия шторма различной интенсивности следует добавлять в соответствии с необходимостью.</w:t>
+      </w:r>
+    </w:p>
+    <w:p>
+      <w:r>
+        <w:rPr>
+          <w:rFonts w:ascii="Verdana" w:hAnsi="Verdana"/>
+          <w:i/>
+          <w:sz w:val="14"/>
+        </w:rPr>
+        <w:t>Note 60: Ни одна из кодовых цифр не исключает добавления интерполированных уровней по усмотрению центра-поставщика</w:t>
+      </w:r>
+    </w:p>
+    <w:p>
+      <w:r>
+        <w:rPr>
+          <w:rFonts w:ascii="Verdana" w:hAnsi="Verdana"/>
+          <w:i/>
+          <w:sz w:val="14"/>
+        </w:rPr>
+        <w:t>Note 63: Явление, указанное в данной таблице флагов, означает любое явление, включая осадки и явления, ухудшающие видимость.</w:t>
+      </w:r>
+    </w:p>
+    <w:p>
+      <w:r>
+        <w:rPr>
+          <w:rFonts w:ascii="Verdana" w:hAnsi="Verdana"/>
+          <w:i/>
+          <w:sz w:val="14"/>
+        </w:rPr>
+        <w:t>Note 75: Определения в кодовых цифрах 0-2 и 4 применяются для обнаженной репрезентативной поверхности почвы, а цифры 3, 5-9 и 10-19 — к открытому репрезентативному району.</w:t>
+      </w:r>
+    </w:p>
+    <w:p>
+      <w:r>
+        <w:rPr>
+          <w:rFonts w:ascii="Verdana" w:hAnsi="Verdana"/>
+          <w:i/>
+          <w:sz w:val="14"/>
+        </w:rPr>
+        <w:t>Note 76: Эти величины относятся к хорошо сформированному ветровому волнению в открытом море. В то время как предпочтение следует отдавать описательным терминам, значения этих высот могут использоваться наблюдателем как руководство при передаче состояния поверхности моря, которое возникает в результате различных факторов, таких, как ветер, зыбь, течения, угол между направлением ветра и зыби и т. д.</w:t>
+      </w:r>
+    </w:p>
+    <w:p>
+      <w:r>
+        <w:rPr>
+          <w:rFonts w:ascii="Verdana" w:hAnsi="Verdana"/>
+          <w:i/>
+          <w:sz w:val="14"/>
+        </w:rPr>
+        <w:t>Note 78: Первые три цифры представляют собой код страны ИСО.</w:t>
+      </w:r>
+    </w:p>
+    <w:p>
+      <w:r>
+        <w:rPr>
+          <w:rFonts w:ascii="Verdana" w:hAnsi="Verdana"/>
+          <w:i/>
+          <w:sz w:val="14"/>
+        </w:rPr>
+        <w:t>Note 79: Последняя колонка в таблице содержит соответствующий номер регистрации Химической реферативной службы (CAS) Американского химического общества.</w:t>
+      </w:r>
+    </w:p>
+    <w:p>
+      <w:r>
+        <w:rPr>
+          <w:rFonts w:ascii="Verdana" w:hAnsi="Verdana"/>
+          <w:i/>
+          <w:sz w:val="14"/>
+        </w:rPr>
+        <w:t>Note 80: Средняя часть данной кодовой таблицы (кодовые цифры 100-199) включает термины на нескольких уровнях, которые могут быть использованы для простых и более сложных автоматических станций.</w:t>
+      </w:r>
+    </w:p>
+    <w:p>
+      <w:r>
+        <w:rPr>
+          <w:rFonts w:ascii="Verdana" w:hAnsi="Verdana"/>
+          <w:i/>
+          <w:sz w:val="14"/>
+        </w:rPr>
+        <w:t>Note 81: Номинальный диапазон влажности поверхности почвы — от 0 % до 100 %. В крайних случаях экстраполированное обратное рассеяние при угле наклона в 40 градусов может превышать исходный показатель для влажного обратного рассеяния. В этих случаях значение, полученное в результате процесса измерения влажности поверхности почвы, будет менее 0 % или более 100 %, соответственно.</w:t>
+      </w:r>
+    </w:p>
+    <w:p>
+      <w:r>
+        <w:rPr>
+          <w:rFonts w:ascii="Verdana" w:hAnsi="Verdana"/>
+          <w:i/>
+          <w:sz w:val="14"/>
+        </w:rPr>
+        <w:t>Note 84: Эти величины относятся к хорошо сформированному ветровому волнению в открытом море. В то время как предпочтение следует отдавать описательным терминам, значения этих высот могут использоваться наблюдателем как руководство при передаче состояния поверхности моря, которое возникает в результате различных факторов, таких, как ветер, зыбь, течения, угол между направлением ветра и зыби и т. д.</w:t>
+      </w:r>
+    </w:p>
+    <w:p>
+      <w:r>
+        <w:rPr>
+          <w:rFonts w:ascii="Verdana" w:hAnsi="Verdana"/>
+          <w:i/>
+          <w:sz w:val="14"/>
+        </w:rPr>
+        <w:t>Note 85: Данный дескриптор будет связан с данными по видимости или высоте облаков для указания того, что значение является граничным. Если передаваемое значение является истинным, то кодовая цифра равна нулю. Однако измерение может попасть в предел измерительной способности прибора. Если передаваемое значение больше, чем истинное значение, то кодовая цифра будет равна 1, если передаваемое значение меньше истинного значения, то кодовая цифра будет равна 2.</w:t>
+      </w:r>
+    </w:p>
+    <w:p>
+      <w:r>
+        <w:rPr>
+          <w:rFonts w:ascii="Verdana" w:hAnsi="Verdana"/>
+          <w:i/>
+          <w:sz w:val="14"/>
+        </w:rPr>
+        <w:t>Note 88: Значимость времени должна быть квалифицирована соответствующими периодами времени, которые следует указывать.</w:t>
+      </w:r>
+    </w:p>
+    <w:p>
+      <w:r>
+        <w:rPr>
+          <w:rFonts w:ascii="Verdana" w:hAnsi="Verdana"/>
+          <w:i/>
+          <w:sz w:val="14"/>
+        </w:rPr>
+        <w:t>Note 90: Тип прибора и единицы начальных измерений для измерения ветра (в м с-1 за исключением отдельных указаний).</w:t>
+      </w:r>
+    </w:p>
+    <w:p>
+      <w:r>
+        <w:rPr>
+          <w:rFonts w:ascii="Verdana" w:hAnsi="Verdana"/>
+          <w:i/>
+          <w:sz w:val="14"/>
+        </w:rPr>
+        <w:t>Note 94: Там, где первоначальный метод передачи указывается кодовой цифрой 1, в целях получения достоверных значений данных, соответствующих дескриптору 0 01 012, рекомендуется следующее преобразование: Передаваемое значение Значение данных 0 0 1 45 2 90 3 135 4 180 5 225 6 270 7 315 8 360 9 511</w:t>
+      </w:r>
+    </w:p>
+    <w:p>
+      <w:r>
+        <w:rPr>
+          <w:rFonts w:ascii="Verdana" w:hAnsi="Verdana"/>
+          <w:i/>
+          <w:sz w:val="14"/>
+        </w:rPr>
+        <w:t>Note 95: Там, где первоначальный метод передачи указывается кодовой цифрой 1, в целях получения точных значений данных, соответствующих дескриптору 0 01 013, рекомендуется следующее преобразование: Передаваемое значение Значение данных 0 0 1 1 2 4 3 7 4 9 5 12 6 14 7 17 8 19 9 21 / 1023</w:t>
+      </w:r>
+    </w:p>
+    <w:p>
+      <w:r>
+        <w:rPr>
+          <w:rFonts w:ascii="Verdana" w:hAnsi="Verdana"/>
+          <w:i/>
+          <w:sz w:val="14"/>
+        </w:rPr>
+        <w:t>Note 22: Битовые флаги показывают элементы, включенные при обработке данных зондирования.</w:t>
       </w:r>
     </w:p>
     <w:p>
@@ -58,6 +568,9 @@
             <w:shd w:val="clear" w:color="auto" w:fill="D9D9D9"/>
           </w:tcPr>
           <w:p>
+            <w:pPr>
+              <w:spacing w:before="20" w:after="20"/>
+            </w:pPr>
             <w:r/>
             <w:r>
               <w:rPr>
@@ -75,6 +588,9 @@
             <w:shd w:val="clear" w:color="auto" w:fill="D9D9D9"/>
           </w:tcPr>
           <w:p>
+            <w:pPr>
+              <w:spacing w:before="20" w:after="20"/>
+            </w:pPr>
             <w:r/>
             <w:r>
               <w:rPr>
@@ -92,6 +608,9 @@
             <w:shd w:val="clear" w:color="auto" w:fill="D9D9D9"/>
           </w:tcPr>
           <w:p>
+            <w:pPr>
+              <w:spacing w:before="20" w:after="20"/>
+            </w:pPr>
             <w:r/>
             <w:r>
               <w:rPr>
@@ -105,11 +624,17 @@
         </w:tc>
       </w:tr>
       <w:tr>
-        <w:tc>
-          <w:tcPr>
-            <w:tcW w:type="dxa" w:w="5046"/>
-          </w:tcPr>
-          <w:p>
+        <w:trPr>
+          <w:cantSplit/>
+        </w:trPr>
+        <w:tc>
+          <w:tcPr>
+            <w:tcW w:type="dxa" w:w="5046"/>
+          </w:tcPr>
+          <w:p>
+            <w:pPr>
+              <w:spacing w:before="20" w:after="20"/>
+            </w:pPr>
             <w:r/>
             <w:r>
               <w:rPr>
@@ -126,6 +651,9 @@
             <w:tcW w:type="dxa" w:w="5046"/>
           </w:tcPr>
           <w:p>
+            <w:pPr>
+              <w:spacing w:before="20" w:after="20"/>
+            </w:pPr>
             <w:r/>
             <w:r>
               <w:rPr>
@@ -142,6 +670,9 @@
             <w:tcW w:type="dxa" w:w="5046"/>
           </w:tcPr>
           <w:p>
+            <w:pPr>
+              <w:spacing w:before="20" w:after="20"/>
+            </w:pPr>
             <w:r/>
             <w:r>
               <w:rPr>
@@ -154,11 +685,17 @@
         </w:tc>
       </w:tr>
       <w:tr>
-        <w:tc>
-          <w:tcPr>
-            <w:tcW w:type="dxa" w:w="5046"/>
-          </w:tcPr>
-          <w:p>
+        <w:trPr>
+          <w:cantSplit/>
+        </w:trPr>
+        <w:tc>
+          <w:tcPr>
+            <w:tcW w:type="dxa" w:w="5046"/>
+          </w:tcPr>
+          <w:p>
+            <w:pPr>
+              <w:spacing w:before="20" w:after="20"/>
+            </w:pPr>
             <w:r/>
             <w:r>
               <w:rPr>
@@ -175,6 +712,9 @@
             <w:tcW w:type="dxa" w:w="5046"/>
           </w:tcPr>
           <w:p>
+            <w:pPr>
+              <w:spacing w:before="20" w:after="20"/>
+            </w:pPr>
             <w:r/>
             <w:r>
               <w:rPr>
@@ -191,6 +731,9 @@
             <w:tcW w:type="dxa" w:w="5046"/>
           </w:tcPr>
           <w:p>
+            <w:pPr>
+              <w:spacing w:before="20" w:after="20"/>
+            </w:pPr>
             <w:r/>
             <w:r>
               <w:rPr>
@@ -203,11 +746,17 @@
         </w:tc>
       </w:tr>
       <w:tr>
-        <w:tc>
-          <w:tcPr>
-            <w:tcW w:type="dxa" w:w="5046"/>
-          </w:tcPr>
-          <w:p>
+        <w:trPr>
+          <w:cantSplit/>
+        </w:trPr>
+        <w:tc>
+          <w:tcPr>
+            <w:tcW w:type="dxa" w:w="5046"/>
+          </w:tcPr>
+          <w:p>
+            <w:pPr>
+              <w:spacing w:before="20" w:after="20"/>
+            </w:pPr>
             <w:r/>
             <w:r>
               <w:rPr>
@@ -224,6 +773,9 @@
             <w:tcW w:type="dxa" w:w="5046"/>
           </w:tcPr>
           <w:p>
+            <w:pPr>
+              <w:spacing w:before="20" w:after="20"/>
+            </w:pPr>
             <w:r/>
             <w:r>
               <w:rPr>
@@ -240,6 +792,9 @@
             <w:tcW w:type="dxa" w:w="5046"/>
           </w:tcPr>
           <w:p>
+            <w:pPr>
+              <w:spacing w:before="20" w:after="20"/>
+            </w:pPr>
             <w:r/>
             <w:r>
               <w:rPr>
@@ -252,11 +807,17 @@
         </w:tc>
       </w:tr>
       <w:tr>
-        <w:tc>
-          <w:tcPr>
-            <w:tcW w:type="dxa" w:w="5046"/>
-          </w:tcPr>
-          <w:p>
+        <w:trPr>
+          <w:cantSplit/>
+        </w:trPr>
+        <w:tc>
+          <w:tcPr>
+            <w:tcW w:type="dxa" w:w="5046"/>
+          </w:tcPr>
+          <w:p>
+            <w:pPr>
+              <w:spacing w:before="20" w:after="20"/>
+            </w:pPr>
             <w:r/>
             <w:r>
               <w:rPr>
@@ -273,6 +834,9 @@
             <w:tcW w:type="dxa" w:w="5046"/>
           </w:tcPr>
           <w:p>
+            <w:pPr>
+              <w:spacing w:before="20" w:after="20"/>
+            </w:pPr>
             <w:r/>
             <w:r>
               <w:rPr>
@@ -289,6 +853,9 @@
             <w:tcW w:type="dxa" w:w="5046"/>
           </w:tcPr>
           <w:p>
+            <w:pPr>
+              <w:spacing w:before="20" w:after="20"/>
+            </w:pPr>
             <w:r/>
             <w:r>
               <w:rPr>
@@ -301,11 +868,17 @@
         </w:tc>
       </w:tr>
       <w:tr>
-        <w:tc>
-          <w:tcPr>
-            <w:tcW w:type="dxa" w:w="5046"/>
-          </w:tcPr>
-          <w:p>
+        <w:trPr>
+          <w:cantSplit/>
+        </w:trPr>
+        <w:tc>
+          <w:tcPr>
+            <w:tcW w:type="dxa" w:w="5046"/>
+          </w:tcPr>
+          <w:p>
+            <w:pPr>
+              <w:spacing w:before="20" w:after="20"/>
+            </w:pPr>
             <w:r/>
             <w:r>
               <w:rPr>
@@ -322,6 +895,9 @@
             <w:tcW w:type="dxa" w:w="5046"/>
           </w:tcPr>
           <w:p>
+            <w:pPr>
+              <w:spacing w:before="20" w:after="20"/>
+            </w:pPr>
             <w:r/>
             <w:r>
               <w:rPr>
@@ -338,6 +914,9 @@
             <w:tcW w:type="dxa" w:w="5046"/>
           </w:tcPr>
           <w:p>
+            <w:pPr>
+              <w:spacing w:before="20" w:after="20"/>
+            </w:pPr>
             <w:r/>
             <w:r>
               <w:rPr>
@@ -350,11 +929,17 @@
         </w:tc>
       </w:tr>
       <w:tr>
-        <w:tc>
-          <w:tcPr>
-            <w:tcW w:type="dxa" w:w="5046"/>
-          </w:tcPr>
-          <w:p>
+        <w:trPr>
+          <w:cantSplit/>
+        </w:trPr>
+        <w:tc>
+          <w:tcPr>
+            <w:tcW w:type="dxa" w:w="5046"/>
+          </w:tcPr>
+          <w:p>
+            <w:pPr>
+              <w:spacing w:before="20" w:after="20"/>
+            </w:pPr>
             <w:r/>
             <w:r>
               <w:rPr>
@@ -371,6 +956,9 @@
             <w:tcW w:type="dxa" w:w="5046"/>
           </w:tcPr>
           <w:p>
+            <w:pPr>
+              <w:spacing w:before="20" w:after="20"/>
+            </w:pPr>
             <w:r/>
             <w:r>
               <w:rPr>
@@ -387,6 +975,9 @@
             <w:tcW w:type="dxa" w:w="5046"/>
           </w:tcPr>
           <w:p>
+            <w:pPr>
+              <w:spacing w:before="20" w:after="20"/>
+            </w:pPr>
             <w:r/>
             <w:r>
               <w:rPr>
@@ -399,11 +990,17 @@
         </w:tc>
       </w:tr>
       <w:tr>
-        <w:tc>
-          <w:tcPr>
-            <w:tcW w:type="dxa" w:w="5046"/>
-          </w:tcPr>
-          <w:p>
+        <w:trPr>
+          <w:cantSplit/>
+        </w:trPr>
+        <w:tc>
+          <w:tcPr>
+            <w:tcW w:type="dxa" w:w="5046"/>
+          </w:tcPr>
+          <w:p>
+            <w:pPr>
+              <w:spacing w:before="20" w:after="20"/>
+            </w:pPr>
             <w:r/>
             <w:r>
               <w:rPr>
@@ -420,6 +1017,9 @@
             <w:tcW w:type="dxa" w:w="5046"/>
           </w:tcPr>
           <w:p>
+            <w:pPr>
+              <w:spacing w:before="20" w:after="20"/>
+            </w:pPr>
             <w:r/>
             <w:r>
               <w:rPr>
@@ -436,6 +1036,9 @@
             <w:tcW w:type="dxa" w:w="5046"/>
           </w:tcPr>
           <w:p>
+            <w:pPr>
+              <w:spacing w:before="20" w:after="20"/>
+            </w:pPr>
             <w:r/>
             <w:r>
               <w:rPr>
@@ -448,11 +1051,17 @@
         </w:tc>
       </w:tr>
       <w:tr>
-        <w:tc>
-          <w:tcPr>
-            <w:tcW w:type="dxa" w:w="5046"/>
-          </w:tcPr>
-          <w:p>
+        <w:trPr>
+          <w:cantSplit/>
+        </w:trPr>
+        <w:tc>
+          <w:tcPr>
+            <w:tcW w:type="dxa" w:w="5046"/>
+          </w:tcPr>
+          <w:p>
+            <w:pPr>
+              <w:spacing w:before="20" w:after="20"/>
+            </w:pPr>
             <w:r/>
             <w:r>
               <w:rPr>
@@ -469,6 +1078,9 @@
             <w:tcW w:type="dxa" w:w="5046"/>
           </w:tcPr>
           <w:p>
+            <w:pPr>
+              <w:spacing w:before="20" w:after="20"/>
+            </w:pPr>
             <w:r/>
             <w:r>
               <w:rPr>
@@ -485,6 +1097,9 @@
             <w:tcW w:type="dxa" w:w="5046"/>
           </w:tcPr>
           <w:p>
+            <w:pPr>
+              <w:spacing w:before="20" w:after="20"/>
+            </w:pPr>
             <w:r/>
             <w:r>
               <w:rPr>
@@ -497,11 +1112,17 @@
         </w:tc>
       </w:tr>
       <w:tr>
-        <w:tc>
-          <w:tcPr>
-            <w:tcW w:type="dxa" w:w="5046"/>
-          </w:tcPr>
-          <w:p>
+        <w:trPr>
+          <w:cantSplit/>
+        </w:trPr>
+        <w:tc>
+          <w:tcPr>
+            <w:tcW w:type="dxa" w:w="5046"/>
+          </w:tcPr>
+          <w:p>
+            <w:pPr>
+              <w:spacing w:before="20" w:after="20"/>
+            </w:pPr>
             <w:r/>
             <w:r>
               <w:rPr>
@@ -518,6 +1139,9 @@
             <w:tcW w:type="dxa" w:w="5046"/>
           </w:tcPr>
           <w:p>
+            <w:pPr>
+              <w:spacing w:before="20" w:after="20"/>
+            </w:pPr>
             <w:r/>
             <w:r>
               <w:rPr>
@@ -534,6 +1158,9 @@
             <w:tcW w:type="dxa" w:w="5046"/>
           </w:tcPr>
           <w:p>
+            <w:pPr>
+              <w:spacing w:before="20" w:after="20"/>
+            </w:pPr>
             <w:r/>
             <w:r>
               <w:rPr>
@@ -546,11 +1173,17 @@
         </w:tc>
       </w:tr>
       <w:tr>
-        <w:tc>
-          <w:tcPr>
-            <w:tcW w:type="dxa" w:w="5046"/>
-          </w:tcPr>
-          <w:p>
+        <w:trPr>
+          <w:cantSplit/>
+        </w:trPr>
+        <w:tc>
+          <w:tcPr>
+            <w:tcW w:type="dxa" w:w="5046"/>
+          </w:tcPr>
+          <w:p>
+            <w:pPr>
+              <w:spacing w:before="20" w:after="20"/>
+            </w:pPr>
             <w:r/>
             <w:r>
               <w:rPr>
@@ -567,6 +1200,9 @@
             <w:tcW w:type="dxa" w:w="5046"/>
           </w:tcPr>
           <w:p>
+            <w:pPr>
+              <w:spacing w:before="20" w:after="20"/>
+            </w:pPr>
             <w:r/>
             <w:r>
               <w:rPr>
@@ -583,6 +1219,9 @@
             <w:tcW w:type="dxa" w:w="5046"/>
           </w:tcPr>
           <w:p>
+            <w:pPr>
+              <w:spacing w:before="20" w:after="20"/>
+            </w:pPr>
             <w:r/>
             <w:r>
               <w:rPr>
@@ -595,11 +1234,17 @@
         </w:tc>
       </w:tr>
       <w:tr>
-        <w:tc>
-          <w:tcPr>
-            <w:tcW w:type="dxa" w:w="5046"/>
-          </w:tcPr>
-          <w:p>
+        <w:trPr>
+          <w:cantSplit/>
+        </w:trPr>
+        <w:tc>
+          <w:tcPr>
+            <w:tcW w:type="dxa" w:w="5046"/>
+          </w:tcPr>
+          <w:p>
+            <w:pPr>
+              <w:spacing w:before="20" w:after="20"/>
+            </w:pPr>
             <w:r/>
             <w:r>
               <w:rPr>
@@ -616,6 +1261,9 @@
             <w:tcW w:type="dxa" w:w="5046"/>
           </w:tcPr>
           <w:p>
+            <w:pPr>
+              <w:spacing w:before="20" w:after="20"/>
+            </w:pPr>
             <w:r/>
             <w:r>
               <w:rPr>
@@ -632,6 +1280,9 @@
             <w:tcW w:type="dxa" w:w="5046"/>
           </w:tcPr>
           <w:p>
+            <w:pPr>
+              <w:spacing w:before="20" w:after="20"/>
+            </w:pPr>
             <w:r/>
             <w:r>
               <w:rPr>
@@ -688,6 +1339,9 @@
             <w:shd w:val="clear" w:color="auto" w:fill="D9D9D9"/>
           </w:tcPr>
           <w:p>
+            <w:pPr>
+              <w:spacing w:before="20" w:after="20"/>
+            </w:pPr>
             <w:r/>
             <w:r>
               <w:rPr>
@@ -705,6 +1359,9 @@
             <w:shd w:val="clear" w:color="auto" w:fill="D9D9D9"/>
           </w:tcPr>
           <w:p>
+            <w:pPr>
+              <w:spacing w:before="20" w:after="20"/>
+            </w:pPr>
             <w:r/>
             <w:r>
               <w:rPr>
@@ -722,6 +1379,9 @@
             <w:shd w:val="clear" w:color="auto" w:fill="D9D9D9"/>
           </w:tcPr>
           <w:p>
+            <w:pPr>
+              <w:spacing w:before="20" w:after="20"/>
+            </w:pPr>
             <w:r/>
             <w:r>
               <w:rPr>
@@ -735,11 +1395,17 @@
         </w:tc>
       </w:tr>
       <w:tr>
-        <w:tc>
-          <w:tcPr>
-            <w:tcW w:type="dxa" w:w="5046"/>
-          </w:tcPr>
-          <w:p>
+        <w:trPr>
+          <w:cantSplit/>
+        </w:trPr>
+        <w:tc>
+          <w:tcPr>
+            <w:tcW w:type="dxa" w:w="5046"/>
+          </w:tcPr>
+          <w:p>
+            <w:pPr>
+              <w:spacing w:before="20" w:after="20"/>
+            </w:pPr>
             <w:r/>
             <w:r>
               <w:rPr>
@@ -756,6 +1422,9 @@
             <w:tcW w:type="dxa" w:w="5046"/>
           </w:tcPr>
           <w:p>
+            <w:pPr>
+              <w:spacing w:before="20" w:after="20"/>
+            </w:pPr>
             <w:r/>
             <w:r>
               <w:rPr>
@@ -772,6 +1441,9 @@
             <w:tcW w:type="dxa" w:w="5046"/>
           </w:tcPr>
           <w:p>
+            <w:pPr>
+              <w:spacing w:before="20" w:after="20"/>
+            </w:pPr>
             <w:r/>
             <w:r>
               <w:rPr>
@@ -784,11 +1456,17 @@
         </w:tc>
       </w:tr>
       <w:tr>
-        <w:tc>
-          <w:tcPr>
-            <w:tcW w:type="dxa" w:w="5046"/>
-          </w:tcPr>
-          <w:p>
+        <w:trPr>
+          <w:cantSplit/>
+        </w:trPr>
+        <w:tc>
+          <w:tcPr>
+            <w:tcW w:type="dxa" w:w="5046"/>
+          </w:tcPr>
+          <w:p>
+            <w:pPr>
+              <w:spacing w:before="20" w:after="20"/>
+            </w:pPr>
             <w:r/>
             <w:r>
               <w:rPr>
@@ -805,6 +1483,9 @@
             <w:tcW w:type="dxa" w:w="5046"/>
           </w:tcPr>
           <w:p>
+            <w:pPr>
+              <w:spacing w:before="20" w:after="20"/>
+            </w:pPr>
             <w:r/>
             <w:r>
               <w:rPr>
@@ -821,6 +1502,9 @@
             <w:tcW w:type="dxa" w:w="5046"/>
           </w:tcPr>
           <w:p>
+            <w:pPr>
+              <w:spacing w:before="20" w:after="20"/>
+            </w:pPr>
             <w:r/>
             <w:r>
               <w:rPr>
@@ -833,11 +1517,17 @@
         </w:tc>
       </w:tr>
       <w:tr>
-        <w:tc>
-          <w:tcPr>
-            <w:tcW w:type="dxa" w:w="5046"/>
-          </w:tcPr>
-          <w:p>
+        <w:trPr>
+          <w:cantSplit/>
+        </w:trPr>
+        <w:tc>
+          <w:tcPr>
+            <w:tcW w:type="dxa" w:w="5046"/>
+          </w:tcPr>
+          <w:p>
+            <w:pPr>
+              <w:spacing w:before="20" w:after="20"/>
+            </w:pPr>
             <w:r/>
             <w:r>
               <w:rPr>
@@ -854,6 +1544,9 @@
             <w:tcW w:type="dxa" w:w="5046"/>
           </w:tcPr>
           <w:p>
+            <w:pPr>
+              <w:spacing w:before="20" w:after="20"/>
+            </w:pPr>
             <w:r/>
             <w:r>
               <w:rPr>
@@ -870,6 +1563,9 @@
             <w:tcW w:type="dxa" w:w="5046"/>
           </w:tcPr>
           <w:p>
+            <w:pPr>
+              <w:spacing w:before="20" w:after="20"/>
+            </w:pPr>
             <w:r/>
             <w:r>
               <w:rPr>
@@ -882,11 +1578,17 @@
         </w:tc>
       </w:tr>
       <w:tr>
-        <w:tc>
-          <w:tcPr>
-            <w:tcW w:type="dxa" w:w="5046"/>
-          </w:tcPr>
-          <w:p>
+        <w:trPr>
+          <w:cantSplit/>
+        </w:trPr>
+        <w:tc>
+          <w:tcPr>
+            <w:tcW w:type="dxa" w:w="5046"/>
+          </w:tcPr>
+          <w:p>
+            <w:pPr>
+              <w:spacing w:before="20" w:after="20"/>
+            </w:pPr>
             <w:r/>
             <w:r>
               <w:rPr>
@@ -903,6 +1605,9 @@
             <w:tcW w:type="dxa" w:w="5046"/>
           </w:tcPr>
           <w:p>
+            <w:pPr>
+              <w:spacing w:before="20" w:after="20"/>
+            </w:pPr>
             <w:r/>
             <w:r>
               <w:rPr>
@@ -919,6 +1624,9 @@
             <w:tcW w:type="dxa" w:w="5046"/>
           </w:tcPr>
           <w:p>
+            <w:pPr>
+              <w:spacing w:before="20" w:after="20"/>
+            </w:pPr>
             <w:r/>
             <w:r>
               <w:rPr>
@@ -931,11 +1639,17 @@
         </w:tc>
       </w:tr>
       <w:tr>
-        <w:tc>
-          <w:tcPr>
-            <w:tcW w:type="dxa" w:w="5046"/>
-          </w:tcPr>
-          <w:p>
+        <w:trPr>
+          <w:cantSplit/>
+        </w:trPr>
+        <w:tc>
+          <w:tcPr>
+            <w:tcW w:type="dxa" w:w="5046"/>
+          </w:tcPr>
+          <w:p>
+            <w:pPr>
+              <w:spacing w:before="20" w:after="20"/>
+            </w:pPr>
             <w:r/>
             <w:r>
               <w:rPr>
@@ -952,6 +1666,9 @@
             <w:tcW w:type="dxa" w:w="5046"/>
           </w:tcPr>
           <w:p>
+            <w:pPr>
+              <w:spacing w:before="20" w:after="20"/>
+            </w:pPr>
             <w:r/>
             <w:r>
               <w:rPr>
@@ -968,6 +1685,9 @@
             <w:tcW w:type="dxa" w:w="5046"/>
           </w:tcPr>
           <w:p>
+            <w:pPr>
+              <w:spacing w:before="20" w:after="20"/>
+            </w:pPr>
             <w:r/>
             <w:r>
               <w:rPr>
@@ -1024,6 +1744,9 @@
             <w:shd w:val="clear" w:color="auto" w:fill="D9D9D9"/>
           </w:tcPr>
           <w:p>
+            <w:pPr>
+              <w:spacing w:before="20" w:after="20"/>
+            </w:pPr>
             <w:r/>
             <w:r>
               <w:rPr>
@@ -1041,6 +1764,9 @@
             <w:shd w:val="clear" w:color="auto" w:fill="D9D9D9"/>
           </w:tcPr>
           <w:p>
+            <w:pPr>
+              <w:spacing w:before="20" w:after="20"/>
+            </w:pPr>
             <w:r/>
             <w:r>
               <w:rPr>
@@ -1058,6 +1784,9 @@
             <w:shd w:val="clear" w:color="auto" w:fill="D9D9D9"/>
           </w:tcPr>
           <w:p>
+            <w:pPr>
+              <w:spacing w:before="20" w:after="20"/>
+            </w:pPr>
             <w:r/>
             <w:r>
               <w:rPr>
@@ -1071,11 +1800,17 @@
         </w:tc>
       </w:tr>
       <w:tr>
-        <w:tc>
-          <w:tcPr>
-            <w:tcW w:type="dxa" w:w="5046"/>
-          </w:tcPr>
-          <w:p>
+        <w:trPr>
+          <w:cantSplit/>
+        </w:trPr>
+        <w:tc>
+          <w:tcPr>
+            <w:tcW w:type="dxa" w:w="5046"/>
+          </w:tcPr>
+          <w:p>
+            <w:pPr>
+              <w:spacing w:before="20" w:after="20"/>
+            </w:pPr>
             <w:r/>
             <w:r>
               <w:rPr>
@@ -1092,6 +1827,9 @@
             <w:tcW w:type="dxa" w:w="5046"/>
           </w:tcPr>
           <w:p>
+            <w:pPr>
+              <w:spacing w:before="20" w:after="20"/>
+            </w:pPr>
             <w:r/>
             <w:r>
               <w:rPr>
@@ -1108,6 +1846,9 @@
             <w:tcW w:type="dxa" w:w="5046"/>
           </w:tcPr>
           <w:p>
+            <w:pPr>
+              <w:spacing w:before="20" w:after="20"/>
+            </w:pPr>
             <w:r/>
             <w:r>
               <w:rPr>
@@ -1120,11 +1861,17 @@
         </w:tc>
       </w:tr>
       <w:tr>
-        <w:tc>
-          <w:tcPr>
-            <w:tcW w:type="dxa" w:w="5046"/>
-          </w:tcPr>
-          <w:p>
+        <w:trPr>
+          <w:cantSplit/>
+        </w:trPr>
+        <w:tc>
+          <w:tcPr>
+            <w:tcW w:type="dxa" w:w="5046"/>
+          </w:tcPr>
+          <w:p>
+            <w:pPr>
+              <w:spacing w:before="20" w:after="20"/>
+            </w:pPr>
             <w:r/>
             <w:r>
               <w:rPr>
@@ -1141,6 +1888,9 @@
             <w:tcW w:type="dxa" w:w="5046"/>
           </w:tcPr>
           <w:p>
+            <w:pPr>
+              <w:spacing w:before="20" w:after="20"/>
+            </w:pPr>
             <w:r/>
             <w:r>
               <w:rPr>
@@ -1157,6 +1907,9 @@
             <w:tcW w:type="dxa" w:w="5046"/>
           </w:tcPr>
           <w:p>
+            <w:pPr>
+              <w:spacing w:before="20" w:after="20"/>
+            </w:pPr>
             <w:r/>
             <w:r>
               <w:rPr>
@@ -1169,11 +1922,17 @@
         </w:tc>
       </w:tr>
       <w:tr>
-        <w:tc>
-          <w:tcPr>
-            <w:tcW w:type="dxa" w:w="5046"/>
-          </w:tcPr>
-          <w:p>
+        <w:trPr>
+          <w:cantSplit/>
+        </w:trPr>
+        <w:tc>
+          <w:tcPr>
+            <w:tcW w:type="dxa" w:w="5046"/>
+          </w:tcPr>
+          <w:p>
+            <w:pPr>
+              <w:spacing w:before="20" w:after="20"/>
+            </w:pPr>
             <w:r/>
             <w:r>
               <w:rPr>
@@ -1190,6 +1949,9 @@
             <w:tcW w:type="dxa" w:w="5046"/>
           </w:tcPr>
           <w:p>
+            <w:pPr>
+              <w:spacing w:before="20" w:after="20"/>
+            </w:pPr>
             <w:r/>
             <w:r>
               <w:rPr>
@@ -1206,6 +1968,9 @@
             <w:tcW w:type="dxa" w:w="5046"/>
           </w:tcPr>
           <w:p>
+            <w:pPr>
+              <w:spacing w:before="20" w:after="20"/>
+            </w:pPr>
             <w:r/>
             <w:r>
               <w:rPr>
@@ -1218,11 +1983,17 @@
         </w:tc>
       </w:tr>
       <w:tr>
-        <w:tc>
-          <w:tcPr>
-            <w:tcW w:type="dxa" w:w="5046"/>
-          </w:tcPr>
-          <w:p>
+        <w:trPr>
+          <w:cantSplit/>
+        </w:trPr>
+        <w:tc>
+          <w:tcPr>
+            <w:tcW w:type="dxa" w:w="5046"/>
+          </w:tcPr>
+          <w:p>
+            <w:pPr>
+              <w:spacing w:before="20" w:after="20"/>
+            </w:pPr>
             <w:r/>
             <w:r>
               <w:rPr>
@@ -1239,6 +2010,9 @@
             <w:tcW w:type="dxa" w:w="5046"/>
           </w:tcPr>
           <w:p>
+            <w:pPr>
+              <w:spacing w:before="20" w:after="20"/>
+            </w:pPr>
             <w:r/>
             <w:r>
               <w:rPr>
@@ -1255,6 +2029,9 @@
             <w:tcW w:type="dxa" w:w="5046"/>
           </w:tcPr>
           <w:p>
+            <w:pPr>
+              <w:spacing w:before="20" w:after="20"/>
+            </w:pPr>
             <w:r/>
             <w:r>
               <w:rPr>
@@ -1267,11 +2044,17 @@
         </w:tc>
       </w:tr>
       <w:tr>
-        <w:tc>
-          <w:tcPr>
-            <w:tcW w:type="dxa" w:w="5046"/>
-          </w:tcPr>
-          <w:p>
+        <w:trPr>
+          <w:cantSplit/>
+        </w:trPr>
+        <w:tc>
+          <w:tcPr>
+            <w:tcW w:type="dxa" w:w="5046"/>
+          </w:tcPr>
+          <w:p>
+            <w:pPr>
+              <w:spacing w:before="20" w:after="20"/>
+            </w:pPr>
             <w:r/>
             <w:r>
               <w:rPr>
@@ -1288,6 +2071,9 @@
             <w:tcW w:type="dxa" w:w="5046"/>
           </w:tcPr>
           <w:p>
+            <w:pPr>
+              <w:spacing w:before="20" w:after="20"/>
+            </w:pPr>
             <w:r/>
             <w:r>
               <w:rPr>
@@ -1304,6 +2090,9 @@
             <w:tcW w:type="dxa" w:w="5046"/>
           </w:tcPr>
           <w:p>
+            <w:pPr>
+              <w:spacing w:before="20" w:after="20"/>
+            </w:pPr>
             <w:r/>
             <w:r>
               <w:rPr>
@@ -1316,11 +2105,17 @@
         </w:tc>
       </w:tr>
       <w:tr>
-        <w:tc>
-          <w:tcPr>
-            <w:tcW w:type="dxa" w:w="5046"/>
-          </w:tcPr>
-          <w:p>
+        <w:trPr>
+          <w:cantSplit/>
+        </w:trPr>
+        <w:tc>
+          <w:tcPr>
+            <w:tcW w:type="dxa" w:w="5046"/>
+          </w:tcPr>
+          <w:p>
+            <w:pPr>
+              <w:spacing w:before="20" w:after="20"/>
+            </w:pPr>
             <w:r/>
             <w:r>
               <w:rPr>
@@ -1337,6 +2132,9 @@
             <w:tcW w:type="dxa" w:w="5046"/>
           </w:tcPr>
           <w:p>
+            <w:pPr>
+              <w:spacing w:before="20" w:after="20"/>
+            </w:pPr>
             <w:r/>
             <w:r>
               <w:rPr>
@@ -1353,6 +2151,9 @@
             <w:tcW w:type="dxa" w:w="5046"/>
           </w:tcPr>
           <w:p>
+            <w:pPr>
+              <w:spacing w:before="20" w:after="20"/>
+            </w:pPr>
             <w:r/>
             <w:r>
               <w:rPr>
@@ -1365,11 +2166,17 @@
         </w:tc>
       </w:tr>
       <w:tr>
-        <w:tc>
-          <w:tcPr>
-            <w:tcW w:type="dxa" w:w="5046"/>
-          </w:tcPr>
-          <w:p>
+        <w:trPr>
+          <w:cantSplit/>
+        </w:trPr>
+        <w:tc>
+          <w:tcPr>
+            <w:tcW w:type="dxa" w:w="5046"/>
+          </w:tcPr>
+          <w:p>
+            <w:pPr>
+              <w:spacing w:before="20" w:after="20"/>
+            </w:pPr>
             <w:r/>
             <w:r>
               <w:rPr>
@@ -1386,6 +2193,9 @@
             <w:tcW w:type="dxa" w:w="5046"/>
           </w:tcPr>
           <w:p>
+            <w:pPr>
+              <w:spacing w:before="20" w:after="20"/>
+            </w:pPr>
             <w:r/>
             <w:r>
               <w:rPr>
@@ -1402,6 +2212,9 @@
             <w:tcW w:type="dxa" w:w="5046"/>
           </w:tcPr>
           <w:p>
+            <w:pPr>
+              <w:spacing w:before="20" w:after="20"/>
+            </w:pPr>
             <w:r/>
             <w:r>
               <w:rPr>
@@ -1414,11 +2227,17 @@
         </w:tc>
       </w:tr>
       <w:tr>
-        <w:tc>
-          <w:tcPr>
-            <w:tcW w:type="dxa" w:w="5046"/>
-          </w:tcPr>
-          <w:p>
+        <w:trPr>
+          <w:cantSplit/>
+        </w:trPr>
+        <w:tc>
+          <w:tcPr>
+            <w:tcW w:type="dxa" w:w="5046"/>
+          </w:tcPr>
+          <w:p>
+            <w:pPr>
+              <w:spacing w:before="20" w:after="20"/>
+            </w:pPr>
             <w:r/>
             <w:r>
               <w:rPr>
@@ -1435,6 +2254,9 @@
             <w:tcW w:type="dxa" w:w="5046"/>
           </w:tcPr>
           <w:p>
+            <w:pPr>
+              <w:spacing w:before="20" w:after="20"/>
+            </w:pPr>
             <w:r/>
             <w:r>
               <w:rPr>
@@ -1451,6 +2273,9 @@
             <w:tcW w:type="dxa" w:w="5046"/>
           </w:tcPr>
           <w:p>
+            <w:pPr>
+              <w:spacing w:before="20" w:after="20"/>
+            </w:pPr>
             <w:r/>
             <w:r>
               <w:rPr>
@@ -1463,11 +2288,17 @@
         </w:tc>
       </w:tr>
       <w:tr>
-        <w:tc>
-          <w:tcPr>
-            <w:tcW w:type="dxa" w:w="5046"/>
-          </w:tcPr>
-          <w:p>
+        <w:trPr>
+          <w:cantSplit/>
+        </w:trPr>
+        <w:tc>
+          <w:tcPr>
+            <w:tcW w:type="dxa" w:w="5046"/>
+          </w:tcPr>
+          <w:p>
+            <w:pPr>
+              <w:spacing w:before="20" w:after="20"/>
+            </w:pPr>
             <w:r/>
             <w:r>
               <w:rPr>
@@ -1484,6 +2315,9 @@
             <w:tcW w:type="dxa" w:w="5046"/>
           </w:tcPr>
           <w:p>
+            <w:pPr>
+              <w:spacing w:before="20" w:after="20"/>
+            </w:pPr>
             <w:r/>
             <w:r>
               <w:rPr>
@@ -1500,6 +2334,9 @@
             <w:tcW w:type="dxa" w:w="5046"/>
           </w:tcPr>
           <w:p>
+            <w:pPr>
+              <w:spacing w:before="20" w:after="20"/>
+            </w:pPr>
             <w:r/>
             <w:r>
               <w:rPr>
@@ -1512,11 +2349,17 @@
         </w:tc>
       </w:tr>
       <w:tr>
-        <w:tc>
-          <w:tcPr>
-            <w:tcW w:type="dxa" w:w="5046"/>
-          </w:tcPr>
-          <w:p>
+        <w:trPr>
+          <w:cantSplit/>
+        </w:trPr>
+        <w:tc>
+          <w:tcPr>
+            <w:tcW w:type="dxa" w:w="5046"/>
+          </w:tcPr>
+          <w:p>
+            <w:pPr>
+              <w:spacing w:before="20" w:after="20"/>
+            </w:pPr>
             <w:r/>
             <w:r>
               <w:rPr>
@@ -1533,6 +2376,9 @@
             <w:tcW w:type="dxa" w:w="5046"/>
           </w:tcPr>
           <w:p>
+            <w:pPr>
+              <w:spacing w:before="20" w:after="20"/>
+            </w:pPr>
             <w:r/>
             <w:r>
               <w:rPr>
@@ -1549,6 +2395,9 @@
             <w:tcW w:type="dxa" w:w="5046"/>
           </w:tcPr>
           <w:p>
+            <w:pPr>
+              <w:spacing w:before="20" w:after="20"/>
+            </w:pPr>
             <w:r/>
             <w:r>
               <w:rPr>
@@ -1561,11 +2410,17 @@
         </w:tc>
       </w:tr>
       <w:tr>
-        <w:tc>
-          <w:tcPr>
-            <w:tcW w:type="dxa" w:w="5046"/>
-          </w:tcPr>
-          <w:p>
+        <w:trPr>
+          <w:cantSplit/>
+        </w:trPr>
+        <w:tc>
+          <w:tcPr>
+            <w:tcW w:type="dxa" w:w="5046"/>
+          </w:tcPr>
+          <w:p>
+            <w:pPr>
+              <w:spacing w:before="20" w:after="20"/>
+            </w:pPr>
             <w:r/>
             <w:r>
               <w:rPr>
@@ -1582,6 +2437,9 @@
             <w:tcW w:type="dxa" w:w="5046"/>
           </w:tcPr>
           <w:p>
+            <w:pPr>
+              <w:spacing w:before="20" w:after="20"/>
+            </w:pPr>
             <w:r/>
             <w:r>
               <w:rPr>
@@ -1598,6 +2456,9 @@
             <w:tcW w:type="dxa" w:w="5046"/>
           </w:tcPr>
           <w:p>
+            <w:pPr>
+              <w:spacing w:before="20" w:after="20"/>
+            </w:pPr>
             <w:r/>
             <w:r>
               <w:rPr>
@@ -1654,6 +2515,9 @@
             <w:shd w:val="clear" w:color="auto" w:fill="D9D9D9"/>
           </w:tcPr>
           <w:p>
+            <w:pPr>
+              <w:spacing w:before="20" w:after="20"/>
+            </w:pPr>
             <w:r/>
             <w:r>
               <w:rPr>
@@ -1671,6 +2535,9 @@
             <w:shd w:val="clear" w:color="auto" w:fill="D9D9D9"/>
           </w:tcPr>
           <w:p>
+            <w:pPr>
+              <w:spacing w:before="20" w:after="20"/>
+            </w:pPr>
             <w:r/>
             <w:r>
               <w:rPr>
@@ -1688,6 +2555,9 @@
             <w:shd w:val="clear" w:color="auto" w:fill="D9D9D9"/>
           </w:tcPr>
           <w:p>
+            <w:pPr>
+              <w:spacing w:before="20" w:after="20"/>
+            </w:pPr>
             <w:r/>
             <w:r>
               <w:rPr>
@@ -1701,11 +2571,17 @@
         </w:tc>
       </w:tr>
       <w:tr>
-        <w:tc>
-          <w:tcPr>
-            <w:tcW w:type="dxa" w:w="5046"/>
-          </w:tcPr>
-          <w:p>
+        <w:trPr>
+          <w:cantSplit/>
+        </w:trPr>
+        <w:tc>
+          <w:tcPr>
+            <w:tcW w:type="dxa" w:w="5046"/>
+          </w:tcPr>
+          <w:p>
+            <w:pPr>
+              <w:spacing w:before="20" w:after="20"/>
+            </w:pPr>
             <w:r/>
             <w:r>
               <w:rPr>
@@ -1722,6 +2598,9 @@
             <w:tcW w:type="dxa" w:w="5046"/>
           </w:tcPr>
           <w:p>
+            <w:pPr>
+              <w:spacing w:before="20" w:after="20"/>
+            </w:pPr>
             <w:r/>
             <w:r>
               <w:rPr>
@@ -1738,6 +2617,9 @@
             <w:tcW w:type="dxa" w:w="5046"/>
           </w:tcPr>
           <w:p>
+            <w:pPr>
+              <w:spacing w:before="20" w:after="20"/>
+            </w:pPr>
             <w:r/>
             <w:r>
               <w:rPr>
@@ -1750,11 +2632,17 @@
         </w:tc>
       </w:tr>
       <w:tr>
-        <w:tc>
-          <w:tcPr>
-            <w:tcW w:type="dxa" w:w="5046"/>
-          </w:tcPr>
-          <w:p>
+        <w:trPr>
+          <w:cantSplit/>
+        </w:trPr>
+        <w:tc>
+          <w:tcPr>
+            <w:tcW w:type="dxa" w:w="5046"/>
+          </w:tcPr>
+          <w:p>
+            <w:pPr>
+              <w:spacing w:before="20" w:after="20"/>
+            </w:pPr>
             <w:r/>
             <w:r>
               <w:rPr>
@@ -1771,6 +2659,9 @@
             <w:tcW w:type="dxa" w:w="5046"/>
           </w:tcPr>
           <w:p>
+            <w:pPr>
+              <w:spacing w:before="20" w:after="20"/>
+            </w:pPr>
             <w:r/>
             <w:r>
               <w:rPr>
@@ -1787,6 +2678,9 @@
             <w:tcW w:type="dxa" w:w="5046"/>
           </w:tcPr>
           <w:p>
+            <w:pPr>
+              <w:spacing w:before="20" w:after="20"/>
+            </w:pPr>
             <w:r/>
             <w:r>
               <w:rPr>
@@ -1799,11 +2693,17 @@
         </w:tc>
       </w:tr>
       <w:tr>
-        <w:tc>
-          <w:tcPr>
-            <w:tcW w:type="dxa" w:w="5046"/>
-          </w:tcPr>
-          <w:p>
+        <w:trPr>
+          <w:cantSplit/>
+        </w:trPr>
+        <w:tc>
+          <w:tcPr>
+            <w:tcW w:type="dxa" w:w="5046"/>
+          </w:tcPr>
+          <w:p>
+            <w:pPr>
+              <w:spacing w:before="20" w:after="20"/>
+            </w:pPr>
             <w:r/>
             <w:r>
               <w:rPr>
@@ -1820,6 +2720,9 @@
             <w:tcW w:type="dxa" w:w="5046"/>
           </w:tcPr>
           <w:p>
+            <w:pPr>
+              <w:spacing w:before="20" w:after="20"/>
+            </w:pPr>
             <w:r/>
             <w:r>
               <w:rPr>
@@ -1836,6 +2739,9 @@
             <w:tcW w:type="dxa" w:w="5046"/>
           </w:tcPr>
           <w:p>
+            <w:pPr>
+              <w:spacing w:before="20" w:after="20"/>
+            </w:pPr>
             <w:r/>
             <w:r>
               <w:rPr>
@@ -1848,11 +2754,17 @@
         </w:tc>
       </w:tr>
       <w:tr>
-        <w:tc>
-          <w:tcPr>
-            <w:tcW w:type="dxa" w:w="5046"/>
-          </w:tcPr>
-          <w:p>
+        <w:trPr>
+          <w:cantSplit/>
+        </w:trPr>
+        <w:tc>
+          <w:tcPr>
+            <w:tcW w:type="dxa" w:w="5046"/>
+          </w:tcPr>
+          <w:p>
+            <w:pPr>
+              <w:spacing w:before="20" w:after="20"/>
+            </w:pPr>
             <w:r/>
             <w:r>
               <w:rPr>
@@ -1869,6 +2781,9 @@
             <w:tcW w:type="dxa" w:w="5046"/>
           </w:tcPr>
           <w:p>
+            <w:pPr>
+              <w:spacing w:before="20" w:after="20"/>
+            </w:pPr>
             <w:r/>
             <w:r>
               <w:rPr>
@@ -1885,6 +2800,9 @@
             <w:tcW w:type="dxa" w:w="5046"/>
           </w:tcPr>
           <w:p>
+            <w:pPr>
+              <w:spacing w:before="20" w:after="20"/>
+            </w:pPr>
             <w:r/>
             <w:r>
               <w:rPr>
@@ -1897,11 +2815,17 @@
         </w:tc>
       </w:tr>
       <w:tr>
-        <w:tc>
-          <w:tcPr>
-            <w:tcW w:type="dxa" w:w="5046"/>
-          </w:tcPr>
-          <w:p>
+        <w:trPr>
+          <w:cantSplit/>
+        </w:trPr>
+        <w:tc>
+          <w:tcPr>
+            <w:tcW w:type="dxa" w:w="5046"/>
+          </w:tcPr>
+          <w:p>
+            <w:pPr>
+              <w:spacing w:before="20" w:after="20"/>
+            </w:pPr>
             <w:r/>
             <w:r>
               <w:rPr>
@@ -1918,6 +2842,9 @@
             <w:tcW w:type="dxa" w:w="5046"/>
           </w:tcPr>
           <w:p>
+            <w:pPr>
+              <w:spacing w:before="20" w:after="20"/>
+            </w:pPr>
             <w:r/>
             <w:r>
               <w:rPr>
@@ -1934,6 +2861,9 @@
             <w:tcW w:type="dxa" w:w="5046"/>
           </w:tcPr>
           <w:p>
+            <w:pPr>
+              <w:spacing w:before="20" w:after="20"/>
+            </w:pPr>
             <w:r/>
             <w:r>
               <w:rPr>
@@ -1946,11 +2876,17 @@
         </w:tc>
       </w:tr>
       <w:tr>
-        <w:tc>
-          <w:tcPr>
-            <w:tcW w:type="dxa" w:w="5046"/>
-          </w:tcPr>
-          <w:p>
+        <w:trPr>
+          <w:cantSplit/>
+        </w:trPr>
+        <w:tc>
+          <w:tcPr>
+            <w:tcW w:type="dxa" w:w="5046"/>
+          </w:tcPr>
+          <w:p>
+            <w:pPr>
+              <w:spacing w:before="20" w:after="20"/>
+            </w:pPr>
             <w:r/>
             <w:r>
               <w:rPr>
@@ -1967,6 +2903,9 @@
             <w:tcW w:type="dxa" w:w="5046"/>
           </w:tcPr>
           <w:p>
+            <w:pPr>
+              <w:spacing w:before="20" w:after="20"/>
+            </w:pPr>
             <w:r/>
             <w:r>
               <w:rPr>
@@ -1983,6 +2922,9 @@
             <w:tcW w:type="dxa" w:w="5046"/>
           </w:tcPr>
           <w:p>
+            <w:pPr>
+              <w:spacing w:before="20" w:after="20"/>
+            </w:pPr>
             <w:r/>
             <w:r>
               <w:rPr>
@@ -1995,11 +2937,17 @@
         </w:tc>
       </w:tr>
       <w:tr>
-        <w:tc>
-          <w:tcPr>
-            <w:tcW w:type="dxa" w:w="5046"/>
-          </w:tcPr>
-          <w:p>
+        <w:trPr>
+          <w:cantSplit/>
+        </w:trPr>
+        <w:tc>
+          <w:tcPr>
+            <w:tcW w:type="dxa" w:w="5046"/>
+          </w:tcPr>
+          <w:p>
+            <w:pPr>
+              <w:spacing w:before="20" w:after="20"/>
+            </w:pPr>
             <w:r/>
             <w:r>
               <w:rPr>
@@ -2016,6 +2964,9 @@
             <w:tcW w:type="dxa" w:w="5046"/>
           </w:tcPr>
           <w:p>
+            <w:pPr>
+              <w:spacing w:before="20" w:after="20"/>
+            </w:pPr>
             <w:r/>
             <w:r>
               <w:rPr>
@@ -2032,6 +2983,9 @@
             <w:tcW w:type="dxa" w:w="5046"/>
           </w:tcPr>
           <w:p>
+            <w:pPr>
+              <w:spacing w:before="20" w:after="20"/>
+            </w:pPr>
             <w:r/>
             <w:r>
               <w:rPr>
@@ -2044,11 +2998,17 @@
         </w:tc>
       </w:tr>
       <w:tr>
-        <w:tc>
-          <w:tcPr>
-            <w:tcW w:type="dxa" w:w="5046"/>
-          </w:tcPr>
-          <w:p>
+        <w:trPr>
+          <w:cantSplit/>
+        </w:trPr>
+        <w:tc>
+          <w:tcPr>
+            <w:tcW w:type="dxa" w:w="5046"/>
+          </w:tcPr>
+          <w:p>
+            <w:pPr>
+              <w:spacing w:before="20" w:after="20"/>
+            </w:pPr>
             <w:r/>
             <w:r>
               <w:rPr>
@@ -2065,6 +3025,9 @@
             <w:tcW w:type="dxa" w:w="5046"/>
           </w:tcPr>
           <w:p>
+            <w:pPr>
+              <w:spacing w:before="20" w:after="20"/>
+            </w:pPr>
             <w:r/>
             <w:r>
               <w:rPr>
@@ -2081,6 +3044,9 @@
             <w:tcW w:type="dxa" w:w="5046"/>
           </w:tcPr>
           <w:p>
+            <w:pPr>
+              <w:spacing w:before="20" w:after="20"/>
+            </w:pPr>
             <w:r/>
             <w:r>
               <w:rPr>
@@ -2093,11 +3059,17 @@
         </w:tc>
       </w:tr>
       <w:tr>
-        <w:tc>
-          <w:tcPr>
-            <w:tcW w:type="dxa" w:w="5046"/>
-          </w:tcPr>
-          <w:p>
+        <w:trPr>
+          <w:cantSplit/>
+        </w:trPr>
+        <w:tc>
+          <w:tcPr>
+            <w:tcW w:type="dxa" w:w="5046"/>
+          </w:tcPr>
+          <w:p>
+            <w:pPr>
+              <w:spacing w:before="20" w:after="20"/>
+            </w:pPr>
             <w:r/>
             <w:r>
               <w:rPr>
@@ -2114,6 +3086,9 @@
             <w:tcW w:type="dxa" w:w="5046"/>
           </w:tcPr>
           <w:p>
+            <w:pPr>
+              <w:spacing w:before="20" w:after="20"/>
+            </w:pPr>
             <w:r/>
             <w:r>
               <w:rPr>
@@ -2130,6 +3105,9 @@
             <w:tcW w:type="dxa" w:w="5046"/>
           </w:tcPr>
           <w:p>
+            <w:pPr>
+              <w:spacing w:before="20" w:after="20"/>
+            </w:pPr>
             <w:r/>
             <w:r>
               <w:rPr>
@@ -2142,11 +3120,17 @@
         </w:tc>
       </w:tr>
       <w:tr>
-        <w:tc>
-          <w:tcPr>
-            <w:tcW w:type="dxa" w:w="5046"/>
-          </w:tcPr>
-          <w:p>
+        <w:trPr>
+          <w:cantSplit/>
+        </w:trPr>
+        <w:tc>
+          <w:tcPr>
+            <w:tcW w:type="dxa" w:w="5046"/>
+          </w:tcPr>
+          <w:p>
+            <w:pPr>
+              <w:spacing w:before="20" w:after="20"/>
+            </w:pPr>
             <w:r/>
             <w:r>
               <w:rPr>
@@ -2163,6 +3147,9 @@
             <w:tcW w:type="dxa" w:w="5046"/>
           </w:tcPr>
           <w:p>
+            <w:pPr>
+              <w:spacing w:before="20" w:after="20"/>
+            </w:pPr>
             <w:r/>
             <w:r>
               <w:rPr>
@@ -2179,6 +3166,9 @@
             <w:tcW w:type="dxa" w:w="5046"/>
           </w:tcPr>
           <w:p>
+            <w:pPr>
+              <w:spacing w:before="20" w:after="20"/>
+            </w:pPr>
             <w:r/>
             <w:r>
               <w:rPr>
@@ -2191,11 +3181,17 @@
         </w:tc>
       </w:tr>
       <w:tr>
-        <w:tc>
-          <w:tcPr>
-            <w:tcW w:type="dxa" w:w="5046"/>
-          </w:tcPr>
-          <w:p>
+        <w:trPr>
+          <w:cantSplit/>
+        </w:trPr>
+        <w:tc>
+          <w:tcPr>
+            <w:tcW w:type="dxa" w:w="5046"/>
+          </w:tcPr>
+          <w:p>
+            <w:pPr>
+              <w:spacing w:before="20" w:after="20"/>
+            </w:pPr>
             <w:r/>
             <w:r>
               <w:rPr>
@@ -2212,6 +3208,9 @@
             <w:tcW w:type="dxa" w:w="5046"/>
           </w:tcPr>
           <w:p>
+            <w:pPr>
+              <w:spacing w:before="20" w:after="20"/>
+            </w:pPr>
             <w:r/>
             <w:r>
               <w:rPr>
@@ -2228,6 +3227,9 @@
             <w:tcW w:type="dxa" w:w="5046"/>
           </w:tcPr>
           <w:p>
+            <w:pPr>
+              <w:spacing w:before="20" w:after="20"/>
+            </w:pPr>
             <w:r/>
             <w:r>
               <w:rPr>
@@ -2240,11 +3242,17 @@
         </w:tc>
       </w:tr>
       <w:tr>
-        <w:tc>
-          <w:tcPr>
-            <w:tcW w:type="dxa" w:w="5046"/>
-          </w:tcPr>
-          <w:p>
+        <w:trPr>
+          <w:cantSplit/>
+        </w:trPr>
+        <w:tc>
+          <w:tcPr>
+            <w:tcW w:type="dxa" w:w="5046"/>
+          </w:tcPr>
+          <w:p>
+            <w:pPr>
+              <w:spacing w:before="20" w:after="20"/>
+            </w:pPr>
             <w:r/>
             <w:r>
               <w:rPr>
@@ -2261,6 +3269,9 @@
             <w:tcW w:type="dxa" w:w="5046"/>
           </w:tcPr>
           <w:p>
+            <w:pPr>
+              <w:spacing w:before="20" w:after="20"/>
+            </w:pPr>
             <w:r/>
             <w:r>
               <w:rPr>
@@ -2277,6 +3288,9 @@
             <w:tcW w:type="dxa" w:w="5046"/>
           </w:tcPr>
           <w:p>
+            <w:pPr>
+              <w:spacing w:before="20" w:after="20"/>
+            </w:pPr>
             <w:r/>
             <w:r>
               <w:rPr>
@@ -2289,11 +3303,17 @@
         </w:tc>
       </w:tr>
       <w:tr>
-        <w:tc>
-          <w:tcPr>
-            <w:tcW w:type="dxa" w:w="5046"/>
-          </w:tcPr>
-          <w:p>
+        <w:trPr>
+          <w:cantSplit/>
+        </w:trPr>
+        <w:tc>
+          <w:tcPr>
+            <w:tcW w:type="dxa" w:w="5046"/>
+          </w:tcPr>
+          <w:p>
+            <w:pPr>
+              <w:spacing w:before="20" w:after="20"/>
+            </w:pPr>
             <w:r/>
             <w:r>
               <w:rPr>
@@ -2310,6 +3330,9 @@
             <w:tcW w:type="dxa" w:w="5046"/>
           </w:tcPr>
           <w:p>
+            <w:pPr>
+              <w:spacing w:before="20" w:after="20"/>
+            </w:pPr>
             <w:r/>
             <w:r>
               <w:rPr>
@@ -2326,6 +3349,9 @@
             <w:tcW w:type="dxa" w:w="5046"/>
           </w:tcPr>
           <w:p>
+            <w:pPr>
+              <w:spacing w:before="20" w:after="20"/>
+            </w:pPr>
             <w:r/>
             <w:r>
               <w:rPr>
@@ -2338,11 +3364,17 @@
         </w:tc>
       </w:tr>
       <w:tr>
-        <w:tc>
-          <w:tcPr>
-            <w:tcW w:type="dxa" w:w="5046"/>
-          </w:tcPr>
-          <w:p>
+        <w:trPr>
+          <w:cantSplit/>
+        </w:trPr>
+        <w:tc>
+          <w:tcPr>
+            <w:tcW w:type="dxa" w:w="5046"/>
+          </w:tcPr>
+          <w:p>
+            <w:pPr>
+              <w:spacing w:before="20" w:after="20"/>
+            </w:pPr>
             <w:r/>
             <w:r>
               <w:rPr>
@@ -2359,6 +3391,9 @@
             <w:tcW w:type="dxa" w:w="5046"/>
           </w:tcPr>
           <w:p>
+            <w:pPr>
+              <w:spacing w:before="20" w:after="20"/>
+            </w:pPr>
             <w:r/>
             <w:r>
               <w:rPr>
@@ -2375,6 +3410,9 @@
             <w:tcW w:type="dxa" w:w="5046"/>
           </w:tcPr>
           <w:p>
+            <w:pPr>
+              <w:spacing w:before="20" w:after="20"/>
+            </w:pPr>
             <w:r/>
             <w:r>
               <w:rPr>
@@ -2387,11 +3425,17 @@
         </w:tc>
       </w:tr>
       <w:tr>
-        <w:tc>
-          <w:tcPr>
-            <w:tcW w:type="dxa" w:w="5046"/>
-          </w:tcPr>
-          <w:p>
+        <w:trPr>
+          <w:cantSplit/>
+        </w:trPr>
+        <w:tc>
+          <w:tcPr>
+            <w:tcW w:type="dxa" w:w="5046"/>
+          </w:tcPr>
+          <w:p>
+            <w:pPr>
+              <w:spacing w:before="20" w:after="20"/>
+            </w:pPr>
             <w:r/>
             <w:r>
               <w:rPr>
@@ -2408,6 +3452,9 @@
             <w:tcW w:type="dxa" w:w="5046"/>
           </w:tcPr>
           <w:p>
+            <w:pPr>
+              <w:spacing w:before="20" w:after="20"/>
+            </w:pPr>
             <w:r/>
             <w:r>
               <w:rPr>
@@ -2424,6 +3471,9 @@
             <w:tcW w:type="dxa" w:w="5046"/>
           </w:tcPr>
           <w:p>
+            <w:pPr>
+              <w:spacing w:before="20" w:after="20"/>
+            </w:pPr>
             <w:r/>
             <w:r>
               <w:rPr>
@@ -2436,11 +3486,17 @@
         </w:tc>
       </w:tr>
       <w:tr>
-        <w:tc>
-          <w:tcPr>
-            <w:tcW w:type="dxa" w:w="5046"/>
-          </w:tcPr>
-          <w:p>
+        <w:trPr>
+          <w:cantSplit/>
+        </w:trPr>
+        <w:tc>
+          <w:tcPr>
+            <w:tcW w:type="dxa" w:w="5046"/>
+          </w:tcPr>
+          <w:p>
+            <w:pPr>
+              <w:spacing w:before="20" w:after="20"/>
+            </w:pPr>
             <w:r/>
             <w:r>
               <w:rPr>
@@ -2457,6 +3513,9 @@
             <w:tcW w:type="dxa" w:w="5046"/>
           </w:tcPr>
           <w:p>
+            <w:pPr>
+              <w:spacing w:before="20" w:after="20"/>
+            </w:pPr>
             <w:r/>
             <w:r>
               <w:rPr>
@@ -2473,6 +3532,9 @@
             <w:tcW w:type="dxa" w:w="5046"/>
           </w:tcPr>
           <w:p>
+            <w:pPr>
+              <w:spacing w:before="20" w:after="20"/>
+            </w:pPr>
             <w:r/>
             <w:r>
               <w:rPr>
@@ -2485,11 +3547,17 @@
         </w:tc>
       </w:tr>
       <w:tr>
-        <w:tc>
-          <w:tcPr>
-            <w:tcW w:type="dxa" w:w="5046"/>
-          </w:tcPr>
-          <w:p>
+        <w:trPr>
+          <w:cantSplit/>
+        </w:trPr>
+        <w:tc>
+          <w:tcPr>
+            <w:tcW w:type="dxa" w:w="5046"/>
+          </w:tcPr>
+          <w:p>
+            <w:pPr>
+              <w:spacing w:before="20" w:after="20"/>
+            </w:pPr>
             <w:r/>
             <w:r>
               <w:rPr>
@@ -2506,6 +3574,9 @@
             <w:tcW w:type="dxa" w:w="5046"/>
           </w:tcPr>
           <w:p>
+            <w:pPr>
+              <w:spacing w:before="20" w:after="20"/>
+            </w:pPr>
             <w:r/>
             <w:r>
               <w:rPr>
@@ -2522,6 +3593,9 @@
             <w:tcW w:type="dxa" w:w="5046"/>
           </w:tcPr>
           <w:p>
+            <w:pPr>
+              <w:spacing w:before="20" w:after="20"/>
+            </w:pPr>
             <w:r/>
             <w:r>
               <w:rPr>
@@ -2534,11 +3608,17 @@
         </w:tc>
       </w:tr>
       <w:tr>
-        <w:tc>
-          <w:tcPr>
-            <w:tcW w:type="dxa" w:w="5046"/>
-          </w:tcPr>
-          <w:p>
+        <w:trPr>
+          <w:cantSplit/>
+        </w:trPr>
+        <w:tc>
+          <w:tcPr>
+            <w:tcW w:type="dxa" w:w="5046"/>
+          </w:tcPr>
+          <w:p>
+            <w:pPr>
+              <w:spacing w:before="20" w:after="20"/>
+            </w:pPr>
             <w:r/>
             <w:r>
               <w:rPr>
@@ -2555,6 +3635,9 @@
             <w:tcW w:type="dxa" w:w="5046"/>
           </w:tcPr>
           <w:p>
+            <w:pPr>
+              <w:spacing w:before="20" w:after="20"/>
+            </w:pPr>
             <w:r/>
             <w:r>
               <w:rPr>
@@ -2571,6 +3654,9 @@
             <w:tcW w:type="dxa" w:w="5046"/>
           </w:tcPr>
           <w:p>
+            <w:pPr>
+              <w:spacing w:before="20" w:after="20"/>
+            </w:pPr>
             <w:r/>
             <w:r>
               <w:rPr>
@@ -2583,11 +3669,17 @@
         </w:tc>
       </w:tr>
       <w:tr>
-        <w:tc>
-          <w:tcPr>
-            <w:tcW w:type="dxa" w:w="5046"/>
-          </w:tcPr>
-          <w:p>
+        <w:trPr>
+          <w:cantSplit/>
+        </w:trPr>
+        <w:tc>
+          <w:tcPr>
+            <w:tcW w:type="dxa" w:w="5046"/>
+          </w:tcPr>
+          <w:p>
+            <w:pPr>
+              <w:spacing w:before="20" w:after="20"/>
+            </w:pPr>
             <w:r/>
             <w:r>
               <w:rPr>
@@ -2604,6 +3696,9 @@
             <w:tcW w:type="dxa" w:w="5046"/>
           </w:tcPr>
           <w:p>
+            <w:pPr>
+              <w:spacing w:before="20" w:after="20"/>
+            </w:pPr>
             <w:r/>
             <w:r>
               <w:rPr>
@@ -2620,6 +3715,9 @@
             <w:tcW w:type="dxa" w:w="5046"/>
           </w:tcPr>
           <w:p>
+            <w:pPr>
+              <w:spacing w:before="20" w:after="20"/>
+            </w:pPr>
             <w:r/>
             <w:r>
               <w:rPr>
@@ -2632,11 +3730,17 @@
         </w:tc>
       </w:tr>
       <w:tr>
-        <w:tc>
-          <w:tcPr>
-            <w:tcW w:type="dxa" w:w="5046"/>
-          </w:tcPr>
-          <w:p>
+        <w:trPr>
+          <w:cantSplit/>
+        </w:trPr>
+        <w:tc>
+          <w:tcPr>
+            <w:tcW w:type="dxa" w:w="5046"/>
+          </w:tcPr>
+          <w:p>
+            <w:pPr>
+              <w:spacing w:before="20" w:after="20"/>
+            </w:pPr>
             <w:r/>
             <w:r>
               <w:rPr>
@@ -2653,6 +3757,9 @@
             <w:tcW w:type="dxa" w:w="5046"/>
           </w:tcPr>
           <w:p>
+            <w:pPr>
+              <w:spacing w:before="20" w:after="20"/>
+            </w:pPr>
             <w:r/>
             <w:r>
               <w:rPr>
@@ -2669,6 +3776,9 @@
             <w:tcW w:type="dxa" w:w="5046"/>
           </w:tcPr>
           <w:p>
+            <w:pPr>
+              <w:spacing w:before="20" w:after="20"/>
+            </w:pPr>
             <w:r/>
             <w:r>
               <w:rPr>
@@ -2681,11 +3791,17 @@
         </w:tc>
       </w:tr>
       <w:tr>
-        <w:tc>
-          <w:tcPr>
-            <w:tcW w:type="dxa" w:w="5046"/>
-          </w:tcPr>
-          <w:p>
+        <w:trPr>
+          <w:cantSplit/>
+        </w:trPr>
+        <w:tc>
+          <w:tcPr>
+            <w:tcW w:type="dxa" w:w="5046"/>
+          </w:tcPr>
+          <w:p>
+            <w:pPr>
+              <w:spacing w:before="20" w:after="20"/>
+            </w:pPr>
             <w:r/>
             <w:r>
               <w:rPr>
@@ -2702,6 +3818,9 @@
             <w:tcW w:type="dxa" w:w="5046"/>
           </w:tcPr>
           <w:p>
+            <w:pPr>
+              <w:spacing w:before="20" w:after="20"/>
+            </w:pPr>
             <w:r/>
             <w:r>
               <w:rPr>
@@ -2718,6 +3837,9 @@
             <w:tcW w:type="dxa" w:w="5046"/>
           </w:tcPr>
           <w:p>
+            <w:pPr>
+              <w:spacing w:before="20" w:after="20"/>
+            </w:pPr>
             <w:r/>
             <w:r>
               <w:rPr>
@@ -2730,11 +3852,17 @@
         </w:tc>
       </w:tr>
       <w:tr>
-        <w:tc>
-          <w:tcPr>
-            <w:tcW w:type="dxa" w:w="5046"/>
-          </w:tcPr>
-          <w:p>
+        <w:trPr>
+          <w:cantSplit/>
+        </w:trPr>
+        <w:tc>
+          <w:tcPr>
+            <w:tcW w:type="dxa" w:w="5046"/>
+          </w:tcPr>
+          <w:p>
+            <w:pPr>
+              <w:spacing w:before="20" w:after="20"/>
+            </w:pPr>
             <w:r/>
             <w:r>
               <w:rPr>
@@ -2751,6 +3879,9 @@
             <w:tcW w:type="dxa" w:w="5046"/>
           </w:tcPr>
           <w:p>
+            <w:pPr>
+              <w:spacing w:before="20" w:after="20"/>
+            </w:pPr>
             <w:r/>
             <w:r>
               <w:rPr>
@@ -2767,6 +3898,9 @@
             <w:tcW w:type="dxa" w:w="5046"/>
           </w:tcPr>
           <w:p>
+            <w:pPr>
+              <w:spacing w:before="20" w:after="20"/>
+            </w:pPr>
             <w:r/>
             <w:r>
               <w:rPr>
@@ -2823,6 +3957,9 @@
             <w:shd w:val="clear" w:color="auto" w:fill="D9D9D9"/>
           </w:tcPr>
           <w:p>
+            <w:pPr>
+              <w:spacing w:before="20" w:after="20"/>
+            </w:pPr>
             <w:r/>
             <w:r>
               <w:rPr>
@@ -2840,6 +3977,9 @@
             <w:shd w:val="clear" w:color="auto" w:fill="D9D9D9"/>
           </w:tcPr>
           <w:p>
+            <w:pPr>
+              <w:spacing w:before="20" w:after="20"/>
+            </w:pPr>
             <w:r/>
             <w:r>
               <w:rPr>
@@ -2857,6 +3997,9 @@
             <w:shd w:val="clear" w:color="auto" w:fill="D9D9D9"/>
           </w:tcPr>
           <w:p>
+            <w:pPr>
+              <w:spacing w:before="20" w:after="20"/>
+            </w:pPr>
             <w:r/>
             <w:r>
               <w:rPr>
@@ -2870,11 +4013,17 @@
         </w:tc>
       </w:tr>
       <w:tr>
-        <w:tc>
-          <w:tcPr>
-            <w:tcW w:type="dxa" w:w="5046"/>
-          </w:tcPr>
-          <w:p>
+        <w:trPr>
+          <w:cantSplit/>
+        </w:trPr>
+        <w:tc>
+          <w:tcPr>
+            <w:tcW w:type="dxa" w:w="5046"/>
+          </w:tcPr>
+          <w:p>
+            <w:pPr>
+              <w:spacing w:before="20" w:after="20"/>
+            </w:pPr>
             <w:r/>
             <w:r>
               <w:rPr>
@@ -2891,6 +4040,9 @@
             <w:tcW w:type="dxa" w:w="5046"/>
           </w:tcPr>
           <w:p>
+            <w:pPr>
+              <w:spacing w:before="20" w:after="20"/>
+            </w:pPr>
             <w:r/>
             <w:r>
               <w:rPr>
@@ -2907,6 +4059,9 @@
             <w:tcW w:type="dxa" w:w="5046"/>
           </w:tcPr>
           <w:p>
+            <w:pPr>
+              <w:spacing w:before="20" w:after="20"/>
+            </w:pPr>
             <w:r/>
             <w:r>
               <w:rPr>
@@ -2919,11 +4074,17 @@
         </w:tc>
       </w:tr>
       <w:tr>
-        <w:tc>
-          <w:tcPr>
-            <w:tcW w:type="dxa" w:w="5046"/>
-          </w:tcPr>
-          <w:p>
+        <w:trPr>
+          <w:cantSplit/>
+        </w:trPr>
+        <w:tc>
+          <w:tcPr>
+            <w:tcW w:type="dxa" w:w="5046"/>
+          </w:tcPr>
+          <w:p>
+            <w:pPr>
+              <w:spacing w:before="20" w:after="20"/>
+            </w:pPr>
             <w:r/>
             <w:r>
               <w:rPr>
@@ -2940,6 +4101,9 @@
             <w:tcW w:type="dxa" w:w="5046"/>
           </w:tcPr>
           <w:p>
+            <w:pPr>
+              <w:spacing w:before="20" w:after="20"/>
+            </w:pPr>
             <w:r/>
             <w:r>
               <w:rPr>
@@ -2956,6 +4120,9 @@
             <w:tcW w:type="dxa" w:w="5046"/>
           </w:tcPr>
           <w:p>
+            <w:pPr>
+              <w:spacing w:before="20" w:after="20"/>
+            </w:pPr>
             <w:r/>
             <w:r>
               <w:rPr>
@@ -2968,11 +4135,17 @@
         </w:tc>
       </w:tr>
       <w:tr>
-        <w:tc>
-          <w:tcPr>
-            <w:tcW w:type="dxa" w:w="5046"/>
-          </w:tcPr>
-          <w:p>
+        <w:trPr>
+          <w:cantSplit/>
+        </w:trPr>
+        <w:tc>
+          <w:tcPr>
+            <w:tcW w:type="dxa" w:w="5046"/>
+          </w:tcPr>
+          <w:p>
+            <w:pPr>
+              <w:spacing w:before="20" w:after="20"/>
+            </w:pPr>
             <w:r/>
             <w:r>
               <w:rPr>
@@ -2989,6 +4162,9 @@
             <w:tcW w:type="dxa" w:w="5046"/>
           </w:tcPr>
           <w:p>
+            <w:pPr>
+              <w:spacing w:before="20" w:after="20"/>
+            </w:pPr>
             <w:r/>
             <w:r>
               <w:rPr>
@@ -3005,6 +4181,9 @@
             <w:tcW w:type="dxa" w:w="5046"/>
           </w:tcPr>
           <w:p>
+            <w:pPr>
+              <w:spacing w:before="20" w:after="20"/>
+            </w:pPr>
             <w:r/>
             <w:r>
               <w:rPr>
@@ -3017,11 +4196,17 @@
         </w:tc>
       </w:tr>
       <w:tr>
-        <w:tc>
-          <w:tcPr>
-            <w:tcW w:type="dxa" w:w="5046"/>
-          </w:tcPr>
-          <w:p>
+        <w:trPr>
+          <w:cantSplit/>
+        </w:trPr>
+        <w:tc>
+          <w:tcPr>
+            <w:tcW w:type="dxa" w:w="5046"/>
+          </w:tcPr>
+          <w:p>
+            <w:pPr>
+              <w:spacing w:before="20" w:after="20"/>
+            </w:pPr>
             <w:r/>
             <w:r>
               <w:rPr>
@@ -3038,6 +4223,9 @@
             <w:tcW w:type="dxa" w:w="5046"/>
           </w:tcPr>
           <w:p>
+            <w:pPr>
+              <w:spacing w:before="20" w:after="20"/>
+            </w:pPr>
             <w:r/>
             <w:r>
               <w:rPr>
@@ -3054,6 +4242,9 @@
             <w:tcW w:type="dxa" w:w="5046"/>
           </w:tcPr>
           <w:p>
+            <w:pPr>
+              <w:spacing w:before="20" w:after="20"/>
+            </w:pPr>
             <w:r/>
             <w:r>
               <w:rPr>
@@ -3066,11 +4257,17 @@
         </w:tc>
       </w:tr>
       <w:tr>
-        <w:tc>
-          <w:tcPr>
-            <w:tcW w:type="dxa" w:w="5046"/>
-          </w:tcPr>
-          <w:p>
+        <w:trPr>
+          <w:cantSplit/>
+        </w:trPr>
+        <w:tc>
+          <w:tcPr>
+            <w:tcW w:type="dxa" w:w="5046"/>
+          </w:tcPr>
+          <w:p>
+            <w:pPr>
+              <w:spacing w:before="20" w:after="20"/>
+            </w:pPr>
             <w:r/>
             <w:r>
               <w:rPr>
@@ -3087,6 +4284,9 @@
             <w:tcW w:type="dxa" w:w="5046"/>
           </w:tcPr>
           <w:p>
+            <w:pPr>
+              <w:spacing w:before="20" w:after="20"/>
+            </w:pPr>
             <w:r/>
             <w:r>
               <w:rPr>
@@ -3103,6 +4303,9 @@
             <w:tcW w:type="dxa" w:w="5046"/>
           </w:tcPr>
           <w:p>
+            <w:pPr>
+              <w:spacing w:before="20" w:after="20"/>
+            </w:pPr>
             <w:r/>
             <w:r>
               <w:rPr>
@@ -3115,11 +4318,17 @@
         </w:tc>
       </w:tr>
       <w:tr>
-        <w:tc>
-          <w:tcPr>
-            <w:tcW w:type="dxa" w:w="5046"/>
-          </w:tcPr>
-          <w:p>
+        <w:trPr>
+          <w:cantSplit/>
+        </w:trPr>
+        <w:tc>
+          <w:tcPr>
+            <w:tcW w:type="dxa" w:w="5046"/>
+          </w:tcPr>
+          <w:p>
+            <w:pPr>
+              <w:spacing w:before="20" w:after="20"/>
+            </w:pPr>
             <w:r/>
             <w:r>
               <w:rPr>
@@ -3136,6 +4345,9 @@
             <w:tcW w:type="dxa" w:w="5046"/>
           </w:tcPr>
           <w:p>
+            <w:pPr>
+              <w:spacing w:before="20" w:after="20"/>
+            </w:pPr>
             <w:r/>
             <w:r>
               <w:rPr>
@@ -3152,6 +4364,9 @@
             <w:tcW w:type="dxa" w:w="5046"/>
           </w:tcPr>
           <w:p>
+            <w:pPr>
+              <w:spacing w:before="20" w:after="20"/>
+            </w:pPr>
             <w:r/>
             <w:r>
               <w:rPr>
@@ -3164,11 +4379,17 @@
         </w:tc>
       </w:tr>
       <w:tr>
-        <w:tc>
-          <w:tcPr>
-            <w:tcW w:type="dxa" w:w="5046"/>
-          </w:tcPr>
-          <w:p>
+        <w:trPr>
+          <w:cantSplit/>
+        </w:trPr>
+        <w:tc>
+          <w:tcPr>
+            <w:tcW w:type="dxa" w:w="5046"/>
+          </w:tcPr>
+          <w:p>
+            <w:pPr>
+              <w:spacing w:before="20" w:after="20"/>
+            </w:pPr>
             <w:r/>
             <w:r>
               <w:rPr>
@@ -3185,6 +4406,9 @@
             <w:tcW w:type="dxa" w:w="5046"/>
           </w:tcPr>
           <w:p>
+            <w:pPr>
+              <w:spacing w:before="20" w:after="20"/>
+            </w:pPr>
             <w:r/>
             <w:r>
               <w:rPr>
@@ -3201,6 +4425,9 @@
             <w:tcW w:type="dxa" w:w="5046"/>
           </w:tcPr>
           <w:p>
+            <w:pPr>
+              <w:spacing w:before="20" w:after="20"/>
+            </w:pPr>
             <w:r/>
             <w:r>
               <w:rPr>
@@ -3213,11 +4440,17 @@
         </w:tc>
       </w:tr>
       <w:tr>
-        <w:tc>
-          <w:tcPr>
-            <w:tcW w:type="dxa" w:w="5046"/>
-          </w:tcPr>
-          <w:p>
+        <w:trPr>
+          <w:cantSplit/>
+        </w:trPr>
+        <w:tc>
+          <w:tcPr>
+            <w:tcW w:type="dxa" w:w="5046"/>
+          </w:tcPr>
+          <w:p>
+            <w:pPr>
+              <w:spacing w:before="20" w:after="20"/>
+            </w:pPr>
             <w:r/>
             <w:r>
               <w:rPr>
@@ -3234,6 +4467,9 @@
             <w:tcW w:type="dxa" w:w="5046"/>
           </w:tcPr>
           <w:p>
+            <w:pPr>
+              <w:spacing w:before="20" w:after="20"/>
+            </w:pPr>
             <w:r/>
             <w:r>
               <w:rPr>
@@ -3250,6 +4486,9 @@
             <w:tcW w:type="dxa" w:w="5046"/>
           </w:tcPr>
           <w:p>
+            <w:pPr>
+              <w:spacing w:before="20" w:after="20"/>
+            </w:pPr>
             <w:r/>
             <w:r>
               <w:rPr>
@@ -3262,11 +4501,17 @@
         </w:tc>
       </w:tr>
       <w:tr>
-        <w:tc>
-          <w:tcPr>
-            <w:tcW w:type="dxa" w:w="5046"/>
-          </w:tcPr>
-          <w:p>
+        <w:trPr>
+          <w:cantSplit/>
+        </w:trPr>
+        <w:tc>
+          <w:tcPr>
+            <w:tcW w:type="dxa" w:w="5046"/>
+          </w:tcPr>
+          <w:p>
+            <w:pPr>
+              <w:spacing w:before="20" w:after="20"/>
+            </w:pPr>
             <w:r/>
             <w:r>
               <w:rPr>
@@ -3283,6 +4528,9 @@
             <w:tcW w:type="dxa" w:w="5046"/>
           </w:tcPr>
           <w:p>
+            <w:pPr>
+              <w:spacing w:before="20" w:after="20"/>
+            </w:pPr>
             <w:r/>
             <w:r>
               <w:rPr>
@@ -3299,6 +4547,9 @@
             <w:tcW w:type="dxa" w:w="5046"/>
           </w:tcPr>
           <w:p>
+            <w:pPr>
+              <w:spacing w:before="20" w:after="20"/>
+            </w:pPr>
             <w:r/>
             <w:r>
               <w:rPr>
@@ -3311,11 +4562,17 @@
         </w:tc>
       </w:tr>
       <w:tr>
-        <w:tc>
-          <w:tcPr>
-            <w:tcW w:type="dxa" w:w="5046"/>
-          </w:tcPr>
-          <w:p>
+        <w:trPr>
+          <w:cantSplit/>
+        </w:trPr>
+        <w:tc>
+          <w:tcPr>
+            <w:tcW w:type="dxa" w:w="5046"/>
+          </w:tcPr>
+          <w:p>
+            <w:pPr>
+              <w:spacing w:before="20" w:after="20"/>
+            </w:pPr>
             <w:r/>
             <w:r>
               <w:rPr>
@@ -3332,6 +4589,9 @@
             <w:tcW w:type="dxa" w:w="5046"/>
           </w:tcPr>
           <w:p>
+            <w:pPr>
+              <w:spacing w:before="20" w:after="20"/>
+            </w:pPr>
             <w:r/>
             <w:r>
               <w:rPr>
@@ -3348,6 +4608,9 @@
             <w:tcW w:type="dxa" w:w="5046"/>
           </w:tcPr>
           <w:p>
+            <w:pPr>
+              <w:spacing w:before="20" w:after="20"/>
+            </w:pPr>
             <w:r/>
             <w:r>
               <w:rPr>
@@ -3360,11 +4623,17 @@
         </w:tc>
       </w:tr>
       <w:tr>
-        <w:tc>
-          <w:tcPr>
-            <w:tcW w:type="dxa" w:w="5046"/>
-          </w:tcPr>
-          <w:p>
+        <w:trPr>
+          <w:cantSplit/>
+        </w:trPr>
+        <w:tc>
+          <w:tcPr>
+            <w:tcW w:type="dxa" w:w="5046"/>
+          </w:tcPr>
+          <w:p>
+            <w:pPr>
+              <w:spacing w:before="20" w:after="20"/>
+            </w:pPr>
             <w:r/>
             <w:r>
               <w:rPr>
@@ -3381,6 +4650,9 @@
             <w:tcW w:type="dxa" w:w="5046"/>
           </w:tcPr>
           <w:p>
+            <w:pPr>
+              <w:spacing w:before="20" w:after="20"/>
+            </w:pPr>
             <w:r/>
             <w:r>
               <w:rPr>
@@ -3397,6 +4669,9 @@
             <w:tcW w:type="dxa" w:w="5046"/>
           </w:tcPr>
           <w:p>
+            <w:pPr>
+              <w:spacing w:before="20" w:after="20"/>
+            </w:pPr>
             <w:r/>
             <w:r>
               <w:rPr>
@@ -3453,6 +4728,9 @@
             <w:shd w:val="clear" w:color="auto" w:fill="D9D9D9"/>
           </w:tcPr>
           <w:p>
+            <w:pPr>
+              <w:spacing w:before="20" w:after="20"/>
+            </w:pPr>
             <w:r/>
             <w:r>
               <w:rPr>
@@ -3470,6 +4748,9 @@
             <w:shd w:val="clear" w:color="auto" w:fill="D9D9D9"/>
           </w:tcPr>
           <w:p>
+            <w:pPr>
+              <w:spacing w:before="20" w:after="20"/>
+            </w:pPr>
             <w:r/>
             <w:r>
               <w:rPr>
@@ -3487,6 +4768,9 @@
             <w:shd w:val="clear" w:color="auto" w:fill="D9D9D9"/>
           </w:tcPr>
           <w:p>
+            <w:pPr>
+              <w:spacing w:before="20" w:after="20"/>
+            </w:pPr>
             <w:r/>
             <w:r>
               <w:rPr>
@@ -3500,11 +4784,17 @@
         </w:tc>
       </w:tr>
       <w:tr>
-        <w:tc>
-          <w:tcPr>
-            <w:tcW w:type="dxa" w:w="5046"/>
-          </w:tcPr>
-          <w:p>
+        <w:trPr>
+          <w:cantSplit/>
+        </w:trPr>
+        <w:tc>
+          <w:tcPr>
+            <w:tcW w:type="dxa" w:w="5046"/>
+          </w:tcPr>
+          <w:p>
+            <w:pPr>
+              <w:spacing w:before="20" w:after="20"/>
+            </w:pPr>
             <w:r/>
             <w:r>
               <w:rPr>
@@ -3521,6 +4811,9 @@
             <w:tcW w:type="dxa" w:w="5046"/>
           </w:tcPr>
           <w:p>
+            <w:pPr>
+              <w:spacing w:before="20" w:after="20"/>
+            </w:pPr>
             <w:r/>
             <w:r>
               <w:rPr>
@@ -3537,6 +4830,9 @@
             <w:tcW w:type="dxa" w:w="5046"/>
           </w:tcPr>
           <w:p>
+            <w:pPr>
+              <w:spacing w:before="20" w:after="20"/>
+            </w:pPr>
             <w:r/>
             <w:r>
               <w:rPr>
@@ -3549,11 +4845,17 @@
         </w:tc>
       </w:tr>
       <w:tr>
-        <w:tc>
-          <w:tcPr>
-            <w:tcW w:type="dxa" w:w="5046"/>
-          </w:tcPr>
-          <w:p>
+        <w:trPr>
+          <w:cantSplit/>
+        </w:trPr>
+        <w:tc>
+          <w:tcPr>
+            <w:tcW w:type="dxa" w:w="5046"/>
+          </w:tcPr>
+          <w:p>
+            <w:pPr>
+              <w:spacing w:before="20" w:after="20"/>
+            </w:pPr>
             <w:r/>
             <w:r>
               <w:rPr>
@@ -3570,6 +4872,9 @@
             <w:tcW w:type="dxa" w:w="5046"/>
           </w:tcPr>
           <w:p>
+            <w:pPr>
+              <w:spacing w:before="20" w:after="20"/>
+            </w:pPr>
             <w:r/>
             <w:r>
               <w:rPr>
@@ -3586,6 +4891,9 @@
             <w:tcW w:type="dxa" w:w="5046"/>
           </w:tcPr>
           <w:p>
+            <w:pPr>
+              <w:spacing w:before="20" w:after="20"/>
+            </w:pPr>
             <w:r/>
             <w:r>
               <w:rPr>
@@ -3598,11 +4906,17 @@
         </w:tc>
       </w:tr>
       <w:tr>
-        <w:tc>
-          <w:tcPr>
-            <w:tcW w:type="dxa" w:w="5046"/>
-          </w:tcPr>
-          <w:p>
+        <w:trPr>
+          <w:cantSplit/>
+        </w:trPr>
+        <w:tc>
+          <w:tcPr>
+            <w:tcW w:type="dxa" w:w="5046"/>
+          </w:tcPr>
+          <w:p>
+            <w:pPr>
+              <w:spacing w:before="20" w:after="20"/>
+            </w:pPr>
             <w:r/>
             <w:r>
               <w:rPr>
@@ -3619,6 +4933,9 @@
             <w:tcW w:type="dxa" w:w="5046"/>
           </w:tcPr>
           <w:p>
+            <w:pPr>
+              <w:spacing w:before="20" w:after="20"/>
+            </w:pPr>
             <w:r/>
             <w:r>
               <w:rPr>
@@ -3635,6 +4952,9 @@
             <w:tcW w:type="dxa" w:w="5046"/>
           </w:tcPr>
           <w:p>
+            <w:pPr>
+              <w:spacing w:before="20" w:after="20"/>
+            </w:pPr>
             <w:r/>
             <w:r>
               <w:rPr>
@@ -3647,11 +4967,17 @@
         </w:tc>
       </w:tr>
       <w:tr>
-        <w:tc>
-          <w:tcPr>
-            <w:tcW w:type="dxa" w:w="5046"/>
-          </w:tcPr>
-          <w:p>
+        <w:trPr>
+          <w:cantSplit/>
+        </w:trPr>
+        <w:tc>
+          <w:tcPr>
+            <w:tcW w:type="dxa" w:w="5046"/>
+          </w:tcPr>
+          <w:p>
+            <w:pPr>
+              <w:spacing w:before="20" w:after="20"/>
+            </w:pPr>
             <w:r/>
             <w:r>
               <w:rPr>
@@ -3668,6 +4994,9 @@
             <w:tcW w:type="dxa" w:w="5046"/>
           </w:tcPr>
           <w:p>
+            <w:pPr>
+              <w:spacing w:before="20" w:after="20"/>
+            </w:pPr>
             <w:r/>
             <w:r>
               <w:rPr>
@@ -3684,6 +5013,9 @@
             <w:tcW w:type="dxa" w:w="5046"/>
           </w:tcPr>
           <w:p>
+            <w:pPr>
+              <w:spacing w:before="20" w:after="20"/>
+            </w:pPr>
             <w:r/>
             <w:r>
               <w:rPr>
@@ -3696,11 +5028,17 @@
         </w:tc>
       </w:tr>
       <w:tr>
-        <w:tc>
-          <w:tcPr>
-            <w:tcW w:type="dxa" w:w="5046"/>
-          </w:tcPr>
-          <w:p>
+        <w:trPr>
+          <w:cantSplit/>
+        </w:trPr>
+        <w:tc>
+          <w:tcPr>
+            <w:tcW w:type="dxa" w:w="5046"/>
+          </w:tcPr>
+          <w:p>
+            <w:pPr>
+              <w:spacing w:before="20" w:after="20"/>
+            </w:pPr>
             <w:r/>
             <w:r>
               <w:rPr>
@@ -3717,6 +5055,9 @@
             <w:tcW w:type="dxa" w:w="5046"/>
           </w:tcPr>
           <w:p>
+            <w:pPr>
+              <w:spacing w:before="20" w:after="20"/>
+            </w:pPr>
             <w:r/>
             <w:r>
               <w:rPr>
@@ -3733,6 +5074,9 @@
             <w:tcW w:type="dxa" w:w="5046"/>
           </w:tcPr>
           <w:p>
+            <w:pPr>
+              <w:spacing w:before="20" w:after="20"/>
+            </w:pPr>
             <w:r/>
             <w:r>
               <w:rPr>
@@ -3745,11 +5089,17 @@
         </w:tc>
       </w:tr>
       <w:tr>
-        <w:tc>
-          <w:tcPr>
-            <w:tcW w:type="dxa" w:w="5046"/>
-          </w:tcPr>
-          <w:p>
+        <w:trPr>
+          <w:cantSplit/>
+        </w:trPr>
+        <w:tc>
+          <w:tcPr>
+            <w:tcW w:type="dxa" w:w="5046"/>
+          </w:tcPr>
+          <w:p>
+            <w:pPr>
+              <w:spacing w:before="20" w:after="20"/>
+            </w:pPr>
             <w:r/>
             <w:r>
               <w:rPr>
@@ -3766,6 +5116,9 @@
             <w:tcW w:type="dxa" w:w="5046"/>
           </w:tcPr>
           <w:p>
+            <w:pPr>
+              <w:spacing w:before="20" w:after="20"/>
+            </w:pPr>
             <w:r/>
             <w:r>
               <w:rPr>
@@ -3782,6 +5135,9 @@
             <w:tcW w:type="dxa" w:w="5046"/>
           </w:tcPr>
           <w:p>
+            <w:pPr>
+              <w:spacing w:before="20" w:after="20"/>
+            </w:pPr>
             <w:r/>
             <w:r>
               <w:rPr>
@@ -3794,11 +5150,17 @@
         </w:tc>
       </w:tr>
       <w:tr>
-        <w:tc>
-          <w:tcPr>
-            <w:tcW w:type="dxa" w:w="5046"/>
-          </w:tcPr>
-          <w:p>
+        <w:trPr>
+          <w:cantSplit/>
+        </w:trPr>
+        <w:tc>
+          <w:tcPr>
+            <w:tcW w:type="dxa" w:w="5046"/>
+          </w:tcPr>
+          <w:p>
+            <w:pPr>
+              <w:spacing w:before="20" w:after="20"/>
+            </w:pPr>
             <w:r/>
             <w:r>
               <w:rPr>
@@ -3815,6 +5177,9 @@
             <w:tcW w:type="dxa" w:w="5046"/>
           </w:tcPr>
           <w:p>
+            <w:pPr>
+              <w:spacing w:before="20" w:after="20"/>
+            </w:pPr>
             <w:r/>
             <w:r>
               <w:rPr>
@@ -3831,6 +5196,9 @@
             <w:tcW w:type="dxa" w:w="5046"/>
           </w:tcPr>
           <w:p>
+            <w:pPr>
+              <w:spacing w:before="20" w:after="20"/>
+            </w:pPr>
             <w:r/>
             <w:r>
               <w:rPr>
@@ -3843,11 +5211,17 @@
         </w:tc>
       </w:tr>
       <w:tr>
-        <w:tc>
-          <w:tcPr>
-            <w:tcW w:type="dxa" w:w="5046"/>
-          </w:tcPr>
-          <w:p>
+        <w:trPr>
+          <w:cantSplit/>
+        </w:trPr>
+        <w:tc>
+          <w:tcPr>
+            <w:tcW w:type="dxa" w:w="5046"/>
+          </w:tcPr>
+          <w:p>
+            <w:pPr>
+              <w:spacing w:before="20" w:after="20"/>
+            </w:pPr>
             <w:r/>
             <w:r>
               <w:rPr>
@@ -3864,6 +5238,9 @@
             <w:tcW w:type="dxa" w:w="5046"/>
           </w:tcPr>
           <w:p>
+            <w:pPr>
+              <w:spacing w:before="20" w:after="20"/>
+            </w:pPr>
             <w:r/>
             <w:r>
               <w:rPr>
@@ -3880,6 +5257,9 @@
             <w:tcW w:type="dxa" w:w="5046"/>
           </w:tcPr>
           <w:p>
+            <w:pPr>
+              <w:spacing w:before="20" w:after="20"/>
+            </w:pPr>
             <w:r/>
             <w:r>
               <w:rPr>
@@ -3892,11 +5272,17 @@
         </w:tc>
       </w:tr>
       <w:tr>
-        <w:tc>
-          <w:tcPr>
-            <w:tcW w:type="dxa" w:w="5046"/>
-          </w:tcPr>
-          <w:p>
+        <w:trPr>
+          <w:cantSplit/>
+        </w:trPr>
+        <w:tc>
+          <w:tcPr>
+            <w:tcW w:type="dxa" w:w="5046"/>
+          </w:tcPr>
+          <w:p>
+            <w:pPr>
+              <w:spacing w:before="20" w:after="20"/>
+            </w:pPr>
             <w:r/>
             <w:r>
               <w:rPr>
@@ -3913,6 +5299,9 @@
             <w:tcW w:type="dxa" w:w="5046"/>
           </w:tcPr>
           <w:p>
+            <w:pPr>
+              <w:spacing w:before="20" w:after="20"/>
+            </w:pPr>
             <w:r/>
             <w:r>
               <w:rPr>
@@ -3929,6 +5318,9 @@
             <w:tcW w:type="dxa" w:w="5046"/>
           </w:tcPr>
           <w:p>
+            <w:pPr>
+              <w:spacing w:before="20" w:after="20"/>
+            </w:pPr>
             <w:r/>
             <w:r>
               <w:rPr>
@@ -3941,11 +5333,17 @@
         </w:tc>
       </w:tr>
       <w:tr>
-        <w:tc>
-          <w:tcPr>
-            <w:tcW w:type="dxa" w:w="5046"/>
-          </w:tcPr>
-          <w:p>
+        <w:trPr>
+          <w:cantSplit/>
+        </w:trPr>
+        <w:tc>
+          <w:tcPr>
+            <w:tcW w:type="dxa" w:w="5046"/>
+          </w:tcPr>
+          <w:p>
+            <w:pPr>
+              <w:spacing w:before="20" w:after="20"/>
+            </w:pPr>
             <w:r/>
             <w:r>
               <w:rPr>
@@ -3962,6 +5360,9 @@
             <w:tcW w:type="dxa" w:w="5046"/>
           </w:tcPr>
           <w:p>
+            <w:pPr>
+              <w:spacing w:before="20" w:after="20"/>
+            </w:pPr>
             <w:r/>
             <w:r>
               <w:rPr>
@@ -3978,6 +5379,9 @@
             <w:tcW w:type="dxa" w:w="5046"/>
           </w:tcPr>
           <w:p>
+            <w:pPr>
+              <w:spacing w:before="20" w:after="20"/>
+            </w:pPr>
             <w:r/>
             <w:r>
               <w:rPr>
@@ -3990,11 +5394,17 @@
         </w:tc>
       </w:tr>
       <w:tr>
-        <w:tc>
-          <w:tcPr>
-            <w:tcW w:type="dxa" w:w="5046"/>
-          </w:tcPr>
-          <w:p>
+        <w:trPr>
+          <w:cantSplit/>
+        </w:trPr>
+        <w:tc>
+          <w:tcPr>
+            <w:tcW w:type="dxa" w:w="5046"/>
+          </w:tcPr>
+          <w:p>
+            <w:pPr>
+              <w:spacing w:before="20" w:after="20"/>
+            </w:pPr>
             <w:r/>
             <w:r>
               <w:rPr>
@@ -4011,6 +5421,9 @@
             <w:tcW w:type="dxa" w:w="5046"/>
           </w:tcPr>
           <w:p>
+            <w:pPr>
+              <w:spacing w:before="20" w:after="20"/>
+            </w:pPr>
             <w:r/>
             <w:r>
               <w:rPr>
@@ -4027,6 +5440,9 @@
             <w:tcW w:type="dxa" w:w="5046"/>
           </w:tcPr>
           <w:p>
+            <w:pPr>
+              <w:spacing w:before="20" w:after="20"/>
+            </w:pPr>
             <w:r/>
             <w:r>
               <w:rPr>
@@ -4039,11 +5455,17 @@
         </w:tc>
       </w:tr>
       <w:tr>
-        <w:tc>
-          <w:tcPr>
-            <w:tcW w:type="dxa" w:w="5046"/>
-          </w:tcPr>
-          <w:p>
+        <w:trPr>
+          <w:cantSplit/>
+        </w:trPr>
+        <w:tc>
+          <w:tcPr>
+            <w:tcW w:type="dxa" w:w="5046"/>
+          </w:tcPr>
+          <w:p>
+            <w:pPr>
+              <w:spacing w:before="20" w:after="20"/>
+            </w:pPr>
             <w:r/>
             <w:r>
               <w:rPr>
@@ -4060,6 +5482,9 @@
             <w:tcW w:type="dxa" w:w="5046"/>
           </w:tcPr>
           <w:p>
+            <w:pPr>
+              <w:spacing w:before="20" w:after="20"/>
+            </w:pPr>
             <w:r/>
             <w:r>
               <w:rPr>
@@ -4076,6 +5501,9 @@
             <w:tcW w:type="dxa" w:w="5046"/>
           </w:tcPr>
           <w:p>
+            <w:pPr>
+              <w:spacing w:before="20" w:after="20"/>
+            </w:pPr>
             <w:r/>
             <w:r>
               <w:rPr>
@@ -4088,11 +5516,17 @@
         </w:tc>
       </w:tr>
       <w:tr>
-        <w:tc>
-          <w:tcPr>
-            <w:tcW w:type="dxa" w:w="5046"/>
-          </w:tcPr>
-          <w:p>
+        <w:trPr>
+          <w:cantSplit/>
+        </w:trPr>
+        <w:tc>
+          <w:tcPr>
+            <w:tcW w:type="dxa" w:w="5046"/>
+          </w:tcPr>
+          <w:p>
+            <w:pPr>
+              <w:spacing w:before="20" w:after="20"/>
+            </w:pPr>
             <w:r/>
             <w:r>
               <w:rPr>
@@ -4109,6 +5543,9 @@
             <w:tcW w:type="dxa" w:w="5046"/>
           </w:tcPr>
           <w:p>
+            <w:pPr>
+              <w:spacing w:before="20" w:after="20"/>
+            </w:pPr>
             <w:r/>
             <w:r>
               <w:rPr>
@@ -4125,6 +5562,9 @@
             <w:tcW w:type="dxa" w:w="5046"/>
           </w:tcPr>
           <w:p>
+            <w:pPr>
+              <w:spacing w:before="20" w:after="20"/>
+            </w:pPr>
             <w:r/>
             <w:r>
               <w:rPr>
@@ -4137,11 +5577,17 @@
         </w:tc>
       </w:tr>
       <w:tr>
-        <w:tc>
-          <w:tcPr>
-            <w:tcW w:type="dxa" w:w="5046"/>
-          </w:tcPr>
-          <w:p>
+        <w:trPr>
+          <w:cantSplit/>
+        </w:trPr>
+        <w:tc>
+          <w:tcPr>
+            <w:tcW w:type="dxa" w:w="5046"/>
+          </w:tcPr>
+          <w:p>
+            <w:pPr>
+              <w:spacing w:before="20" w:after="20"/>
+            </w:pPr>
             <w:r/>
             <w:r>
               <w:rPr>
@@ -4158,6 +5604,9 @@
             <w:tcW w:type="dxa" w:w="5046"/>
           </w:tcPr>
           <w:p>
+            <w:pPr>
+              <w:spacing w:before="20" w:after="20"/>
+            </w:pPr>
             <w:r/>
             <w:r>
               <w:rPr>
@@ -4174,6 +5623,9 @@
             <w:tcW w:type="dxa" w:w="5046"/>
           </w:tcPr>
           <w:p>
+            <w:pPr>
+              <w:spacing w:before="20" w:after="20"/>
+            </w:pPr>
             <w:r/>
             <w:r>
               <w:rPr>
@@ -4230,6 +5682,9 @@
             <w:shd w:val="clear" w:color="auto" w:fill="D9D9D9"/>
           </w:tcPr>
           <w:p>
+            <w:pPr>
+              <w:spacing w:before="20" w:after="20"/>
+            </w:pPr>
             <w:r/>
             <w:r>
               <w:rPr>
@@ -4247,6 +5702,9 @@
             <w:shd w:val="clear" w:color="auto" w:fill="D9D9D9"/>
           </w:tcPr>
           <w:p>
+            <w:pPr>
+              <w:spacing w:before="20" w:after="20"/>
+            </w:pPr>
             <w:r/>
             <w:r>
               <w:rPr>
@@ -4264,6 +5722,9 @@
             <w:shd w:val="clear" w:color="auto" w:fill="D9D9D9"/>
           </w:tcPr>
           <w:p>
+            <w:pPr>
+              <w:spacing w:before="20" w:after="20"/>
+            </w:pPr>
             <w:r/>
             <w:r>
               <w:rPr>
@@ -4277,11 +5738,17 @@
         </w:tc>
       </w:tr>
       <w:tr>
-        <w:tc>
-          <w:tcPr>
-            <w:tcW w:type="dxa" w:w="5046"/>
-          </w:tcPr>
-          <w:p>
+        <w:trPr>
+          <w:cantSplit/>
+        </w:trPr>
+        <w:tc>
+          <w:tcPr>
+            <w:tcW w:type="dxa" w:w="5046"/>
+          </w:tcPr>
+          <w:p>
+            <w:pPr>
+              <w:spacing w:before="20" w:after="20"/>
+            </w:pPr>
             <w:r/>
             <w:r>
               <w:rPr>
@@ -4298,6 +5765,9 @@
             <w:tcW w:type="dxa" w:w="5046"/>
           </w:tcPr>
           <w:p>
+            <w:pPr>
+              <w:spacing w:before="20" w:after="20"/>
+            </w:pPr>
             <w:r/>
             <w:r>
               <w:rPr>
@@ -4314,6 +5784,9 @@
             <w:tcW w:type="dxa" w:w="5046"/>
           </w:tcPr>
           <w:p>
+            <w:pPr>
+              <w:spacing w:before="20" w:after="20"/>
+            </w:pPr>
             <w:r/>
             <w:r>
               <w:rPr>
@@ -4326,11 +5799,17 @@
         </w:tc>
       </w:tr>
       <w:tr>
-        <w:tc>
-          <w:tcPr>
-            <w:tcW w:type="dxa" w:w="5046"/>
-          </w:tcPr>
-          <w:p>
+        <w:trPr>
+          <w:cantSplit/>
+        </w:trPr>
+        <w:tc>
+          <w:tcPr>
+            <w:tcW w:type="dxa" w:w="5046"/>
+          </w:tcPr>
+          <w:p>
+            <w:pPr>
+              <w:spacing w:before="20" w:after="20"/>
+            </w:pPr>
             <w:r/>
             <w:r>
               <w:rPr>
@@ -4347,6 +5826,9 @@
             <w:tcW w:type="dxa" w:w="5046"/>
           </w:tcPr>
           <w:p>
+            <w:pPr>
+              <w:spacing w:before="20" w:after="20"/>
+            </w:pPr>
             <w:r/>
             <w:r>
               <w:rPr>
@@ -4363,6 +5845,9 @@
             <w:tcW w:type="dxa" w:w="5046"/>
           </w:tcPr>
           <w:p>
+            <w:pPr>
+              <w:spacing w:before="20" w:after="20"/>
+            </w:pPr>
             <w:r/>
             <w:r>
               <w:rPr>
@@ -4375,11 +5860,17 @@
         </w:tc>
       </w:tr>
       <w:tr>
-        <w:tc>
-          <w:tcPr>
-            <w:tcW w:type="dxa" w:w="5046"/>
-          </w:tcPr>
-          <w:p>
+        <w:trPr>
+          <w:cantSplit/>
+        </w:trPr>
+        <w:tc>
+          <w:tcPr>
+            <w:tcW w:type="dxa" w:w="5046"/>
+          </w:tcPr>
+          <w:p>
+            <w:pPr>
+              <w:spacing w:before="20" w:after="20"/>
+            </w:pPr>
             <w:r/>
             <w:r>
               <w:rPr>
@@ -4396,6 +5887,9 @@
             <w:tcW w:type="dxa" w:w="5046"/>
           </w:tcPr>
           <w:p>
+            <w:pPr>
+              <w:spacing w:before="20" w:after="20"/>
+            </w:pPr>
             <w:r/>
             <w:r>
               <w:rPr>
@@ -4412,6 +5906,9 @@
             <w:tcW w:type="dxa" w:w="5046"/>
           </w:tcPr>
           <w:p>
+            <w:pPr>
+              <w:spacing w:before="20" w:after="20"/>
+            </w:pPr>
             <w:r/>
             <w:r>
               <w:rPr>
@@ -4424,11 +5921,17 @@
         </w:tc>
       </w:tr>
       <w:tr>
-        <w:tc>
-          <w:tcPr>
-            <w:tcW w:type="dxa" w:w="5046"/>
-          </w:tcPr>
-          <w:p>
+        <w:trPr>
+          <w:cantSplit/>
+        </w:trPr>
+        <w:tc>
+          <w:tcPr>
+            <w:tcW w:type="dxa" w:w="5046"/>
+          </w:tcPr>
+          <w:p>
+            <w:pPr>
+              <w:spacing w:before="20" w:after="20"/>
+            </w:pPr>
             <w:r/>
             <w:r>
               <w:rPr>
@@ -4445,6 +5948,9 @@
             <w:tcW w:type="dxa" w:w="5046"/>
           </w:tcPr>
           <w:p>
+            <w:pPr>
+              <w:spacing w:before="20" w:after="20"/>
+            </w:pPr>
             <w:r/>
             <w:r>
               <w:rPr>
@@ -4461,6 +5967,9 @@
             <w:tcW w:type="dxa" w:w="5046"/>
           </w:tcPr>
           <w:p>
+            <w:pPr>
+              <w:spacing w:before="20" w:after="20"/>
+            </w:pPr>
             <w:r/>
             <w:r>
               <w:rPr>
@@ -4473,11 +5982,17 @@
         </w:tc>
       </w:tr>
       <w:tr>
-        <w:tc>
-          <w:tcPr>
-            <w:tcW w:type="dxa" w:w="5046"/>
-          </w:tcPr>
-          <w:p>
+        <w:trPr>
+          <w:cantSplit/>
+        </w:trPr>
+        <w:tc>
+          <w:tcPr>
+            <w:tcW w:type="dxa" w:w="5046"/>
+          </w:tcPr>
+          <w:p>
+            <w:pPr>
+              <w:spacing w:before="20" w:after="20"/>
+            </w:pPr>
             <w:r/>
             <w:r>
               <w:rPr>
@@ -4494,6 +6009,9 @@
             <w:tcW w:type="dxa" w:w="5046"/>
           </w:tcPr>
           <w:p>
+            <w:pPr>
+              <w:spacing w:before="20" w:after="20"/>
+            </w:pPr>
             <w:r/>
             <w:r>
               <w:rPr>
@@ -4510,6 +6028,9 @@
             <w:tcW w:type="dxa" w:w="5046"/>
           </w:tcPr>
           <w:p>
+            <w:pPr>
+              <w:spacing w:before="20" w:after="20"/>
+            </w:pPr>
             <w:r/>
             <w:r>
               <w:rPr>
@@ -4522,11 +6043,17 @@
         </w:tc>
       </w:tr>
       <w:tr>
-        <w:tc>
-          <w:tcPr>
-            <w:tcW w:type="dxa" w:w="5046"/>
-          </w:tcPr>
-          <w:p>
+        <w:trPr>
+          <w:cantSplit/>
+        </w:trPr>
+        <w:tc>
+          <w:tcPr>
+            <w:tcW w:type="dxa" w:w="5046"/>
+          </w:tcPr>
+          <w:p>
+            <w:pPr>
+              <w:spacing w:before="20" w:after="20"/>
+            </w:pPr>
             <w:r/>
             <w:r>
               <w:rPr>
@@ -4543,6 +6070,9 @@
             <w:tcW w:type="dxa" w:w="5046"/>
           </w:tcPr>
           <w:p>
+            <w:pPr>
+              <w:spacing w:before="20" w:after="20"/>
+            </w:pPr>
             <w:r/>
             <w:r>
               <w:rPr>
@@ -4559,6 +6089,9 @@
             <w:tcW w:type="dxa" w:w="5046"/>
           </w:tcPr>
           <w:p>
+            <w:pPr>
+              <w:spacing w:before="20" w:after="20"/>
+            </w:pPr>
             <w:r/>
             <w:r>
               <w:rPr>
@@ -4571,11 +6104,17 @@
         </w:tc>
       </w:tr>
       <w:tr>
-        <w:tc>
-          <w:tcPr>
-            <w:tcW w:type="dxa" w:w="5046"/>
-          </w:tcPr>
-          <w:p>
+        <w:trPr>
+          <w:cantSplit/>
+        </w:trPr>
+        <w:tc>
+          <w:tcPr>
+            <w:tcW w:type="dxa" w:w="5046"/>
+          </w:tcPr>
+          <w:p>
+            <w:pPr>
+              <w:spacing w:before="20" w:after="20"/>
+            </w:pPr>
             <w:r/>
             <w:r>
               <w:rPr>
@@ -4592,6 +6131,9 @@
             <w:tcW w:type="dxa" w:w="5046"/>
           </w:tcPr>
           <w:p>
+            <w:pPr>
+              <w:spacing w:before="20" w:after="20"/>
+            </w:pPr>
             <w:r/>
             <w:r>
               <w:rPr>
@@ -4608,6 +6150,9 @@
             <w:tcW w:type="dxa" w:w="5046"/>
           </w:tcPr>
           <w:p>
+            <w:pPr>
+              <w:spacing w:before="20" w:after="20"/>
+            </w:pPr>
             <w:r/>
             <w:r>
               <w:rPr>
@@ -4664,6 +6209,9 @@
             <w:shd w:val="clear" w:color="auto" w:fill="D9D9D9"/>
           </w:tcPr>
           <w:p>
+            <w:pPr>
+              <w:spacing w:before="20" w:after="20"/>
+            </w:pPr>
             <w:r/>
             <w:r>
               <w:rPr>
@@ -4681,6 +6229,9 @@
             <w:shd w:val="clear" w:color="auto" w:fill="D9D9D9"/>
           </w:tcPr>
           <w:p>
+            <w:pPr>
+              <w:spacing w:before="20" w:after="20"/>
+            </w:pPr>
             <w:r/>
             <w:r>
               <w:rPr>
@@ -4698,6 +6249,9 @@
             <w:shd w:val="clear" w:color="auto" w:fill="D9D9D9"/>
           </w:tcPr>
           <w:p>
+            <w:pPr>
+              <w:spacing w:before="20" w:after="20"/>
+            </w:pPr>
             <w:r/>
             <w:r>
               <w:rPr>
@@ -4711,11 +6265,17 @@
         </w:tc>
       </w:tr>
       <w:tr>
-        <w:tc>
-          <w:tcPr>
-            <w:tcW w:type="dxa" w:w="5046"/>
-          </w:tcPr>
-          <w:p>
+        <w:trPr>
+          <w:cantSplit/>
+        </w:trPr>
+        <w:tc>
+          <w:tcPr>
+            <w:tcW w:type="dxa" w:w="5046"/>
+          </w:tcPr>
+          <w:p>
+            <w:pPr>
+              <w:spacing w:before="20" w:after="20"/>
+            </w:pPr>
             <w:r/>
             <w:r>
               <w:rPr>
@@ -4732,6 +6292,9 @@
             <w:tcW w:type="dxa" w:w="5046"/>
           </w:tcPr>
           <w:p>
+            <w:pPr>
+              <w:spacing w:before="20" w:after="20"/>
+            </w:pPr>
             <w:r/>
             <w:r>
               <w:rPr>
@@ -4748,6 +6311,9 @@
             <w:tcW w:type="dxa" w:w="5046"/>
           </w:tcPr>
           <w:p>
+            <w:pPr>
+              <w:spacing w:before="20" w:after="20"/>
+            </w:pPr>
             <w:r/>
             <w:r>
               <w:rPr>
@@ -4760,11 +6326,17 @@
         </w:tc>
       </w:tr>
       <w:tr>
-        <w:tc>
-          <w:tcPr>
-            <w:tcW w:type="dxa" w:w="5046"/>
-          </w:tcPr>
-          <w:p>
+        <w:trPr>
+          <w:cantSplit/>
+        </w:trPr>
+        <w:tc>
+          <w:tcPr>
+            <w:tcW w:type="dxa" w:w="5046"/>
+          </w:tcPr>
+          <w:p>
+            <w:pPr>
+              <w:spacing w:before="20" w:after="20"/>
+            </w:pPr>
             <w:r/>
             <w:r>
               <w:rPr>
@@ -4781,6 +6353,9 @@
             <w:tcW w:type="dxa" w:w="5046"/>
           </w:tcPr>
           <w:p>
+            <w:pPr>
+              <w:spacing w:before="20" w:after="20"/>
+            </w:pPr>
             <w:r/>
             <w:r>
               <w:rPr>
@@ -4797,6 +6372,9 @@
             <w:tcW w:type="dxa" w:w="5046"/>
           </w:tcPr>
           <w:p>
+            <w:pPr>
+              <w:spacing w:before="20" w:after="20"/>
+            </w:pPr>
             <w:r/>
             <w:r>
               <w:rPr>
@@ -4809,11 +6387,17 @@
         </w:tc>
       </w:tr>
       <w:tr>
-        <w:tc>
-          <w:tcPr>
-            <w:tcW w:type="dxa" w:w="5046"/>
-          </w:tcPr>
-          <w:p>
+        <w:trPr>
+          <w:cantSplit/>
+        </w:trPr>
+        <w:tc>
+          <w:tcPr>
+            <w:tcW w:type="dxa" w:w="5046"/>
+          </w:tcPr>
+          <w:p>
+            <w:pPr>
+              <w:spacing w:before="20" w:after="20"/>
+            </w:pPr>
             <w:r/>
             <w:r>
               <w:rPr>
@@ -4830,6 +6414,9 @@
             <w:tcW w:type="dxa" w:w="5046"/>
           </w:tcPr>
           <w:p>
+            <w:pPr>
+              <w:spacing w:before="20" w:after="20"/>
+            </w:pPr>
             <w:r/>
             <w:r>
               <w:rPr>
@@ -4846,6 +6433,9 @@
             <w:tcW w:type="dxa" w:w="5046"/>
           </w:tcPr>
           <w:p>
+            <w:pPr>
+              <w:spacing w:before="20" w:after="20"/>
+            </w:pPr>
             <w:r/>
             <w:r>
               <w:rPr>
@@ -4858,11 +6448,17 @@
         </w:tc>
       </w:tr>
       <w:tr>
-        <w:tc>
-          <w:tcPr>
-            <w:tcW w:type="dxa" w:w="5046"/>
-          </w:tcPr>
-          <w:p>
+        <w:trPr>
+          <w:cantSplit/>
+        </w:trPr>
+        <w:tc>
+          <w:tcPr>
+            <w:tcW w:type="dxa" w:w="5046"/>
+          </w:tcPr>
+          <w:p>
+            <w:pPr>
+              <w:spacing w:before="20" w:after="20"/>
+            </w:pPr>
             <w:r/>
             <w:r>
               <w:rPr>
@@ -4879,6 +6475,9 @@
             <w:tcW w:type="dxa" w:w="5046"/>
           </w:tcPr>
           <w:p>
+            <w:pPr>
+              <w:spacing w:before="20" w:after="20"/>
+            </w:pPr>
             <w:r/>
             <w:r>
               <w:rPr>
@@ -4895,6 +6494,9 @@
             <w:tcW w:type="dxa" w:w="5046"/>
           </w:tcPr>
           <w:p>
+            <w:pPr>
+              <w:spacing w:before="20" w:after="20"/>
+            </w:pPr>
             <w:r/>
             <w:r>
               <w:rPr>
@@ -4907,11 +6509,17 @@
         </w:tc>
       </w:tr>
       <w:tr>
-        <w:tc>
-          <w:tcPr>
-            <w:tcW w:type="dxa" w:w="5046"/>
-          </w:tcPr>
-          <w:p>
+        <w:trPr>
+          <w:cantSplit/>
+        </w:trPr>
+        <w:tc>
+          <w:tcPr>
+            <w:tcW w:type="dxa" w:w="5046"/>
+          </w:tcPr>
+          <w:p>
+            <w:pPr>
+              <w:spacing w:before="20" w:after="20"/>
+            </w:pPr>
             <w:r/>
             <w:r>
               <w:rPr>
@@ -4928,6 +6536,9 @@
             <w:tcW w:type="dxa" w:w="5046"/>
           </w:tcPr>
           <w:p>
+            <w:pPr>
+              <w:spacing w:before="20" w:after="20"/>
+            </w:pPr>
             <w:r/>
             <w:r>
               <w:rPr>
@@ -4944,6 +6555,9 @@
             <w:tcW w:type="dxa" w:w="5046"/>
           </w:tcPr>
           <w:p>
+            <w:pPr>
+              <w:spacing w:before="20" w:after="20"/>
+            </w:pPr>
             <w:r/>
             <w:r>
               <w:rPr>
@@ -4956,11 +6570,17 @@
         </w:tc>
       </w:tr>
       <w:tr>
-        <w:tc>
-          <w:tcPr>
-            <w:tcW w:type="dxa" w:w="5046"/>
-          </w:tcPr>
-          <w:p>
+        <w:trPr>
+          <w:cantSplit/>
+        </w:trPr>
+        <w:tc>
+          <w:tcPr>
+            <w:tcW w:type="dxa" w:w="5046"/>
+          </w:tcPr>
+          <w:p>
+            <w:pPr>
+              <w:spacing w:before="20" w:after="20"/>
+            </w:pPr>
             <w:r/>
             <w:r>
               <w:rPr>
@@ -4977,6 +6597,9 @@
             <w:tcW w:type="dxa" w:w="5046"/>
           </w:tcPr>
           <w:p>
+            <w:pPr>
+              <w:spacing w:before="20" w:after="20"/>
+            </w:pPr>
             <w:r/>
             <w:r>
               <w:rPr>
@@ -4993,6 +6616,9 @@
             <w:tcW w:type="dxa" w:w="5046"/>
           </w:tcPr>
           <w:p>
+            <w:pPr>
+              <w:spacing w:before="20" w:after="20"/>
+            </w:pPr>
             <w:r/>
             <w:r>
               <w:rPr>
@@ -5005,11 +6631,17 @@
         </w:tc>
       </w:tr>
       <w:tr>
-        <w:tc>
-          <w:tcPr>
-            <w:tcW w:type="dxa" w:w="5046"/>
-          </w:tcPr>
-          <w:p>
+        <w:trPr>
+          <w:cantSplit/>
+        </w:trPr>
+        <w:tc>
+          <w:tcPr>
+            <w:tcW w:type="dxa" w:w="5046"/>
+          </w:tcPr>
+          <w:p>
+            <w:pPr>
+              <w:spacing w:before="20" w:after="20"/>
+            </w:pPr>
             <w:r/>
             <w:r>
               <w:rPr>
@@ -5026,6 +6658,9 @@
             <w:tcW w:type="dxa" w:w="5046"/>
           </w:tcPr>
           <w:p>
+            <w:pPr>
+              <w:spacing w:before="20" w:after="20"/>
+            </w:pPr>
             <w:r/>
             <w:r>
               <w:rPr>
@@ -5042,6 +6677,9 @@
             <w:tcW w:type="dxa" w:w="5046"/>
           </w:tcPr>
           <w:p>
+            <w:pPr>
+              <w:spacing w:before="20" w:after="20"/>
+            </w:pPr>
             <w:r/>
             <w:r>
               <w:rPr>
@@ -5054,11 +6692,17 @@
         </w:tc>
       </w:tr>
       <w:tr>
-        <w:tc>
-          <w:tcPr>
-            <w:tcW w:type="dxa" w:w="5046"/>
-          </w:tcPr>
-          <w:p>
+        <w:trPr>
+          <w:cantSplit/>
+        </w:trPr>
+        <w:tc>
+          <w:tcPr>
+            <w:tcW w:type="dxa" w:w="5046"/>
+          </w:tcPr>
+          <w:p>
+            <w:pPr>
+              <w:spacing w:before="20" w:after="20"/>
+            </w:pPr>
             <w:r/>
             <w:r>
               <w:rPr>
@@ -5075,6 +6719,9 @@
             <w:tcW w:type="dxa" w:w="5046"/>
           </w:tcPr>
           <w:p>
+            <w:pPr>
+              <w:spacing w:before="20" w:after="20"/>
+            </w:pPr>
             <w:r/>
             <w:r>
               <w:rPr>
@@ -5091,6 +6738,9 @@
             <w:tcW w:type="dxa" w:w="5046"/>
           </w:tcPr>
           <w:p>
+            <w:pPr>
+              <w:spacing w:before="20" w:after="20"/>
+            </w:pPr>
             <w:r/>
             <w:r>
               <w:rPr>
@@ -5103,11 +6753,17 @@
         </w:tc>
       </w:tr>
       <w:tr>
-        <w:tc>
-          <w:tcPr>
-            <w:tcW w:type="dxa" w:w="5046"/>
-          </w:tcPr>
-          <w:p>
+        <w:trPr>
+          <w:cantSplit/>
+        </w:trPr>
+        <w:tc>
+          <w:tcPr>
+            <w:tcW w:type="dxa" w:w="5046"/>
+          </w:tcPr>
+          <w:p>
+            <w:pPr>
+              <w:spacing w:before="20" w:after="20"/>
+            </w:pPr>
             <w:r/>
             <w:r>
               <w:rPr>
@@ -5124,6 +6780,9 @@
             <w:tcW w:type="dxa" w:w="5046"/>
           </w:tcPr>
           <w:p>
+            <w:pPr>
+              <w:spacing w:before="20" w:after="20"/>
+            </w:pPr>
             <w:r/>
             <w:r>
               <w:rPr>
@@ -5140,6 +6799,9 @@
             <w:tcW w:type="dxa" w:w="5046"/>
           </w:tcPr>
           <w:p>
+            <w:pPr>
+              <w:spacing w:before="20" w:after="20"/>
+            </w:pPr>
             <w:r/>
             <w:r>
               <w:rPr>
@@ -5152,11 +6814,17 @@
         </w:tc>
       </w:tr>
       <w:tr>
-        <w:tc>
-          <w:tcPr>
-            <w:tcW w:type="dxa" w:w="5046"/>
-          </w:tcPr>
-          <w:p>
+        <w:trPr>
+          <w:cantSplit/>
+        </w:trPr>
+        <w:tc>
+          <w:tcPr>
+            <w:tcW w:type="dxa" w:w="5046"/>
+          </w:tcPr>
+          <w:p>
+            <w:pPr>
+              <w:spacing w:before="20" w:after="20"/>
+            </w:pPr>
             <w:r/>
             <w:r>
               <w:rPr>
@@ -5173,6 +6841,9 @@
             <w:tcW w:type="dxa" w:w="5046"/>
           </w:tcPr>
           <w:p>
+            <w:pPr>
+              <w:spacing w:before="20" w:after="20"/>
+            </w:pPr>
             <w:r/>
             <w:r>
               <w:rPr>
@@ -5189,6 +6860,9 @@
             <w:tcW w:type="dxa" w:w="5046"/>
           </w:tcPr>
           <w:p>
+            <w:pPr>
+              <w:spacing w:before="20" w:after="20"/>
+            </w:pPr>
             <w:r/>
             <w:r>
               <w:rPr>
@@ -5201,11 +6875,17 @@
         </w:tc>
       </w:tr>
       <w:tr>
-        <w:tc>
-          <w:tcPr>
-            <w:tcW w:type="dxa" w:w="5046"/>
-          </w:tcPr>
-          <w:p>
+        <w:trPr>
+          <w:cantSplit/>
+        </w:trPr>
+        <w:tc>
+          <w:tcPr>
+            <w:tcW w:type="dxa" w:w="5046"/>
+          </w:tcPr>
+          <w:p>
+            <w:pPr>
+              <w:spacing w:before="20" w:after="20"/>
+            </w:pPr>
             <w:r/>
             <w:r>
               <w:rPr>
@@ -5222,6 +6902,9 @@
             <w:tcW w:type="dxa" w:w="5046"/>
           </w:tcPr>
           <w:p>
+            <w:pPr>
+              <w:spacing w:before="20" w:after="20"/>
+            </w:pPr>
             <w:r/>
             <w:r>
               <w:rPr>
@@ -5238,6 +6921,9 @@
             <w:tcW w:type="dxa" w:w="5046"/>
           </w:tcPr>
           <w:p>
+            <w:pPr>
+              <w:spacing w:before="20" w:after="20"/>
+            </w:pPr>
             <w:r/>
             <w:r>
               <w:rPr>
@@ -5250,11 +6936,17 @@
         </w:tc>
       </w:tr>
       <w:tr>
-        <w:tc>
-          <w:tcPr>
-            <w:tcW w:type="dxa" w:w="5046"/>
-          </w:tcPr>
-          <w:p>
+        <w:trPr>
+          <w:cantSplit/>
+        </w:trPr>
+        <w:tc>
+          <w:tcPr>
+            <w:tcW w:type="dxa" w:w="5046"/>
+          </w:tcPr>
+          <w:p>
+            <w:pPr>
+              <w:spacing w:before="20" w:after="20"/>
+            </w:pPr>
             <w:r/>
             <w:r>
               <w:rPr>
@@ -5271,6 +6963,9 @@
             <w:tcW w:type="dxa" w:w="5046"/>
           </w:tcPr>
           <w:p>
+            <w:pPr>
+              <w:spacing w:before="20" w:after="20"/>
+            </w:pPr>
             <w:r/>
             <w:r>
               <w:rPr>
@@ -5287,6 +6982,9 @@
             <w:tcW w:type="dxa" w:w="5046"/>
           </w:tcPr>
           <w:p>
+            <w:pPr>
+              <w:spacing w:before="20" w:after="20"/>
+            </w:pPr>
             <w:r/>
             <w:r>
               <w:rPr>
@@ -5299,11 +6997,17 @@
         </w:tc>
       </w:tr>
       <w:tr>
-        <w:tc>
-          <w:tcPr>
-            <w:tcW w:type="dxa" w:w="5046"/>
-          </w:tcPr>
-          <w:p>
+        <w:trPr>
+          <w:cantSplit/>
+        </w:trPr>
+        <w:tc>
+          <w:tcPr>
+            <w:tcW w:type="dxa" w:w="5046"/>
+          </w:tcPr>
+          <w:p>
+            <w:pPr>
+              <w:spacing w:before="20" w:after="20"/>
+            </w:pPr>
             <w:r/>
             <w:r>
               <w:rPr>
@@ -5320,6 +7024,9 @@
             <w:tcW w:type="dxa" w:w="5046"/>
           </w:tcPr>
           <w:p>
+            <w:pPr>
+              <w:spacing w:before="20" w:after="20"/>
+            </w:pPr>
             <w:r/>
             <w:r>
               <w:rPr>
@@ -5336,6 +7043,9 @@
             <w:tcW w:type="dxa" w:w="5046"/>
           </w:tcPr>
           <w:p>
+            <w:pPr>
+              <w:spacing w:before="20" w:after="20"/>
+            </w:pPr>
             <w:r/>
             <w:r>
               <w:rPr>
@@ -5348,11 +7058,17 @@
         </w:tc>
       </w:tr>
       <w:tr>
-        <w:tc>
-          <w:tcPr>
-            <w:tcW w:type="dxa" w:w="5046"/>
-          </w:tcPr>
-          <w:p>
+        <w:trPr>
+          <w:cantSplit/>
+        </w:trPr>
+        <w:tc>
+          <w:tcPr>
+            <w:tcW w:type="dxa" w:w="5046"/>
+          </w:tcPr>
+          <w:p>
+            <w:pPr>
+              <w:spacing w:before="20" w:after="20"/>
+            </w:pPr>
             <w:r/>
             <w:r>
               <w:rPr>
@@ -5369,6 +7085,9 @@
             <w:tcW w:type="dxa" w:w="5046"/>
           </w:tcPr>
           <w:p>
+            <w:pPr>
+              <w:spacing w:before="20" w:after="20"/>
+            </w:pPr>
             <w:r/>
             <w:r>
               <w:rPr>
@@ -5385,6 +7104,9 @@
             <w:tcW w:type="dxa" w:w="5046"/>
           </w:tcPr>
           <w:p>
+            <w:pPr>
+              <w:spacing w:before="20" w:after="20"/>
+            </w:pPr>
             <w:r/>
             <w:r>
               <w:rPr>
@@ -5397,11 +7119,17 @@
         </w:tc>
       </w:tr>
       <w:tr>
-        <w:tc>
-          <w:tcPr>
-            <w:tcW w:type="dxa" w:w="5046"/>
-          </w:tcPr>
-          <w:p>
+        <w:trPr>
+          <w:cantSplit/>
+        </w:trPr>
+        <w:tc>
+          <w:tcPr>
+            <w:tcW w:type="dxa" w:w="5046"/>
+          </w:tcPr>
+          <w:p>
+            <w:pPr>
+              <w:spacing w:before="20" w:after="20"/>
+            </w:pPr>
             <w:r/>
             <w:r>
               <w:rPr>
@@ -5418,6 +7146,9 @@
             <w:tcW w:type="dxa" w:w="5046"/>
           </w:tcPr>
           <w:p>
+            <w:pPr>
+              <w:spacing w:before="20" w:after="20"/>
+            </w:pPr>
             <w:r/>
             <w:r>
               <w:rPr>
@@ -5434,6 +7165,9 @@
             <w:tcW w:type="dxa" w:w="5046"/>
           </w:tcPr>
           <w:p>
+            <w:pPr>
+              <w:spacing w:before="20" w:after="20"/>
+            </w:pPr>
             <w:r/>
             <w:r>
               <w:rPr>
@@ -5446,11 +7180,17 @@
         </w:tc>
       </w:tr>
       <w:tr>
-        <w:tc>
-          <w:tcPr>
-            <w:tcW w:type="dxa" w:w="5046"/>
-          </w:tcPr>
-          <w:p>
+        <w:trPr>
+          <w:cantSplit/>
+        </w:trPr>
+        <w:tc>
+          <w:tcPr>
+            <w:tcW w:type="dxa" w:w="5046"/>
+          </w:tcPr>
+          <w:p>
+            <w:pPr>
+              <w:spacing w:before="20" w:after="20"/>
+            </w:pPr>
             <w:r/>
             <w:r>
               <w:rPr>
@@ -5467,6 +7207,9 @@
             <w:tcW w:type="dxa" w:w="5046"/>
           </w:tcPr>
           <w:p>
+            <w:pPr>
+              <w:spacing w:before="20" w:after="20"/>
+            </w:pPr>
             <w:r/>
             <w:r>
               <w:rPr>
@@ -5483,6 +7226,9 @@
             <w:tcW w:type="dxa" w:w="5046"/>
           </w:tcPr>
           <w:p>
+            <w:pPr>
+              <w:spacing w:before="20" w:after="20"/>
+            </w:pPr>
             <w:r/>
             <w:r>
               <w:rPr>
@@ -5495,11 +7241,17 @@
         </w:tc>
       </w:tr>
       <w:tr>
-        <w:tc>
-          <w:tcPr>
-            <w:tcW w:type="dxa" w:w="5046"/>
-          </w:tcPr>
-          <w:p>
+        <w:trPr>
+          <w:cantSplit/>
+        </w:trPr>
+        <w:tc>
+          <w:tcPr>
+            <w:tcW w:type="dxa" w:w="5046"/>
+          </w:tcPr>
+          <w:p>
+            <w:pPr>
+              <w:spacing w:before="20" w:after="20"/>
+            </w:pPr>
             <w:r/>
             <w:r>
               <w:rPr>
@@ -5516,6 +7268,9 @@
             <w:tcW w:type="dxa" w:w="5046"/>
           </w:tcPr>
           <w:p>
+            <w:pPr>
+              <w:spacing w:before="20" w:after="20"/>
+            </w:pPr>
             <w:r/>
             <w:r>
               <w:rPr>
@@ -5532,6 +7287,9 @@
             <w:tcW w:type="dxa" w:w="5046"/>
           </w:tcPr>
           <w:p>
+            <w:pPr>
+              <w:spacing w:before="20" w:after="20"/>
+            </w:pPr>
             <w:r/>
             <w:r>
               <w:rPr>
@@ -5544,11 +7302,17 @@
         </w:tc>
       </w:tr>
       <w:tr>
-        <w:tc>
-          <w:tcPr>
-            <w:tcW w:type="dxa" w:w="5046"/>
-          </w:tcPr>
-          <w:p>
+        <w:trPr>
+          <w:cantSplit/>
+        </w:trPr>
+        <w:tc>
+          <w:tcPr>
+            <w:tcW w:type="dxa" w:w="5046"/>
+          </w:tcPr>
+          <w:p>
+            <w:pPr>
+              <w:spacing w:before="20" w:after="20"/>
+            </w:pPr>
             <w:r/>
             <w:r>
               <w:rPr>
@@ -5565,6 +7329,9 @@
             <w:tcW w:type="dxa" w:w="5046"/>
           </w:tcPr>
           <w:p>
+            <w:pPr>
+              <w:spacing w:before="20" w:after="20"/>
+            </w:pPr>
             <w:r/>
             <w:r>
               <w:rPr>
@@ -5581,6 +7348,9 @@
             <w:tcW w:type="dxa" w:w="5046"/>
           </w:tcPr>
           <w:p>
+            <w:pPr>
+              <w:spacing w:before="20" w:after="20"/>
+            </w:pPr>
             <w:r/>
             <w:r>
               <w:rPr>
@@ -5593,11 +7363,17 @@
         </w:tc>
       </w:tr>
       <w:tr>
-        <w:tc>
-          <w:tcPr>
-            <w:tcW w:type="dxa" w:w="5046"/>
-          </w:tcPr>
-          <w:p>
+        <w:trPr>
+          <w:cantSplit/>
+        </w:trPr>
+        <w:tc>
+          <w:tcPr>
+            <w:tcW w:type="dxa" w:w="5046"/>
+          </w:tcPr>
+          <w:p>
+            <w:pPr>
+              <w:spacing w:before="20" w:after="20"/>
+            </w:pPr>
             <w:r/>
             <w:r>
               <w:rPr>
@@ -5614,6 +7390,9 @@
             <w:tcW w:type="dxa" w:w="5046"/>
           </w:tcPr>
           <w:p>
+            <w:pPr>
+              <w:spacing w:before="20" w:after="20"/>
+            </w:pPr>
             <w:r/>
             <w:r>
               <w:rPr>
@@ -5630,6 +7409,9 @@
             <w:tcW w:type="dxa" w:w="5046"/>
           </w:tcPr>
           <w:p>
+            <w:pPr>
+              <w:spacing w:before="20" w:after="20"/>
+            </w:pPr>
             <w:r/>
             <w:r>
               <w:rPr>
@@ -5642,11 +7424,17 @@
         </w:tc>
       </w:tr>
       <w:tr>
-        <w:tc>
-          <w:tcPr>
-            <w:tcW w:type="dxa" w:w="5046"/>
-          </w:tcPr>
-          <w:p>
+        <w:trPr>
+          <w:cantSplit/>
+        </w:trPr>
+        <w:tc>
+          <w:tcPr>
+            <w:tcW w:type="dxa" w:w="5046"/>
+          </w:tcPr>
+          <w:p>
+            <w:pPr>
+              <w:spacing w:before="20" w:after="20"/>
+            </w:pPr>
             <w:r/>
             <w:r>
               <w:rPr>
@@ -5663,6 +7451,9 @@
             <w:tcW w:type="dxa" w:w="5046"/>
           </w:tcPr>
           <w:p>
+            <w:pPr>
+              <w:spacing w:before="20" w:after="20"/>
+            </w:pPr>
             <w:r/>
             <w:r>
               <w:rPr>
@@ -5679,6 +7470,9 @@
             <w:tcW w:type="dxa" w:w="5046"/>
           </w:tcPr>
           <w:p>
+            <w:pPr>
+              <w:spacing w:before="20" w:after="20"/>
+            </w:pPr>
             <w:r/>
             <w:r>
               <w:rPr>
@@ -5691,11 +7485,17 @@
         </w:tc>
       </w:tr>
       <w:tr>
-        <w:tc>
-          <w:tcPr>
-            <w:tcW w:type="dxa" w:w="5046"/>
-          </w:tcPr>
-          <w:p>
+        <w:trPr>
+          <w:cantSplit/>
+        </w:trPr>
+        <w:tc>
+          <w:tcPr>
+            <w:tcW w:type="dxa" w:w="5046"/>
+          </w:tcPr>
+          <w:p>
+            <w:pPr>
+              <w:spacing w:before="20" w:after="20"/>
+            </w:pPr>
             <w:r/>
             <w:r>
               <w:rPr>
@@ -5712,6 +7512,9 @@
             <w:tcW w:type="dxa" w:w="5046"/>
           </w:tcPr>
           <w:p>
+            <w:pPr>
+              <w:spacing w:before="20" w:after="20"/>
+            </w:pPr>
             <w:r/>
             <w:r>
               <w:rPr>
@@ -5728,6 +7531,9 @@
             <w:tcW w:type="dxa" w:w="5046"/>
           </w:tcPr>
           <w:p>
+            <w:pPr>
+              <w:spacing w:before="20" w:after="20"/>
+            </w:pPr>
             <w:r/>
             <w:r>
               <w:rPr>

--- a/docx/ru/BUFRCREX_CodeFlag_ru_35.docx
+++ b/docx/ru/BUFRCREX_CodeFlag_ru_35.docx
@@ -7037,517 +7037,6 @@
       </w:tr>
     </w:tbl>
     <w:p/>
-    <w:p/>
-    <w:p>
-      <w:r>
-        <w:rPr>
-          <w:rFonts w:ascii="Verdana" w:hAnsi="Verdana"/>
-          <w:i/>
-          <w:sz w:val="14"/>
-        </w:rPr>
-        <w:t>Note 2: «Ясно» или «сплошная облачность» кодируются соответственно цифрами 0 и 8.</w:t>
-      </w:r>
-    </w:p>
-    <w:p>
-      <w:r>
-        <w:rPr>
-          <w:rFonts w:ascii="Verdana" w:hAnsi="Verdana"/>
-          <w:i/>
-          <w:sz w:val="14"/>
-        </w:rPr>
-        <w:t>Note 5: (0 = хорошее; 1 = плохое)</w:t>
-      </w:r>
-    </w:p>
-    <w:p>
-      <w:r>
-        <w:rPr>
-          <w:rFonts w:ascii="Verdana" w:hAnsi="Verdana"/>
-          <w:i/>
-          <w:sz w:val="14"/>
-        </w:rPr>
-        <w:t>Note 6: (См. общую кодовую таблицу С-1 в части С/с.)</w:t>
-      </w:r>
-    </w:p>
-    <w:p>
-      <w:r>
-        <w:rPr>
-          <w:rFonts w:ascii="Verdana" w:hAnsi="Verdana"/>
-          <w:i/>
-          <w:sz w:val="14"/>
-        </w:rPr>
-        <w:t>Note 7: (См. общую кодовую таблицу С-2 в части С/с.)</w:t>
-      </w:r>
-    </w:p>
-    <w:p>
-      <w:r>
-        <w:rPr>
-          <w:rFonts w:ascii="Verdana" w:hAnsi="Verdana"/>
-          <w:i/>
-          <w:sz w:val="14"/>
-        </w:rPr>
-        <w:t>Note 8: (См. общую кодовую таблицу С-3)</w:t>
-      </w:r>
-    </w:p>
-    <w:p>
-      <w:r>
-        <w:rPr>
-          <w:rFonts w:ascii="Verdana" w:hAnsi="Verdana"/>
-          <w:i/>
-          <w:sz w:val="14"/>
-        </w:rPr>
-        <w:t>Note 9: (См. общую кодовую таблицу С-4)</w:t>
-      </w:r>
-    </w:p>
-    <w:p>
-      <w:r>
-        <w:rPr>
-          <w:rFonts w:ascii="Verdana" w:hAnsi="Verdana"/>
-          <w:i/>
-          <w:sz w:val="14"/>
-        </w:rPr>
-        <w:t>Note 10: (См. общую кодовую таблицу С-5 в части С/с.)</w:t>
-      </w:r>
-    </w:p>
-    <w:p>
-      <w:r>
-        <w:rPr>
-          <w:rFonts w:ascii="Verdana" w:hAnsi="Verdana"/>
-          <w:i/>
-          <w:sz w:val="14"/>
-        </w:rPr>
-        <w:t>Note 11: (См. общую кодовую таблицу С-7 в части С/с.)</w:t>
-      </w:r>
-    </w:p>
-    <w:p>
-      <w:r>
-        <w:rPr>
-          <w:rFonts w:ascii="Verdana" w:hAnsi="Verdana"/>
-          <w:i/>
-          <w:sz w:val="14"/>
-        </w:rPr>
-        <w:t>Note 12: (См. общую кодовую таблицу С-8 в части С/с.)</w:t>
-      </w:r>
-    </w:p>
-    <w:p>
-      <w:r>
-        <w:rPr>
-          <w:rFonts w:ascii="Verdana" w:hAnsi="Verdana"/>
-          <w:i/>
-          <w:sz w:val="14"/>
-        </w:rPr>
-        <w:t>Note 14: (Будет определено самими центрами — см. общую кодовую таблицу С-12 в части С/с.)</w:t>
-      </w:r>
-    </w:p>
-    <w:p>
-      <w:r>
-        <w:rPr>
-          <w:rFonts w:ascii="Verdana" w:hAnsi="Verdana"/>
-          <w:i/>
-          <w:sz w:val="14"/>
-        </w:rPr>
-        <w:t>Note 15: (Будут разработаны)</w:t>
-      </w:r>
-    </w:p>
-    <w:p>
-      <w:r>
-        <w:rPr>
-          <w:rFonts w:ascii="Verdana" w:hAnsi="Verdana"/>
-          <w:i/>
-          <w:sz w:val="14"/>
-        </w:rPr>
-        <w:t>Note 16: Последовательность двух или более пар координат местоположения, таких как широта и долгота, определяет линию или многоугольник. Точки следует соединять в соответствии с порядком, данным в сообщении. Любая описываемая зона будет расположена слева от проведенной границы в направлении, установленном порядком, данным в сообщении. Это определение применяется к простым непересекающимся многоугольникам, без пробелов.</w:t>
-      </w:r>
-    </w:p>
-    <w:p>
-      <w:r>
-        <w:rPr>
-          <w:rFonts w:ascii="Verdana" w:hAnsi="Verdana"/>
-          <w:i/>
-          <w:sz w:val="14"/>
-        </w:rPr>
-        <w:t>Note 17: Если все биты установлены на 0, это означает, что калибровка правильная.</w:t>
-      </w:r>
-    </w:p>
-    <w:p>
-      <w:r>
-        <w:rPr>
-          <w:rFonts w:ascii="Verdana" w:hAnsi="Verdana"/>
-          <w:i/>
-          <w:sz w:val="14"/>
-        </w:rPr>
-        <w:t>Note 18: Все статистические данные первого порядка выражены в единицах измерения, определенных первоначальными дескрипторами данных.</w:t>
-      </w:r>
-    </w:p>
-    <w:p>
-      <w:r>
-        <w:rPr>
-          <w:rFonts w:ascii="Verdana" w:hAnsi="Verdana"/>
-          <w:i/>
-          <w:sz w:val="14"/>
-        </w:rPr>
-        <w:t>Note 19: Значимость ассоциированного поля должна использоваться на первоначальном этапе совместно с качеством данных наблюдений.</w:t>
-      </w:r>
-    </w:p>
-    <w:p>
-      <w:r>
-        <w:rPr>
-          <w:rFonts w:ascii="Verdana" w:hAnsi="Verdana"/>
-          <w:i/>
-          <w:sz w:val="14"/>
-        </w:rPr>
-        <w:t>Note 21: Начиная с позиции первого бита (бит старшего разряда), при приведении бита к цифре 1 канал используется. Если бит приводится к нулю, канал не используется.</w:t>
-      </w:r>
-    </w:p>
-    <w:p>
-      <w:r>
-        <w:rPr>
-          <w:rFonts w:ascii="Verdana" w:hAnsi="Verdana"/>
-          <w:i/>
-          <w:sz w:val="14"/>
-        </w:rPr>
-        <w:t>Note 23: Битовые флаги показывают прибор и/или каналы, используемые при получении различных физических параметров. Если в какой-либо группе параметров все биты = 0, то для этого параметра или группы параметров не производилась обработка.</w:t>
-      </w:r>
-    </w:p>
-    <w:p>
-      <w:r>
-        <w:rPr>
-          <w:rFonts w:ascii="Verdana" w:hAnsi="Verdana"/>
-          <w:i/>
-          <w:sz w:val="14"/>
-        </w:rPr>
-        <w:t>Note 24: Биты 1-4 представляют код погрешности времени. В том случае, когда все биты установлены на 0, это означает, что время сканирования соответствует предсказанному времени.</w:t>
-      </w:r>
-    </w:p>
-    <w:p>
-      <w:r>
-        <w:rPr>
-          <w:rFonts w:ascii="Verdana" w:hAnsi="Verdana"/>
-          <w:i/>
-          <w:sz w:val="14"/>
-        </w:rPr>
-        <w:t>Note 25: Биты 11-17 представляют код погрешности географического местоположения. В том случае, когда все биты установлены на 0, это означает, что географическое местоположение является нормальным.</w:t>
-      </w:r>
-    </w:p>
-    <w:p>
-      <w:r>
-        <w:rPr>
-          <w:rFonts w:ascii="Verdana" w:hAnsi="Verdana"/>
-          <w:i/>
-          <w:sz w:val="14"/>
-        </w:rPr>
-        <w:t>Note 27: Биты 5-10 представляют код погрешности калибровки. В том случае, когда все биты установлены на 0, это означает, что калибровка нормальная. В том случае, когда тот или иной из битов 5, 7 и 10 установлен на 1, это означает, что были использованы вторичные коэффициенты калибровки.</w:t>
-      </w:r>
-    </w:p>
-    <w:p>
-      <w:r>
-        <w:rPr>
-          <w:rFonts w:ascii="Verdana" w:hAnsi="Verdana"/>
-          <w:i/>
-          <w:sz w:val="14"/>
-        </w:rPr>
-        <w:t>Note 32: Кодовые цифры 1-9: Продолжительность и время измерения течения (векторный или доплеровский метод получения профиля течения).</w:t>
-      </w:r>
-    </w:p>
-    <w:p>
-      <w:r>
-        <w:rPr>
-          <w:rFonts w:ascii="Verdana" w:hAnsi="Verdana"/>
-          <w:i/>
-          <w:sz w:val="14"/>
-        </w:rPr>
-        <w:t>Note 33: Кодовые цифры 11-19: Период измерения течения (дрейфовый метод).</w:t>
-      </w:r>
-    </w:p>
-    <w:p>
-      <w:r>
-        <w:rPr>
-          <w:rFonts w:ascii="Verdana" w:hAnsi="Verdana"/>
-          <w:i/>
-          <w:sz w:val="14"/>
-        </w:rPr>
-        <w:t>Note 34: Средняя часть данной кодовой таблицы (кодовые цифры 100-199) включает термины на нескольких уровнях, которые могут быть использованы для простых и более сложных автоматических станций.</w:t>
-      </w:r>
-    </w:p>
-    <w:p>
-      <w:r>
-        <w:rPr>
-          <w:rFonts w:ascii="Verdana" w:hAnsi="Verdana"/>
-          <w:i/>
-          <w:sz w:val="14"/>
-        </w:rPr>
-        <w:t>Note 35: Дескриптор 0 25 009 исключен. Вместо него следует использовать дескриптор 0 25 029.</w:t>
-      </w:r>
-    </w:p>
-    <w:p>
-      <w:r>
-        <w:rPr>
-          <w:rFonts w:ascii="Verdana" w:hAnsi="Verdana"/>
-          <w:i/>
-          <w:sz w:val="14"/>
-        </w:rPr>
-        <w:t>Note 36: Данные о разностях — это значения разности, размеры которых аналогичны размерам соответствующих сообщаемых значений в отношении единиц измерения, но пределы которых установлены на нуль (например: разность между сообщенными и анализированными значениями, разность между сообщенными и прогнозированными значениями и т. д.).</w:t>
-      </w:r>
-    </w:p>
-    <w:p>
-      <w:r>
-        <w:rPr>
-          <w:rFonts w:ascii="Verdana" w:hAnsi="Verdana"/>
-          <w:i/>
-          <w:sz w:val="14"/>
-        </w:rPr>
-        <w:t>Note 39: EPSG представляет собой набор данных по системам координат и ее преобразованиям, который изначально был создан и поддерживался Европейской группой нефтепоисковых исследований. В настоящее время он поддерживается подкомитетом по геодезии Комитета по геоматике Международной ассоциации производителей нефти и газа.</w:t>
-      </w:r>
-    </w:p>
-    <w:p>
-      <w:r>
-        <w:rPr>
-          <w:rFonts w:ascii="Verdana" w:hAnsi="Verdana"/>
-          <w:i/>
-          <w:sz w:val="14"/>
-        </w:rPr>
-        <w:t>Note 42: Могут быть разработаны дополнительные применения.</w:t>
-      </w:r>
-    </w:p>
-    <w:p>
-      <w:r>
-        <w:rPr>
-          <w:rFonts w:ascii="Verdana" w:hAnsi="Verdana"/>
-          <w:i/>
-          <w:sz w:val="14"/>
-        </w:rPr>
-        <w:t>Note 43: Общие термины обозначения погоды (например: туман, морось) предназначены для использования на автоматических станциях, которые могут определить тип погоды, но не дают никакой другой информации. Общие термины обозначаются в кодовой таблице большими буквами.</w:t>
-      </w:r>
-    </w:p>
-    <w:p>
-      <w:r>
-        <w:rPr>
-          <w:rFonts w:ascii="Verdana" w:hAnsi="Verdana"/>
-          <w:i/>
-          <w:sz w:val="14"/>
-        </w:rPr>
-        <w:t>Note 45: H = Время наблюдения.</w:t>
-      </w:r>
-    </w:p>
-    <w:p>
-      <w:r>
-        <w:rPr>
-          <w:rFonts w:ascii="Verdana" w:hAnsi="Verdana"/>
-          <w:i/>
-          <w:sz w:val="14"/>
-        </w:rPr>
-        <w:t>Note 49: Если бит установлен на 1, указание действительно.</w:t>
-      </w:r>
-    </w:p>
-    <w:p>
-      <w:r>
-        <w:rPr>
-          <w:rFonts w:ascii="Verdana" w:hAnsi="Verdana"/>
-          <w:i/>
-          <w:sz w:val="14"/>
-        </w:rPr>
-        <w:t>Note 50: Определения в кодовых цифрах 0-2 и 4 применяются для обнаженной репрезентативной поверхности почвы, а цифры 3, 5-9 и 10-19 — к открытому репрезентативному району.</w:t>
-      </w:r>
-    </w:p>
-    <w:p>
-      <w:r>
-        <w:rPr>
-          <w:rFonts w:ascii="Verdana" w:hAnsi="Verdana"/>
-          <w:i/>
-          <w:sz w:val="14"/>
-        </w:rPr>
-        <w:t>Note 52: В сводках с автоматических станций следует использовать кодовую цифру 2, когда тенденция является положительной; 7 — отрицательной и 4, когда давление является таким же, как и 3 часа назад.</w:t>
-      </w:r>
-    </w:p>
-    <w:p>
-      <w:r>
-        <w:rPr>
-          <w:rFonts w:ascii="Verdana" w:hAnsi="Verdana"/>
-          <w:i/>
-          <w:sz w:val="14"/>
-        </w:rPr>
-        <w:t>Note 53: В сводках от тропических станций, сообщающих суточные изменения, следует использовать кодовую цифру 2 при положительной тенденции; 7 — при отрицательной тенденции и 4 — в случае, если давление остается таким же, как и за предшествующие 24 часа.</w:t>
-      </w:r>
-    </w:p>
-    <w:p>
-      <w:r>
-        <w:rPr>
-          <w:rFonts w:ascii="Verdana" w:hAnsi="Verdana"/>
-          <w:i/>
-          <w:sz w:val="14"/>
-        </w:rPr>
-        <w:t>Note 54: В данной кодовой таблице всякий раз, когда упоминается лед, это также включает в себя другие твердые осадки, отличные от снега.</w:t>
-      </w:r>
-    </w:p>
-    <w:p>
-      <w:r>
-        <w:rPr>
-          <w:rFonts w:ascii="Verdana" w:hAnsi="Verdana"/>
-          <w:i/>
-          <w:sz w:val="14"/>
-        </w:rPr>
-        <w:t>Note 57: Смешанные осадки обозначаются путем установки на единицу битов всех наблюдаемых самостоятельных типов осадков.</w:t>
-      </w:r>
-    </w:p>
-    <w:p>
-      <w:r>
-        <w:rPr>
-          <w:rFonts w:ascii="Verdana" w:hAnsi="Verdana"/>
-          <w:i/>
-          <w:sz w:val="14"/>
-        </w:rPr>
-        <w:t>Note 59: Новые локальные названия шторма различной интенсивности следует добавлять в соответствии с необходимостью.</w:t>
-      </w:r>
-    </w:p>
-    <w:p>
-      <w:r>
-        <w:rPr>
-          <w:rFonts w:ascii="Verdana" w:hAnsi="Verdana"/>
-          <w:i/>
-          <w:sz w:val="14"/>
-        </w:rPr>
-        <w:t>Note 60: Ни одна из кодовых цифр не исключает добавления интерполированных уровней по усмотрению центра-поставщика</w:t>
-      </w:r>
-    </w:p>
-    <w:p>
-      <w:r>
-        <w:rPr>
-          <w:rFonts w:ascii="Verdana" w:hAnsi="Verdana"/>
-          <w:i/>
-          <w:sz w:val="14"/>
-        </w:rPr>
-        <w:t>Note 63: Явление, указанное в данной таблице флагов, означает любое явление, включая осадки и явления, ухудшающие видимость.</w:t>
-      </w:r>
-    </w:p>
-    <w:p>
-      <w:r>
-        <w:rPr>
-          <w:rFonts w:ascii="Verdana" w:hAnsi="Verdana"/>
-          <w:i/>
-          <w:sz w:val="14"/>
-        </w:rPr>
-        <w:t>Note 75: Определения в кодовых цифрах 0-2 и 4 применяются для обнаженной репрезентативной поверхности почвы, а цифры 3, 5-9 и 10-19 — к открытому репрезентативному району.</w:t>
-      </w:r>
-    </w:p>
-    <w:p>
-      <w:r>
-        <w:rPr>
-          <w:rFonts w:ascii="Verdana" w:hAnsi="Verdana"/>
-          <w:i/>
-          <w:sz w:val="14"/>
-        </w:rPr>
-        <w:t>Note 76: Эти величины относятся к хорошо сформированному ветровому волнению в открытом море. В то время как предпочтение следует отдавать описательным терминам, значения этих высот могут использоваться наблюдателем как руководство при передаче состояния поверхности моря, которое возникает в результате различных факторов, таких, как ветер, зыбь, течения, угол между направлением ветра и зыби и т. д.</w:t>
-      </w:r>
-    </w:p>
-    <w:p>
-      <w:r>
-        <w:rPr>
-          <w:rFonts w:ascii="Verdana" w:hAnsi="Verdana"/>
-          <w:i/>
-          <w:sz w:val="14"/>
-        </w:rPr>
-        <w:t>Note 78: Первые три цифры представляют собой код страны ИСО.</w:t>
-      </w:r>
-    </w:p>
-    <w:p>
-      <w:r>
-        <w:rPr>
-          <w:rFonts w:ascii="Verdana" w:hAnsi="Verdana"/>
-          <w:i/>
-          <w:sz w:val="14"/>
-        </w:rPr>
-        <w:t>Note 79: Последняя колонка в таблице содержит соответствующий номер регистрации Химической реферативной службы (CAS) Американского химического общества.</w:t>
-      </w:r>
-    </w:p>
-    <w:p>
-      <w:r>
-        <w:rPr>
-          <w:rFonts w:ascii="Verdana" w:hAnsi="Verdana"/>
-          <w:i/>
-          <w:sz w:val="14"/>
-        </w:rPr>
-        <w:t>Note 80: Средняя часть данной кодовой таблицы (кодовые цифры 100-199) включает термины на нескольких уровнях, которые могут быть использованы для простых и более сложных автоматических станций.</w:t>
-      </w:r>
-    </w:p>
-    <w:p>
-      <w:r>
-        <w:rPr>
-          <w:rFonts w:ascii="Verdana" w:hAnsi="Verdana"/>
-          <w:i/>
-          <w:sz w:val="14"/>
-        </w:rPr>
-        <w:t>Note 81: Номинальный диапазон влажности поверхности почвы — от 0 % до 100 %. В крайних случаях экстраполированное обратное рассеяние при угле наклона в 40 градусов может превышать исходный показатель для влажного обратного рассеяния. В этих случаях значение, полученное в результате процесса измерения влажности поверхности почвы, будет менее 0 % или более 100 %, соответственно.</w:t>
-      </w:r>
-    </w:p>
-    <w:p>
-      <w:r>
-        <w:rPr>
-          <w:rFonts w:ascii="Verdana" w:hAnsi="Verdana"/>
-          <w:i/>
-          <w:sz w:val="14"/>
-        </w:rPr>
-        <w:t>Note 84: Эти величины относятся к хорошо сформированному ветровому волнению в открытом море. В то время как предпочтение следует отдавать описательным терминам, значения этих высот могут использоваться наблюдателем как руководство при передаче состояния поверхности моря, которое возникает в результате различных факторов, таких, как ветер, зыбь, течения, угол между направлением ветра и зыби и т. д.</w:t>
-      </w:r>
-    </w:p>
-    <w:p>
-      <w:r>
-        <w:rPr>
-          <w:rFonts w:ascii="Verdana" w:hAnsi="Verdana"/>
-          <w:i/>
-          <w:sz w:val="14"/>
-        </w:rPr>
-        <w:t>Note 85: Данный дескриптор будет связан с данными по видимости или высоте облаков для указания того, что значение является граничным. Если передаваемое значение является истинным, то кодовая цифра равна нулю. Однако измерение может попасть в предел измерительной способности прибора. Если передаваемое значение больше, чем истинное значение, то кодовая цифра будет равна 1, если передаваемое значение меньше истинного значения, то кодовая цифра будет равна 2.</w:t>
-      </w:r>
-    </w:p>
-    <w:p>
-      <w:r>
-        <w:rPr>
-          <w:rFonts w:ascii="Verdana" w:hAnsi="Verdana"/>
-          <w:i/>
-          <w:sz w:val="14"/>
-        </w:rPr>
-        <w:t>Note 88: Значимость времени должна быть квалифицирована соответствующими периодами времени, которые следует указывать.</w:t>
-      </w:r>
-    </w:p>
-    <w:p>
-      <w:r>
-        <w:rPr>
-          <w:rFonts w:ascii="Verdana" w:hAnsi="Verdana"/>
-          <w:i/>
-          <w:sz w:val="14"/>
-        </w:rPr>
-        <w:t>Note 90: Тип прибора и единицы начальных измерений для измерения ветра (в м с-1 за исключением отдельных указаний).</w:t>
-      </w:r>
-    </w:p>
-    <w:p>
-      <w:r>
-        <w:rPr>
-          <w:rFonts w:ascii="Verdana" w:hAnsi="Verdana"/>
-          <w:i/>
-          <w:sz w:val="14"/>
-        </w:rPr>
-        <w:t>Note 94: Там, где первоначальный метод передачи указывается кодовой цифрой 1, в целях получения достоверных значений данных, соответствующих дескриптору 0 01 012, рекомендуется следующее преобразование: Передаваемое значение Значение данных 0 0 1 45 2 90 3 135 4 180 5 225 6 270 7 315 8 360 9 511</w:t>
-      </w:r>
-    </w:p>
-    <w:p>
-      <w:r>
-        <w:rPr>
-          <w:rFonts w:ascii="Verdana" w:hAnsi="Verdana"/>
-          <w:i/>
-          <w:sz w:val="14"/>
-        </w:rPr>
-        <w:t>Note 95: Там, где первоначальный метод передачи указывается кодовой цифрой 1, в целях получения точных значений данных, соответствующих дескриптору 0 01 013, рекомендуется следующее преобразование: Передаваемое значение Значение данных 0 0 1 1 2 4 3 7 4 9 5 12 6 14 7 17 8 19 9 21 / 1023</w:t>
-      </w:r>
-    </w:p>
-    <w:p>
-      <w:r>
-        <w:rPr>
-          <w:rFonts w:ascii="Verdana" w:hAnsi="Verdana"/>
-          <w:i/>
-          <w:sz w:val="14"/>
-        </w:rPr>
-        <w:t>Note 22: Битовые флаги показывают элементы, включенные при обработке данных зондирования.</w:t>
-      </w:r>
-    </w:p>
     <w:sectPr>
       <w:pgSz w:w="16838" w:h="11906" w:orient="landscape"/>
       <w:pgMar w:top="850" w:right="850" w:bottom="850" w:left="850" w:header="720" w:footer="720" w:gutter="0"/>
